--- a/skills/phong-dieu-duong/assets/mau-quy-trinh-cham-soc.docx
+++ b/skills/phong-dieu-duong/assets/mau-quy-trinh-cham-soc.docx
@@ -1,5 +1,51 @@
 
-<file path=word/document.xml><?xml version="1.0" encoding="utf-8"?>
+<file path=./[Content_Types].xml><?xml version="1.0" encoding="utf-8"?>
+<Types xmlns="http://schemas.openxmlformats.org/package/2006/content-types">
+  <Default Extension="fntdata" ContentType="application/x-fontdata"/>
+  <Default Extension="jpeg" ContentType="image/jpeg"/>
+  <Default Extension="png" ContentType="image/png"/>
+  <Default Extension="rels" ContentType="application/vnd.openxmlformats-package.relationships+xml"/>
+  <Default Extension="xml" ContentType="application/xml"/>
+  <Override PartName="/word/styles.xml" ContentType="application/vnd.openxmlformats-officedocument.wordprocessingml.styles+xml"/>
+  <Override PartName="/word/footer1.xml" ContentType="application/vnd.openxmlformats-officedocument.wordprocessingml.footer+xml"/>
+  <Override PartName="/word/footer2.xml" ContentType="application/vnd.openxmlformats-officedocument.wordprocessingml.footer+xml"/>
+  <Override PartName="/word/document.xml" ContentType="application/vnd.openxmlformats-officedocument.wordprocessingml.document.main+xml"/>
+  <Override PartName="/word/header2.xml" ContentType="application/vnd.openxmlformats-officedocument.wordprocessingml.header+xml"/>
+  <Override PartName="/word/numbering.xml" ContentType="application/vnd.openxmlformats-officedocument.wordprocessingml.numbering+xml"/>
+  <Override PartName="/word/header1.xml" ContentType="application/vnd.openxmlformats-officedocument.wordprocessingml.header+xml"/>
+  <Override PartName="/word/fontTable.xml" ContentType="application/vnd.openxmlformats-officedocument.wordprocessingml.fontTable+xml"/>
+  <Override PartName="/word/settings.xml" ContentType="application/vnd.openxmlformats-officedocument.wordprocessingml.settings+xml"/>
+  <Override PartName="/word/theme/theme1.xml" ContentType="application/vnd.openxmlformats-officedocument.theme+xml"/>
+  <Override PartName="/docProps/core.xml" ContentType="application/vnd.openxmlformats-package.core-properties+xml"/>
+  <Override PartName="/docProps/app.xml" ContentType="application/vnd.openxmlformats-officedocument.extended-properties+xml"/>
+</Types>
+</file>
+
+<file path=./docProps/app.xml><?xml version="1.0" encoding="utf-8"?>
+<Properties xmlns="http://schemas.openxmlformats.org/officeDocument/2006/extended-properties" xmlns:vt="http://schemas.openxmlformats.org/officeDocument/2006/docPropsVTypes">
+  <Template>Normal</Template>
+  <TotalTime>0</TotalTime>
+  <Application>LibreOffice/26.2.4.2$Windows_X86_64 LibreOffice_project/0229ac93fcf0d7cbc6376066c6f35021cef002dc</Application>
+  <AppVersion>15.0000</AppVersion>
+</Properties>
+</file>
+
+<file path=./docProps/core.xml><?xml version="1.0" encoding="utf-8"?>
+<cp:coreProperties xmlns:cp="http://schemas.openxmlformats.org/package/2006/metadata/core-properties" xmlns:dc="http://purl.org/dc/elements/1.1/" xmlns:dcterms="http://purl.org/dc/terms/" xmlns:dcmitype="http://purl.org/dc/dcmitype/" xmlns:xsi="http://www.w3.org/2001/XMLSchema-instance">
+  <dcterms:created xsi:type="dcterms:W3CDTF">2026-07-13T10:59:00Z</dcterms:created>
+  <dc:creator>Windows xp sp2 Full</dc:creator>
+  <dc:description/>
+  <dc:language>en-US</dc:language>
+  <cp:lastModifiedBy>Trực</cp:lastModifiedBy>
+  <cp:lastPrinted>2025-06-05T10:08:00Z</cp:lastPrinted>
+  <dcterms:modified xsi:type="dcterms:W3CDTF">2026-07-13T10:59:00Z</dcterms:modified>
+  <cp:revision>2</cp:revision>
+  <dc:subject/>
+  <dc:title>1</dc:title>
+</cp:coreProperties>
+</file>
+
+<file path=./word/document.xml><?xml version="1.0" encoding="utf-8"?>
 <w:document xmlns:o="urn:schemas-microsoft-com:office:office" xmlns:r="http://schemas.openxmlformats.org/officeDocument/2006/relationships" xmlns:v="urn:schemas-microsoft-com:vml" xmlns:w="http://schemas.openxmlformats.org/wordprocessingml/2006/main" xmlns:w10="urn:schemas-microsoft-com:office:word" xmlns:wp="http://schemas.openxmlformats.org/drawingml/2006/wordprocessingDrawing" xmlns:pic="http://schemas.openxmlformats.org/drawingml/2006/picture" xmlns:wps="http://schemas.microsoft.com/office/word/2010/wordprocessingShape" xmlns:wpg="http://schemas.microsoft.com/office/word/2010/wordprocessingGroup" xmlns:mc="http://schemas.openxmlformats.org/markup-compatibility/2006" xmlns:wp14="http://schemas.microsoft.com/office/word/2010/wordprocessingDrawing" xmlns:w14="http://schemas.microsoft.com/office/word/2010/wordml" xmlns:w15="http://schemas.microsoft.com/office/word/2012/wordml">
   <w:body>
     <w:p>
@@ -13956,7 +14002,73 @@
 </w:document>
 </file>
 
-<file path=word/footer1.xml><?xml version="1.0" encoding="utf-8"?>
+<file path=./word/fontTable.xml><?xml version="1.0" encoding="utf-8"?>
+<w:fonts xmlns:w="http://schemas.openxmlformats.org/wordprocessingml/2006/main" xmlns:r="http://schemas.openxmlformats.org/officeDocument/2006/relationships">
+  <w:font w:name="Times New Roman">
+    <w:family w:val="roman"/>
+    <w:pitch w:val="variable"/>
+  </w:font>
+  <w:font w:name="Symbol">
+    <w:family w:val="roman"/>
+    <w:pitch w:val="variable"/>
+  </w:font>
+  <w:font w:name="Arial">
+    <w:family w:val="swiss"/>
+    <w:pitch w:val="variable"/>
+  </w:font>
+  <w:font w:name="Liberation Serif">
+    <w:altName w:val="Times New Roman"/>
+    <w:family w:val="roman"/>
+    <w:pitch w:val="variable"/>
+  </w:font>
+  <w:font w:name=".VnTime">
+    <w:altName w:val="Courier New"/>
+    <w:family w:val="swiss"/>
+    <w:pitch w:val="variable"/>
+  </w:font>
+  <w:font w:name=".VnTimeH">
+    <w:altName w:val="Courier New"/>
+    <w:family w:val="swiss"/>
+    <w:pitch w:val="variable"/>
+  </w:font>
+  <w:font w:name=".VnArial">
+    <w:altName w:val="Courier New"/>
+    <w:family w:val="swiss"/>
+    <w:pitch w:val="variable"/>
+  </w:font>
+  <w:font w:name=".Vn3DH">
+    <w:altName w:val="Courier New"/>
+    <w:family w:val="swiss"/>
+    <w:pitch w:val="variable"/>
+  </w:font>
+  <w:font w:name="Courier New">
+    <w:family w:val="modern"/>
+    <w:pitch w:val="default"/>
+  </w:font>
+  <w:font w:name="Wingdings">
+    <w:family w:val="auto"/>
+    <w:pitch w:val="variable"/>
+  </w:font>
+  <w:font w:name="Shruti">
+    <w:family w:val="roman"/>
+    <w:pitch w:val="variable"/>
+  </w:font>
+  <w:font w:name="Verdana">
+    <w:family w:val="swiss"/>
+    <w:pitch w:val="variable"/>
+  </w:font>
+  <w:font w:name=".VnArialH">
+    <w:family w:val="swiss"/>
+    <w:pitch w:val="variable"/>
+  </w:font>
+  <w:font w:name="Tahoma">
+    <w:family w:val="swiss"/>
+    <w:pitch w:val="variable"/>
+  </w:font>
+</w:fonts>
+</file>
+
+<file path=./word/footer1.xml><?xml version="1.0" encoding="utf-8"?>
 <w:ftr xmlns:o="urn:schemas-microsoft-com:office:office" xmlns:r="http://schemas.openxmlformats.org/officeDocument/2006/relationships" xmlns:v="urn:schemas-microsoft-com:vml" xmlns:w="http://schemas.openxmlformats.org/wordprocessingml/2006/main" xmlns:w10="urn:schemas-microsoft-com:office:word" xmlns:wp="http://schemas.openxmlformats.org/drawingml/2006/wordprocessingDrawing" xmlns:pic="http://schemas.openxmlformats.org/drawingml/2006/picture" xmlns:wps="http://schemas.microsoft.com/office/word/2010/wordprocessingShape" xmlns:wpg="http://schemas.microsoft.com/office/word/2010/wordprocessingGroup" xmlns:mc="http://schemas.openxmlformats.org/markup-compatibility/2006" xmlns:wp14="http://schemas.microsoft.com/office/word/2010/wordprocessingDrawing" xmlns:w14="http://schemas.microsoft.com/office/word/2010/wordml" xmlns:w15="http://schemas.microsoft.com/office/word/2012/wordml">
   <w:p>
     <w:pPr>
@@ -14128,7 +14240,7 @@
 </w:ftr>
 </file>
 
-<file path=word/footer2.xml><?xml version="1.0" encoding="utf-8"?>
+<file path=./word/footer2.xml><?xml version="1.0" encoding="utf-8"?>
 <w:ftr xmlns:o="urn:schemas-microsoft-com:office:office" xmlns:r="http://schemas.openxmlformats.org/officeDocument/2006/relationships" xmlns:v="urn:schemas-microsoft-com:vml" xmlns:w="http://schemas.openxmlformats.org/wordprocessingml/2006/main" xmlns:w10="urn:schemas-microsoft-com:office:word" xmlns:wp="http://schemas.openxmlformats.org/drawingml/2006/wordprocessingDrawing" xmlns:pic="http://schemas.openxmlformats.org/drawingml/2006/picture" xmlns:wps="http://schemas.microsoft.com/office/word/2010/wordprocessingShape" xmlns:wpg="http://schemas.microsoft.com/office/word/2010/wordprocessingGroup" xmlns:mc="http://schemas.openxmlformats.org/markup-compatibility/2006" xmlns:wp14="http://schemas.microsoft.com/office/word/2010/wordprocessingDrawing" xmlns:w14="http://schemas.microsoft.com/office/word/2010/wordml" xmlns:w15="http://schemas.microsoft.com/office/word/2012/wordml">
   <w:p>
     <w:pPr>
@@ -14142,7 +14254,7 @@
 </w:ftr>
 </file>
 
-<file path=word/header1.xml><?xml version="1.0" encoding="utf-8"?>
+<file path=./word/header1.xml><?xml version="1.0" encoding="utf-8"?>
 <w:hdr xmlns:o="urn:schemas-microsoft-com:office:office" xmlns:r="http://schemas.openxmlformats.org/officeDocument/2006/relationships" xmlns:v="urn:schemas-microsoft-com:vml" xmlns:w="http://schemas.openxmlformats.org/wordprocessingml/2006/main" xmlns:w10="urn:schemas-microsoft-com:office:word" xmlns:wp="http://schemas.openxmlformats.org/drawingml/2006/wordprocessingDrawing" xmlns:pic="http://schemas.openxmlformats.org/drawingml/2006/picture" xmlns:wps="http://schemas.microsoft.com/office/word/2010/wordprocessingShape" xmlns:wpg="http://schemas.microsoft.com/office/word/2010/wordprocessingGroup" xmlns:mc="http://schemas.openxmlformats.org/markup-compatibility/2006" xmlns:wp14="http://schemas.microsoft.com/office/word/2010/wordprocessingDrawing" xmlns:w14="http://schemas.microsoft.com/office/word/2010/wordml" xmlns:w15="http://schemas.microsoft.com/office/word/2012/wordml">
   <w:tbl>
     <w:tblPr>
@@ -14282,7 +14394,7 @@
 </w:hdr>
 </file>
 
-<file path=word/header2.xml><?xml version="1.0" encoding="utf-8"?>
+<file path=./word/header2.xml><?xml version="1.0" encoding="utf-8"?>
 <w:hdr xmlns:o="urn:schemas-microsoft-com:office:office" xmlns:r="http://schemas.openxmlformats.org/officeDocument/2006/relationships" xmlns:v="urn:schemas-microsoft-com:vml" xmlns:w="http://schemas.openxmlformats.org/wordprocessingml/2006/main" xmlns:w10="urn:schemas-microsoft-com:office:word" xmlns:wp="http://schemas.openxmlformats.org/drawingml/2006/wordprocessingDrawing" xmlns:pic="http://schemas.openxmlformats.org/drawingml/2006/picture" xmlns:wps="http://schemas.microsoft.com/office/word/2010/wordprocessingShape" xmlns:wpg="http://schemas.microsoft.com/office/word/2010/wordprocessingGroup" xmlns:mc="http://schemas.openxmlformats.org/markup-compatibility/2006" xmlns:wp14="http://schemas.microsoft.com/office/word/2010/wordprocessingDrawing" xmlns:w14="http://schemas.microsoft.com/office/word/2010/wordml" xmlns:w15="http://schemas.microsoft.com/office/word/2012/wordml">
   <w:p>
     <w:pPr>
@@ -14306,7 +14418,7 @@
 </w:hdr>
 </file>
 
-<file path=word/numbering.xml><?xml version="1.0" encoding="utf-8"?>
+<file path=./word/numbering.xml><?xml version="1.0" encoding="utf-8"?>
 <w:numbering xmlns:w="http://schemas.openxmlformats.org/wordprocessingml/2006/main" xmlns:o="urn:schemas-microsoft-com:office:office" xmlns:r="http://schemas.openxmlformats.org/officeDocument/2006/relationships" xmlns:v="urn:schemas-microsoft-com:vml" xmlns:mc="http://schemas.openxmlformats.org/markup-compatibility/2006" xmlns:w14="http://schemas.microsoft.com/office/word/2010/wordml">
   <w:abstractNum w:abstractNumId="1">
     <w:lvl w:ilvl="0">
@@ -14484,7 +14596,19 @@
 </w:numbering>
 </file>
 
-<file path=word/styles.xml><?xml version="1.0" encoding="utf-8"?>
+<file path=./word/settings.xml><?xml version="1.0" encoding="utf-8"?>
+<w:settings xmlns:w="http://schemas.openxmlformats.org/wordprocessingml/2006/main">
+  <w:zoom w:percent="100"/>
+  <w:defaultTabStop w:val="720"/>
+  <w:autoHyphenation w:val="true"/>
+  <w:hyphenationZone w:val="0"/>
+  <w:compat>
+    <w:compatSetting w:name="compatibilityMode" w:uri="http://schemas.microsoft.com/office/word" w:val="11"/>
+  </w:compat>
+</w:settings>
+</file>
+
+<file path=./word/styles.xml><?xml version="1.0" encoding="utf-8"?>
 <w:styles xmlns:w="http://schemas.openxmlformats.org/wordprocessingml/2006/main" xmlns:w14="http://schemas.microsoft.com/office/word/2010/wordml" xmlns:mc="http://schemas.openxmlformats.org/markup-compatibility/2006">
   <w:docDefaults>
     <w:rPrDefault>
@@ -15907,7 +16031,7 @@
 </w:styles>
 </file>
 
-<file path=word/theme/theme1.xml><?xml version="1.0" encoding="utf-8"?>
+<file path=./word/theme/theme1.xml><?xml version="1.0" encoding="utf-8"?>
 <a:theme xmlns:a="http://schemas.openxmlformats.org/drawingml/2006/main" xmlns:r="http://schemas.openxmlformats.org/officeDocument/2006/relationships" name="Office">
   <a:themeElements>
     <a:clrScheme name="LibreOffice">

--- a/skills/phong-dieu-duong/assets/mau-quy-trinh-cham-soc.docx
+++ b/skills/phong-dieu-duong/assets/mau-quy-trinh-cham-soc.docx
@@ -1,51 +1,5 @@
 
-<file path=./[Content_Types].xml><?xml version="1.0" encoding="utf-8"?>
-<Types xmlns="http://schemas.openxmlformats.org/package/2006/content-types">
-  <Default Extension="fntdata" ContentType="application/x-fontdata"/>
-  <Default Extension="jpeg" ContentType="image/jpeg"/>
-  <Default Extension="png" ContentType="image/png"/>
-  <Default Extension="rels" ContentType="application/vnd.openxmlformats-package.relationships+xml"/>
-  <Default Extension="xml" ContentType="application/xml"/>
-  <Override PartName="/word/styles.xml" ContentType="application/vnd.openxmlformats-officedocument.wordprocessingml.styles+xml"/>
-  <Override PartName="/word/footer1.xml" ContentType="application/vnd.openxmlformats-officedocument.wordprocessingml.footer+xml"/>
-  <Override PartName="/word/footer2.xml" ContentType="application/vnd.openxmlformats-officedocument.wordprocessingml.footer+xml"/>
-  <Override PartName="/word/document.xml" ContentType="application/vnd.openxmlformats-officedocument.wordprocessingml.document.main+xml"/>
-  <Override PartName="/word/header2.xml" ContentType="application/vnd.openxmlformats-officedocument.wordprocessingml.header+xml"/>
-  <Override PartName="/word/numbering.xml" ContentType="application/vnd.openxmlformats-officedocument.wordprocessingml.numbering+xml"/>
-  <Override PartName="/word/header1.xml" ContentType="application/vnd.openxmlformats-officedocument.wordprocessingml.header+xml"/>
-  <Override PartName="/word/fontTable.xml" ContentType="application/vnd.openxmlformats-officedocument.wordprocessingml.fontTable+xml"/>
-  <Override PartName="/word/settings.xml" ContentType="application/vnd.openxmlformats-officedocument.wordprocessingml.settings+xml"/>
-  <Override PartName="/word/theme/theme1.xml" ContentType="application/vnd.openxmlformats-officedocument.theme+xml"/>
-  <Override PartName="/docProps/core.xml" ContentType="application/vnd.openxmlformats-package.core-properties+xml"/>
-  <Override PartName="/docProps/app.xml" ContentType="application/vnd.openxmlformats-officedocument.extended-properties+xml"/>
-</Types>
-</file>
-
-<file path=./docProps/app.xml><?xml version="1.0" encoding="utf-8"?>
-<Properties xmlns="http://schemas.openxmlformats.org/officeDocument/2006/extended-properties" xmlns:vt="http://schemas.openxmlformats.org/officeDocument/2006/docPropsVTypes">
-  <Template>Normal</Template>
-  <TotalTime>0</TotalTime>
-  <Application>LibreOffice/26.2.4.2$Windows_X86_64 LibreOffice_project/0229ac93fcf0d7cbc6376066c6f35021cef002dc</Application>
-  <AppVersion>15.0000</AppVersion>
-</Properties>
-</file>
-
-<file path=./docProps/core.xml><?xml version="1.0" encoding="utf-8"?>
-<cp:coreProperties xmlns:cp="http://schemas.openxmlformats.org/package/2006/metadata/core-properties" xmlns:dc="http://purl.org/dc/elements/1.1/" xmlns:dcterms="http://purl.org/dc/terms/" xmlns:dcmitype="http://purl.org/dc/dcmitype/" xmlns:xsi="http://www.w3.org/2001/XMLSchema-instance">
-  <dcterms:created xsi:type="dcterms:W3CDTF">2026-07-13T10:59:00Z</dcterms:created>
-  <dc:creator>Windows xp sp2 Full</dc:creator>
-  <dc:description/>
-  <dc:language>en-US</dc:language>
-  <cp:lastModifiedBy>Trực</cp:lastModifiedBy>
-  <cp:lastPrinted>2025-06-05T10:08:00Z</cp:lastPrinted>
-  <dcterms:modified xsi:type="dcterms:W3CDTF">2026-07-13T10:59:00Z</dcterms:modified>
-  <cp:revision>2</cp:revision>
-  <dc:subject/>
-  <dc:title>1</dc:title>
-</cp:coreProperties>
-</file>
-
-<file path=./word/document.xml><?xml version="1.0" encoding="utf-8"?>
+<file path=word/document.xml><?xml version="1.0" encoding="utf-8"?>
 <w:document xmlns:o="urn:schemas-microsoft-com:office:office" xmlns:r="http://schemas.openxmlformats.org/officeDocument/2006/relationships" xmlns:v="urn:schemas-microsoft-com:vml" xmlns:w="http://schemas.openxmlformats.org/wordprocessingml/2006/main" xmlns:w10="urn:schemas-microsoft-com:office:word" xmlns:wp="http://schemas.openxmlformats.org/drawingml/2006/wordprocessingDrawing" xmlns:pic="http://schemas.openxmlformats.org/drawingml/2006/picture" xmlns:wps="http://schemas.microsoft.com/office/word/2010/wordprocessingShape" xmlns:wpg="http://schemas.microsoft.com/office/word/2010/wordprocessingGroup" xmlns:mc="http://schemas.openxmlformats.org/markup-compatibility/2006" xmlns:wp14="http://schemas.microsoft.com/office/word/2010/wordprocessingDrawing" xmlns:w14="http://schemas.microsoft.com/office/word/2010/wordml" xmlns:w15="http://schemas.microsoft.com/office/word/2012/wordml">
   <w:body>
     <w:p>
@@ -58,7 +12,7 @@
         <w:spacing w:before="120" w:after="0"/>
         <w:jc w:val="both"/>
         <w:rPr>
-          <w:rFonts w:ascii="Times New Roman" w:hAnsi="Times New Roman" w:eastAsia="Calibri" w:cs="Times New Roman"/>
+          <w:rFonts w:ascii="Times New Roman" w:hAnsi="Times New Roman" w:cs="Times New Roman"/>
           <w:b/>
           <w:sz w:val="24"/>
           <w:szCs w:val="24"/>
@@ -171,12 +125,12 @@
                                       <w:rFonts w:ascii="Times New Roman" w:hAnsi="Times New Roman" w:cs="Times New Roman"/>
                                       <w:sz w:val="26"/>
                                       <w:szCs w:val="26"/>
-                                      <w:lang w:val="en-US" w:eastAsia="en-US"/>
+                                      <w:lang w:val="vi-VN" w:eastAsia="vi-VN"/>
                                     </w:rPr>
                                   </w:pPr>
                                   <w:r>
                                     <w:rPr>
-                                      <w:lang w:val="en-US" w:eastAsia="en-US"/>
+                                      <w:lang w:val="vi-VN" w:eastAsia="vi-VN"/>
                                     </w:rPr>
                                     <w:drawing>
                                       <wp:inline distT="0" distB="0" distL="0" distR="0">
@@ -261,7 +215,7 @@
                                       <w:b/>
                                       <w:sz w:val="26"/>
                                       <w:szCs w:val="26"/>
-                                      <w:lang w:val="en-GB" w:eastAsia="en-US"/>
+                                      <w:lang w:val="en-GB" w:eastAsia="vi-VN"/>
                                     </w:rPr>
                                   </w:pPr>
                                   <w:r>
@@ -296,7 +250,7 @@
                                       <w:iCs/>
                                       <w:sz w:val="26"/>
                                       <w:szCs w:val="26"/>
-                                      <w:lang w:val="sv-SE" w:eastAsia="en-US"/>
+                                      <w:lang w:val="sv-SE" w:eastAsia="vi-VN"/>
                                     </w:rPr>
                                   </w:pPr>
                                   <w:r>
@@ -362,7 +316,7 @@
                                       <w:b/>
                                       <w:sz w:val="26"/>
                                       <w:szCs w:val="26"/>
-                                      <w:lang w:val="en-US" w:eastAsia="en-US"/>
+                                      <w:lang w:val="vi-VN" w:eastAsia="vi-VN"/>
                                     </w:rPr>
                                   </w:pPr>
                                   <w:r>
@@ -408,11 +362,10 @@
                                     <w:pStyle w:val="Normal"/>
                                     <w:snapToGrid w:val="false"/>
                                     <w:rPr>
-                                      <w:rFonts w:ascii="Times New Roman" w:hAnsi="Times New Roman" w:eastAsia="Calibri" w:cs="Times New Roman"/>
-                                      <w:b/>
-                                      <w:sz w:val="26"/>
-                                      <w:szCs w:val="26"/>
-                                      <w:lang w:val="en-US" w:eastAsia="en-US"/>
+                                      <w:rFonts w:ascii="Times New Roman" w:hAnsi="Times New Roman" w:cs="Times New Roman"/>
+                                      <w:sz w:val="26"/>
+                                      <w:szCs w:val="26"/>
+                                      <w:lang w:val="vi-VN" w:eastAsia="vi-VN"/>
                                     </w:rPr>
                                   </w:pPr>
                                   <w:r>
@@ -421,7 +374,7 @@
                                       <w:b/>
                                       <w:sz w:val="26"/>
                                       <w:szCs w:val="26"/>
-                                      <w:lang w:val="en-US" w:eastAsia="en-US"/>
+                                      <w:lang w:val="vi-VN" w:eastAsia="vi-VN"/>
                                     </w:rPr>
                                   </w:r>
                                 </w:p>
@@ -481,7 +434,7 @@
                                       <w:b/>
                                       <w:sz w:val="26"/>
                                       <w:szCs w:val="26"/>
-                                      <w:lang w:val="en-GB" w:eastAsia="en-US"/>
+                                      <w:lang w:val="en-GB" w:eastAsia="vi-VN"/>
                                     </w:rPr>
                                   </w:pPr>
                                   <w:r>
@@ -490,7 +443,7 @@
                                       <w:b/>
                                       <w:sz w:val="26"/>
                                       <w:szCs w:val="26"/>
-                                      <w:lang w:val="en-GB" w:eastAsia="en-US"/>
+                                      <w:lang w:val="en-GB" w:eastAsia="vi-VN"/>
                                     </w:rPr>
                                   </w:r>
                                 </w:p>
@@ -504,7 +457,7 @@
                                 <w:rFonts w:ascii="Times New Roman" w:hAnsi="Times New Roman" w:cs="Times New Roman"/>
                                 <w:sz w:val="26"/>
                                 <w:szCs w:val="26"/>
-                                <w:lang w:val="en-GB" w:eastAsia="en-US"/>
+                                <w:lang w:val="en-GB" w:eastAsia="vi-VN"/>
                               </w:rPr>
                             </w:pPr>
                             <w:r>
@@ -512,7 +465,7 @@
                                 <w:rFonts w:cs="Times New Roman" w:ascii="Times New Roman" w:hAnsi="Times New Roman"/>
                                 <w:sz w:val="26"/>
                                 <w:szCs w:val="26"/>
-                                <w:lang w:val="en-GB" w:eastAsia="en-US"/>
+                                <w:lang w:val="en-GB" w:eastAsia="vi-VN"/>
                               </w:rPr>
                             </w:r>
                           </w:p>
@@ -523,7 +476,6 @@
                                 <w:rFonts w:ascii="Times New Roman" w:hAnsi="Times New Roman" w:cs="Times New Roman"/>
                                 <w:sz w:val="26"/>
                                 <w:szCs w:val="26"/>
-                                <w:lang w:val="en-GB" w:eastAsia="en-US"/>
                               </w:rPr>
                             </w:pPr>
                             <w:r>
@@ -531,7 +483,7 @@
                                 <w:rFonts w:cs="Times New Roman" w:ascii="Times New Roman" w:hAnsi="Times New Roman"/>
                                 <w:sz w:val="26"/>
                                 <w:szCs w:val="26"/>
-                                <w:lang w:val="en-GB" w:eastAsia="en-US"/>
+                                <w:lang w:val="en-GB" w:eastAsia="vi-VN"/>
                               </w:rPr>
                             </w:r>
                           </w:p>
@@ -579,7 +531,7 @@
                                       <w:rFonts w:ascii="Times New Roman" w:hAnsi="Times New Roman" w:cs="Times New Roman"/>
                                       <w:sz w:val="26"/>
                                       <w:szCs w:val="26"/>
-                                      <w:lang w:val="en-GB" w:eastAsia="en-US"/>
+                                      <w:lang w:val="en-GB" w:eastAsia="vi-VN"/>
                                     </w:rPr>
                                   </w:pPr>
                                   <w:r>
@@ -587,7 +539,7 @@
                                       <w:rFonts w:cs="Times New Roman" w:ascii="Times New Roman" w:hAnsi="Times New Roman"/>
                                       <w:sz w:val="26"/>
                                       <w:szCs w:val="26"/>
-                                      <w:lang w:val="en-GB" w:eastAsia="en-US"/>
+                                      <w:lang w:val="en-GB" w:eastAsia="vi-VN"/>
                                     </w:rPr>
                                   </w:r>
                                 </w:p>
@@ -612,7 +564,7 @@
                                       <w:rFonts w:ascii="Times New Roman" w:hAnsi="Times New Roman" w:cs="Times New Roman"/>
                                       <w:sz w:val="26"/>
                                       <w:szCs w:val="26"/>
-                                      <w:lang w:val="en-GB" w:eastAsia="en-US"/>
+                                      <w:lang w:val="en-GB" w:eastAsia="vi-VN"/>
                                     </w:rPr>
                                   </w:pPr>
                                   <w:r>
@@ -646,7 +598,7 @@
                                       <w:rFonts w:ascii="Times New Roman" w:hAnsi="Times New Roman" w:cs="Times New Roman"/>
                                       <w:sz w:val="26"/>
                                       <w:szCs w:val="26"/>
-                                      <w:lang w:val="en-GB" w:eastAsia="en-US"/>
+                                      <w:lang w:val="en-GB" w:eastAsia="vi-VN"/>
                                     </w:rPr>
                                   </w:pPr>
                                   <w:r>
@@ -680,7 +632,7 @@
                                       <w:rFonts w:ascii="Times New Roman" w:hAnsi="Times New Roman" w:cs="Times New Roman"/>
                                       <w:sz w:val="26"/>
                                       <w:szCs w:val="26"/>
-                                      <w:lang w:val="en-GB" w:eastAsia="en-US"/>
+                                      <w:lang w:val="en-GB" w:eastAsia="vi-VN"/>
                                     </w:rPr>
                                   </w:pPr>
                                   <w:r>
@@ -719,7 +671,7 @@
                                       <w:rFonts w:ascii="Times New Roman" w:hAnsi="Times New Roman" w:cs="Times New Roman"/>
                                       <w:sz w:val="26"/>
                                       <w:szCs w:val="26"/>
-                                      <w:lang w:val="en-GB" w:eastAsia="en-US"/>
+                                      <w:lang w:val="en-GB" w:eastAsia="vi-VN"/>
                                     </w:rPr>
                                   </w:pPr>
                                   <w:r>
@@ -753,7 +705,7 @@
                                       <w:rFonts w:ascii="Times New Roman" w:hAnsi="Times New Roman" w:cs="Times New Roman"/>
                                       <w:sz w:val="26"/>
                                       <w:szCs w:val="26"/>
-                                      <w:lang w:val="en-GB" w:eastAsia="en-US"/>
+                                      <w:lang w:val="en-GB" w:eastAsia="vi-VN"/>
                                     </w:rPr>
                                   </w:pPr>
                                   <w:r>
@@ -761,7 +713,7 @@
                                       <w:rFonts w:cs="Times New Roman" w:ascii="Times New Roman" w:hAnsi="Times New Roman"/>
                                       <w:sz w:val="26"/>
                                       <w:szCs w:val="26"/>
-                                      <w:lang w:val="en-GB" w:eastAsia="en-US"/>
+                                      <w:lang w:val="en-GB" w:eastAsia="vi-VN"/>
                                     </w:rPr>
                                   </w:r>
                                 </w:p>
@@ -787,7 +739,7 @@
                                       <w:rFonts w:ascii="Times New Roman" w:hAnsi="Times New Roman" w:cs="Times New Roman"/>
                                       <w:sz w:val="26"/>
                                       <w:szCs w:val="26"/>
-                                      <w:lang w:val="en-GB" w:eastAsia="en-US"/>
+                                      <w:lang w:val="en-GB" w:eastAsia="vi-VN"/>
                                     </w:rPr>
                                   </w:pPr>
                                   <w:r>
@@ -795,7 +747,7 @@
                                       <w:rFonts w:cs="Times New Roman" w:ascii="Times New Roman" w:hAnsi="Times New Roman"/>
                                       <w:sz w:val="26"/>
                                       <w:szCs w:val="26"/>
-                                      <w:lang w:val="en-GB" w:eastAsia="en-US"/>
+                                      <w:lang w:val="en-GB" w:eastAsia="vi-VN"/>
                                     </w:rPr>
                                   </w:r>
                                 </w:p>
@@ -821,7 +773,7 @@
                                       <w:rFonts w:ascii="Times New Roman" w:hAnsi="Times New Roman" w:cs="Times New Roman"/>
                                       <w:sz w:val="26"/>
                                       <w:szCs w:val="26"/>
-                                      <w:lang w:val="en-GB" w:eastAsia="en-US"/>
+                                      <w:lang w:val="en-GB" w:eastAsia="vi-VN"/>
                                     </w:rPr>
                                   </w:pPr>
                                   <w:r>
@@ -829,7 +781,7 @@
                                       <w:rFonts w:cs="Times New Roman" w:ascii="Times New Roman" w:hAnsi="Times New Roman"/>
                                       <w:sz w:val="26"/>
                                       <w:szCs w:val="26"/>
-                                      <w:lang w:val="en-GB" w:eastAsia="en-US"/>
+                                      <w:lang w:val="en-GB" w:eastAsia="vi-VN"/>
                                     </w:rPr>
                                   </w:r>
                                 </w:p>
@@ -859,7 +811,7 @@
                                       <w:rFonts w:ascii="Times New Roman" w:hAnsi="Times New Roman" w:cs="Times New Roman"/>
                                       <w:sz w:val="26"/>
                                       <w:szCs w:val="26"/>
-                                      <w:lang w:val="en-GB" w:eastAsia="en-US"/>
+                                      <w:lang w:val="en-GB" w:eastAsia="vi-VN"/>
                                     </w:rPr>
                                   </w:pPr>
                                   <w:r>
@@ -893,7 +845,7 @@
                                       <w:rFonts w:ascii="Times New Roman" w:hAnsi="Times New Roman" w:cs="Times New Roman"/>
                                       <w:sz w:val="26"/>
                                       <w:szCs w:val="26"/>
-                                      <w:lang w:val="en-GB" w:eastAsia="en-US"/>
+                                      <w:lang w:val="en-GB" w:eastAsia="vi-VN"/>
                                     </w:rPr>
                                   </w:pPr>
                                   <w:r>
@@ -901,7 +853,7 @@
                                       <w:rFonts w:cs="Times New Roman" w:ascii="Times New Roman" w:hAnsi="Times New Roman"/>
                                       <w:sz w:val="26"/>
                                       <w:szCs w:val="26"/>
-                                      <w:lang w:val="en-GB" w:eastAsia="en-US"/>
+                                      <w:lang w:val="en-GB" w:eastAsia="vi-VN"/>
                                     </w:rPr>
                                   </w:r>
                                 </w:p>
@@ -914,7 +866,6 @@
                                       <w:rFonts w:ascii="Times New Roman" w:hAnsi="Times New Roman" w:cs="Times New Roman"/>
                                       <w:sz w:val="26"/>
                                       <w:szCs w:val="26"/>
-                                      <w:lang w:val="en-GB" w:eastAsia="en-US"/>
                                     </w:rPr>
                                   </w:pPr>
                                   <w:r>
@@ -922,7 +873,7 @@
                                       <w:rFonts w:cs="Times New Roman" w:ascii="Times New Roman" w:hAnsi="Times New Roman"/>
                                       <w:sz w:val="26"/>
                                       <w:szCs w:val="26"/>
-                                      <w:lang w:val="en-GB" w:eastAsia="en-US"/>
+                                      <w:lang w:val="en-GB" w:eastAsia="vi-VN"/>
                                     </w:rPr>
                                   </w:r>
                                 </w:p>
@@ -935,7 +886,7 @@
                                       <w:rFonts w:ascii="Times New Roman" w:hAnsi="Times New Roman" w:cs="Times New Roman"/>
                                       <w:sz w:val="26"/>
                                       <w:szCs w:val="26"/>
-                                      <w:lang w:val="en-GB" w:eastAsia="en-US"/>
+                                      <w:lang w:val="en-GB" w:eastAsia="vi-VN"/>
                                     </w:rPr>
                                   </w:pPr>
                                   <w:r>
@@ -943,7 +894,7 @@
                                       <w:rFonts w:cs="Times New Roman" w:ascii="Times New Roman" w:hAnsi="Times New Roman"/>
                                       <w:sz w:val="26"/>
                                       <w:szCs w:val="26"/>
-                                      <w:lang w:val="en-GB" w:eastAsia="en-US"/>
+                                      <w:lang w:val="en-GB" w:eastAsia="vi-VN"/>
                                     </w:rPr>
                                   </w:r>
                                 </w:p>
@@ -969,7 +920,7 @@
                                       <w:rFonts w:ascii="Times New Roman" w:hAnsi="Times New Roman" w:cs="Times New Roman"/>
                                       <w:sz w:val="26"/>
                                       <w:szCs w:val="26"/>
-                                      <w:lang w:val="en-GB" w:eastAsia="en-US"/>
+                                      <w:lang w:val="en-GB" w:eastAsia="vi-VN"/>
                                     </w:rPr>
                                   </w:pPr>
                                   <w:r>
@@ -977,7 +928,7 @@
                                       <w:rFonts w:cs="Times New Roman" w:ascii="Times New Roman" w:hAnsi="Times New Roman"/>
                                       <w:sz w:val="26"/>
                                       <w:szCs w:val="26"/>
-                                      <w:lang w:val="en-GB" w:eastAsia="en-US"/>
+                                      <w:lang w:val="en-GB" w:eastAsia="vi-VN"/>
                                     </w:rPr>
                                   </w:r>
                                 </w:p>
@@ -1003,7 +954,7 @@
                                       <w:rFonts w:ascii="Times New Roman" w:hAnsi="Times New Roman" w:cs="Times New Roman"/>
                                       <w:sz w:val="26"/>
                                       <w:szCs w:val="26"/>
-                                      <w:lang w:val="en-GB" w:eastAsia="en-US"/>
+                                      <w:lang w:val="en-GB" w:eastAsia="vi-VN"/>
                                     </w:rPr>
                                   </w:pPr>
                                   <w:r>
@@ -1011,7 +962,7 @@
                                       <w:rFonts w:cs="Times New Roman" w:ascii="Times New Roman" w:hAnsi="Times New Roman"/>
                                       <w:sz w:val="26"/>
                                       <w:szCs w:val="26"/>
-                                      <w:lang w:val="en-GB" w:eastAsia="en-US"/>
+                                      <w:lang w:val="en-GB" w:eastAsia="vi-VN"/>
                                     </w:rPr>
                                   </w:r>
                                 </w:p>
@@ -1041,7 +992,7 @@
                                       <w:rFonts w:ascii="Times New Roman" w:hAnsi="Times New Roman" w:cs="Times New Roman"/>
                                       <w:sz w:val="26"/>
                                       <w:szCs w:val="26"/>
-                                      <w:lang w:val="en-GB" w:eastAsia="en-US"/>
+                                      <w:lang w:val="en-GB" w:eastAsia="vi-VN"/>
                                     </w:rPr>
                                   </w:pPr>
                                   <w:r>
@@ -1075,7 +1026,6 @@
                                       <w:rFonts w:ascii="Times New Roman" w:hAnsi="Times New Roman" w:cs="Times New Roman"/>
                                       <w:sz w:val="26"/>
                                       <w:szCs w:val="26"/>
-                                      <w:lang w:val="en-GB" w:eastAsia="en-US"/>
                                     </w:rPr>
                                   </w:pPr>
                                   <w:r>
@@ -1083,7 +1033,7 @@
                                       <w:rFonts w:cs="Times New Roman" w:ascii="Times New Roman" w:hAnsi="Times New Roman"/>
                                       <w:sz w:val="26"/>
                                       <w:szCs w:val="26"/>
-                                      <w:lang w:val="en-GB" w:eastAsia="en-US"/>
+                                      <w:lang w:val="en-GB" w:eastAsia="vi-VN"/>
                                     </w:rPr>
                                   </w:r>
                                 </w:p>
@@ -1163,7 +1113,7 @@
                                 <w:rFonts w:ascii="Times New Roman" w:hAnsi="Times New Roman" w:cs="Times New Roman"/>
                                 <w:sz w:val="26"/>
                                 <w:szCs w:val="26"/>
-                                <w:lang w:val="en-GB" w:eastAsia="en-US"/>
+                                <w:lang w:val="en-GB" w:eastAsia="vi-VN"/>
                               </w:rPr>
                             </w:pPr>
                             <w:r>
@@ -1171,7 +1121,7 @@
                                 <w:rFonts w:cs="Times New Roman" w:ascii="Times New Roman" w:hAnsi="Times New Roman"/>
                                 <w:sz w:val="26"/>
                                 <w:szCs w:val="26"/>
-                                <w:lang w:val="en-GB" w:eastAsia="en-US"/>
+                                <w:lang w:val="en-GB" w:eastAsia="vi-VN"/>
                               </w:rPr>
                             </w:r>
                           </w:p>
@@ -1180,7 +1130,12 @@
                               <w:pStyle w:val="Normal"/>
                               <w:spacing w:lineRule="auto" w:line="276" w:before="0" w:after="120"/>
                               <w:jc w:val="center"/>
-                              <w:rPr/>
+                              <w:rPr>
+                                <w:rFonts w:ascii="Times New Roman" w:hAnsi="Times New Roman" w:eastAsia="Calibri" w:cs="Times New Roman"/>
+                                <w:b/>
+                                <w:sz w:val="26"/>
+                                <w:szCs w:val="26"/>
+                              </w:rPr>
                             </w:pPr>
                             <w:r>
                               <w:rPr>
@@ -1241,7 +1196,7 @@
                                       <w:b/>
                                       <w:sz w:val="26"/>
                                       <w:szCs w:val="26"/>
-                                      <w:lang w:val="en-GB" w:eastAsia="en-US"/>
+                                      <w:lang w:val="en-GB" w:eastAsia="vi-VN"/>
                                     </w:rPr>
                                   </w:pPr>
                                   <w:r>
@@ -1276,7 +1231,7 @@
                                       <w:b/>
                                       <w:sz w:val="26"/>
                                       <w:szCs w:val="26"/>
-                                      <w:lang w:val="en-GB" w:eastAsia="en-US"/>
+                                      <w:lang w:val="en-GB" w:eastAsia="vi-VN"/>
                                     </w:rPr>
                                   </w:pPr>
                                   <w:r>
@@ -1311,7 +1266,7 @@
                                       <w:b/>
                                       <w:sz w:val="26"/>
                                       <w:szCs w:val="26"/>
-                                      <w:lang w:val="en-GB" w:eastAsia="en-US"/>
+                                      <w:lang w:val="en-GB" w:eastAsia="vi-VN"/>
                                     </w:rPr>
                                   </w:pPr>
                                   <w:r>
@@ -1346,7 +1301,7 @@
                                       <w:b/>
                                       <w:sz w:val="26"/>
                                       <w:szCs w:val="26"/>
-                                      <w:lang w:val="en-GB" w:eastAsia="en-US"/>
+                                      <w:lang w:val="en-GB" w:eastAsia="vi-VN"/>
                                     </w:rPr>
                                   </w:pPr>
                                   <w:r>
@@ -1381,7 +1336,7 @@
                                       <w:b/>
                                       <w:sz w:val="26"/>
                                       <w:szCs w:val="26"/>
-                                      <w:lang w:val="en-GB" w:eastAsia="en-US"/>
+                                      <w:lang w:val="en-GB" w:eastAsia="vi-VN"/>
                                     </w:rPr>
                                   </w:pPr>
                                   <w:r>
@@ -1418,11 +1373,11 @@
                                     <w:spacing w:lineRule="auto" w:line="276" w:before="0" w:after="120"/>
                                     <w:jc w:val="center"/>
                                     <w:rPr>
-                                      <w:rFonts w:ascii="Times New Roman" w:hAnsi="Times New Roman" w:eastAsia="Calibri" w:cs="Times New Roman"/>
-                                      <w:b/>
-                                      <w:sz w:val="26"/>
-                                      <w:szCs w:val="26"/>
-                                      <w:lang w:val="en-GB" w:eastAsia="en-US"/>
+                                      <w:rFonts w:ascii="Times New Roman" w:hAnsi="Times New Roman" w:cs="Times New Roman"/>
+                                      <w:b/>
+                                      <w:sz w:val="26"/>
+                                      <w:szCs w:val="26"/>
+                                      <w:lang w:val="en-GB" w:eastAsia="vi-VN"/>
                                     </w:rPr>
                                   </w:pPr>
                                   <w:r>
@@ -1431,7 +1386,7 @@
                                       <w:b/>
                                       <w:sz w:val="26"/>
                                       <w:szCs w:val="26"/>
-                                      <w:lang w:val="en-GB" w:eastAsia="en-US"/>
+                                      <w:lang w:val="en-GB" w:eastAsia="vi-VN"/>
                                     </w:rPr>
                                   </w:r>
                                 </w:p>
@@ -1458,7 +1413,7 @@
                                       <w:b/>
                                       <w:sz w:val="26"/>
                                       <w:szCs w:val="26"/>
-                                      <w:lang w:val="en-GB" w:eastAsia="en-US"/>
+                                      <w:lang w:val="en-GB" w:eastAsia="vi-VN"/>
                                     </w:rPr>
                                   </w:pPr>
                                   <w:r>
@@ -1467,7 +1422,7 @@
                                       <w:b/>
                                       <w:sz w:val="26"/>
                                       <w:szCs w:val="26"/>
-                                      <w:lang w:val="en-GB" w:eastAsia="en-US"/>
+                                      <w:lang w:val="en-GB" w:eastAsia="vi-VN"/>
                                     </w:rPr>
                                   </w:r>
                                 </w:p>
@@ -1494,7 +1449,7 @@
                                       <w:b/>
                                       <w:sz w:val="26"/>
                                       <w:szCs w:val="26"/>
-                                      <w:lang w:val="en-GB" w:eastAsia="en-US"/>
+                                      <w:lang w:val="en-GB" w:eastAsia="vi-VN"/>
                                     </w:rPr>
                                   </w:pPr>
                                   <w:r>
@@ -1503,7 +1458,7 @@
                                       <w:b/>
                                       <w:sz w:val="26"/>
                                       <w:szCs w:val="26"/>
-                                      <w:lang w:val="en-GB" w:eastAsia="en-US"/>
+                                      <w:lang w:val="en-GB" w:eastAsia="vi-VN"/>
                                     </w:rPr>
                                   </w:r>
                                 </w:p>
@@ -1530,7 +1485,7 @@
                                       <w:b/>
                                       <w:sz w:val="26"/>
                                       <w:szCs w:val="26"/>
-                                      <w:lang w:val="en-GB" w:eastAsia="en-US"/>
+                                      <w:lang w:val="en-GB" w:eastAsia="vi-VN"/>
                                     </w:rPr>
                                   </w:pPr>
                                   <w:r>
@@ -1539,7 +1494,7 @@
                                       <w:b/>
                                       <w:sz w:val="26"/>
                                       <w:szCs w:val="26"/>
-                                      <w:lang w:val="en-GB" w:eastAsia="en-US"/>
+                                      <w:lang w:val="en-GB" w:eastAsia="vi-VN"/>
                                     </w:rPr>
                                   </w:r>
                                 </w:p>
@@ -1566,7 +1521,7 @@
                                       <w:b/>
                                       <w:sz w:val="26"/>
                                       <w:szCs w:val="26"/>
-                                      <w:lang w:val="en-GB" w:eastAsia="en-US"/>
+                                      <w:lang w:val="en-GB" w:eastAsia="vi-VN"/>
                                     </w:rPr>
                                   </w:pPr>
                                   <w:r>
@@ -1575,7 +1530,7 @@
                                       <w:b/>
                                       <w:sz w:val="26"/>
                                       <w:szCs w:val="26"/>
-                                      <w:lang w:val="en-GB" w:eastAsia="en-US"/>
+                                      <w:lang w:val="en-GB" w:eastAsia="vi-VN"/>
                                     </w:rPr>
                                   </w:r>
                                 </w:p>
@@ -1603,11 +1558,11 @@
                                     <w:spacing w:lineRule="auto" w:line="276" w:before="0" w:after="120"/>
                                     <w:jc w:val="center"/>
                                     <w:rPr>
-                                      <w:rFonts w:ascii="Times New Roman" w:hAnsi="Times New Roman" w:eastAsia="Calibri" w:cs="Times New Roman"/>
-                                      <w:b/>
-                                      <w:sz w:val="26"/>
-                                      <w:szCs w:val="26"/>
-                                      <w:lang w:val="en-GB" w:eastAsia="en-US"/>
+                                      <w:rFonts w:ascii="Times New Roman" w:hAnsi="Times New Roman" w:cs="Times New Roman"/>
+                                      <w:b/>
+                                      <w:sz w:val="26"/>
+                                      <w:szCs w:val="26"/>
+                                      <w:lang w:val="en-GB" w:eastAsia="vi-VN"/>
                                     </w:rPr>
                                   </w:pPr>
                                   <w:r>
@@ -1616,7 +1571,7 @@
                                       <w:b/>
                                       <w:sz w:val="26"/>
                                       <w:szCs w:val="26"/>
-                                      <w:lang w:val="en-GB" w:eastAsia="en-US"/>
+                                      <w:lang w:val="en-GB" w:eastAsia="vi-VN"/>
                                     </w:rPr>
                                   </w:r>
                                 </w:p>
@@ -1643,7 +1598,7 @@
                                       <w:b/>
                                       <w:sz w:val="26"/>
                                       <w:szCs w:val="26"/>
-                                      <w:lang w:val="en-GB" w:eastAsia="en-US"/>
+                                      <w:lang w:val="en-GB" w:eastAsia="vi-VN"/>
                                     </w:rPr>
                                   </w:pPr>
                                   <w:r>
@@ -1652,7 +1607,7 @@
                                       <w:b/>
                                       <w:sz w:val="26"/>
                                       <w:szCs w:val="26"/>
-                                      <w:lang w:val="en-GB" w:eastAsia="en-US"/>
+                                      <w:lang w:val="en-GB" w:eastAsia="vi-VN"/>
                                     </w:rPr>
                                   </w:r>
                                 </w:p>
@@ -1679,7 +1634,7 @@
                                       <w:b/>
                                       <w:sz w:val="26"/>
                                       <w:szCs w:val="26"/>
-                                      <w:lang w:val="en-GB" w:eastAsia="en-US"/>
+                                      <w:lang w:val="en-GB" w:eastAsia="vi-VN"/>
                                     </w:rPr>
                                   </w:pPr>
                                   <w:r>
@@ -1688,7 +1643,7 @@
                                       <w:b/>
                                       <w:sz w:val="26"/>
                                       <w:szCs w:val="26"/>
-                                      <w:lang w:val="en-GB" w:eastAsia="en-US"/>
+                                      <w:lang w:val="en-GB" w:eastAsia="vi-VN"/>
                                     </w:rPr>
                                   </w:r>
                                 </w:p>
@@ -1715,7 +1670,7 @@
                                       <w:b/>
                                       <w:sz w:val="26"/>
                                       <w:szCs w:val="26"/>
-                                      <w:lang w:val="en-GB" w:eastAsia="en-US"/>
+                                      <w:lang w:val="en-GB" w:eastAsia="vi-VN"/>
                                     </w:rPr>
                                   </w:pPr>
                                   <w:r>
@@ -1724,7 +1679,7 @@
                                       <w:b/>
                                       <w:sz w:val="26"/>
                                       <w:szCs w:val="26"/>
-                                      <w:lang w:val="en-GB" w:eastAsia="en-US"/>
+                                      <w:lang w:val="en-GB" w:eastAsia="vi-VN"/>
                                     </w:rPr>
                                   </w:r>
                                 </w:p>
@@ -1751,7 +1706,7 @@
                                       <w:b/>
                                       <w:sz w:val="26"/>
                                       <w:szCs w:val="26"/>
-                                      <w:lang w:val="en-GB" w:eastAsia="en-US"/>
+                                      <w:lang w:val="en-GB" w:eastAsia="vi-VN"/>
                                     </w:rPr>
                                   </w:pPr>
                                   <w:r>
@@ -1760,7 +1715,7 @@
                                       <w:b/>
                                       <w:sz w:val="26"/>
                                       <w:szCs w:val="26"/>
-                                      <w:lang w:val="en-GB" w:eastAsia="en-US"/>
+                                      <w:lang w:val="en-GB" w:eastAsia="vi-VN"/>
                                     </w:rPr>
                                   </w:r>
                                 </w:p>
@@ -1788,11 +1743,11 @@
                                     <w:spacing w:lineRule="auto" w:line="276" w:before="0" w:after="120"/>
                                     <w:jc w:val="center"/>
                                     <w:rPr>
-                                      <w:rFonts w:ascii="Times New Roman" w:hAnsi="Times New Roman" w:eastAsia="Calibri" w:cs="Times New Roman"/>
-                                      <w:b/>
-                                      <w:sz w:val="26"/>
-                                      <w:szCs w:val="26"/>
-                                      <w:lang w:val="en-GB" w:eastAsia="en-US"/>
+                                      <w:rFonts w:ascii="Times New Roman" w:hAnsi="Times New Roman" w:cs="Times New Roman"/>
+                                      <w:b/>
+                                      <w:sz w:val="26"/>
+                                      <w:szCs w:val="26"/>
+                                      <w:lang w:val="en-GB" w:eastAsia="vi-VN"/>
                                     </w:rPr>
                                   </w:pPr>
                                   <w:r>
@@ -1801,7 +1756,7 @@
                                       <w:b/>
                                       <w:sz w:val="26"/>
                                       <w:szCs w:val="26"/>
-                                      <w:lang w:val="en-GB" w:eastAsia="en-US"/>
+                                      <w:lang w:val="en-GB" w:eastAsia="vi-VN"/>
                                     </w:rPr>
                                   </w:r>
                                 </w:p>
@@ -1828,7 +1783,7 @@
                                       <w:b/>
                                       <w:sz w:val="26"/>
                                       <w:szCs w:val="26"/>
-                                      <w:lang w:val="en-GB" w:eastAsia="en-US"/>
+                                      <w:lang w:val="en-GB" w:eastAsia="vi-VN"/>
                                     </w:rPr>
                                   </w:pPr>
                                   <w:r>
@@ -1837,7 +1792,7 @@
                                       <w:b/>
                                       <w:sz w:val="26"/>
                                       <w:szCs w:val="26"/>
-                                      <w:lang w:val="en-GB" w:eastAsia="en-US"/>
+                                      <w:lang w:val="en-GB" w:eastAsia="vi-VN"/>
                                     </w:rPr>
                                   </w:r>
                                 </w:p>
@@ -1864,7 +1819,7 @@
                                       <w:b/>
                                       <w:sz w:val="26"/>
                                       <w:szCs w:val="26"/>
-                                      <w:lang w:val="en-GB" w:eastAsia="en-US"/>
+                                      <w:lang w:val="en-GB" w:eastAsia="vi-VN"/>
                                     </w:rPr>
                                   </w:pPr>
                                   <w:r>
@@ -1873,7 +1828,7 @@
                                       <w:b/>
                                       <w:sz w:val="26"/>
                                       <w:szCs w:val="26"/>
-                                      <w:lang w:val="en-GB" w:eastAsia="en-US"/>
+                                      <w:lang w:val="en-GB" w:eastAsia="vi-VN"/>
                                     </w:rPr>
                                   </w:r>
                                 </w:p>
@@ -1900,7 +1855,7 @@
                                       <w:b/>
                                       <w:sz w:val="26"/>
                                       <w:szCs w:val="26"/>
-                                      <w:lang w:val="en-GB" w:eastAsia="en-US"/>
+                                      <w:lang w:val="en-GB" w:eastAsia="vi-VN"/>
                                     </w:rPr>
                                   </w:pPr>
                                   <w:r>
@@ -1909,7 +1864,7 @@
                                       <w:b/>
                                       <w:sz w:val="26"/>
                                       <w:szCs w:val="26"/>
-                                      <w:lang w:val="en-GB" w:eastAsia="en-US"/>
+                                      <w:lang w:val="en-GB" w:eastAsia="vi-VN"/>
                                     </w:rPr>
                                   </w:r>
                                 </w:p>
@@ -1936,7 +1891,7 @@
                                       <w:b/>
                                       <w:sz w:val="26"/>
                                       <w:szCs w:val="26"/>
-                                      <w:lang w:val="en-GB" w:eastAsia="en-US"/>
+                                      <w:lang w:val="en-GB" w:eastAsia="vi-VN"/>
                                     </w:rPr>
                                   </w:pPr>
                                   <w:r>
@@ -1945,7 +1900,7 @@
                                       <w:b/>
                                       <w:sz w:val="26"/>
                                       <w:szCs w:val="26"/>
-                                      <w:lang w:val="en-GB" w:eastAsia="en-US"/>
+                                      <w:lang w:val="en-GB" w:eastAsia="vi-VN"/>
                                     </w:rPr>
                                   </w:r>
                                 </w:p>
@@ -1973,11 +1928,11 @@
                                     <w:spacing w:lineRule="auto" w:line="276" w:before="0" w:after="120"/>
                                     <w:jc w:val="center"/>
                                     <w:rPr>
-                                      <w:rFonts w:ascii="Times New Roman" w:hAnsi="Times New Roman" w:eastAsia="Calibri" w:cs="Times New Roman"/>
-                                      <w:b/>
-                                      <w:sz w:val="26"/>
-                                      <w:szCs w:val="26"/>
-                                      <w:lang w:val="en-GB" w:eastAsia="en-US"/>
+                                      <w:rFonts w:ascii="Times New Roman" w:hAnsi="Times New Roman" w:cs="Times New Roman"/>
+                                      <w:b/>
+                                      <w:sz w:val="26"/>
+                                      <w:szCs w:val="26"/>
+                                      <w:lang w:val="en-GB" w:eastAsia="vi-VN"/>
                                     </w:rPr>
                                   </w:pPr>
                                   <w:r>
@@ -1986,7 +1941,7 @@
                                       <w:b/>
                                       <w:sz w:val="26"/>
                                       <w:szCs w:val="26"/>
-                                      <w:lang w:val="en-GB" w:eastAsia="en-US"/>
+                                      <w:lang w:val="en-GB" w:eastAsia="vi-VN"/>
                                     </w:rPr>
                                   </w:r>
                                 </w:p>
@@ -2013,7 +1968,7 @@
                                       <w:b/>
                                       <w:sz w:val="26"/>
                                       <w:szCs w:val="26"/>
-                                      <w:lang w:val="en-GB" w:eastAsia="en-US"/>
+                                      <w:lang w:val="en-GB" w:eastAsia="vi-VN"/>
                                     </w:rPr>
                                   </w:pPr>
                                   <w:r>
@@ -2022,7 +1977,7 @@
                                       <w:b/>
                                       <w:sz w:val="26"/>
                                       <w:szCs w:val="26"/>
-                                      <w:lang w:val="en-GB" w:eastAsia="en-US"/>
+                                      <w:lang w:val="en-GB" w:eastAsia="vi-VN"/>
                                     </w:rPr>
                                   </w:r>
                                 </w:p>
@@ -2049,7 +2004,7 @@
                                       <w:b/>
                                       <w:sz w:val="26"/>
                                       <w:szCs w:val="26"/>
-                                      <w:lang w:val="en-GB" w:eastAsia="en-US"/>
+                                      <w:lang w:val="en-GB" w:eastAsia="vi-VN"/>
                                     </w:rPr>
                                   </w:pPr>
                                   <w:r>
@@ -2058,7 +2013,7 @@
                                       <w:b/>
                                       <w:sz w:val="26"/>
                                       <w:szCs w:val="26"/>
-                                      <w:lang w:val="en-GB" w:eastAsia="en-US"/>
+                                      <w:lang w:val="en-GB" w:eastAsia="vi-VN"/>
                                     </w:rPr>
                                   </w:r>
                                 </w:p>
@@ -2085,7 +2040,7 @@
                                       <w:b/>
                                       <w:sz w:val="26"/>
                                       <w:szCs w:val="26"/>
-                                      <w:lang w:val="en-GB" w:eastAsia="en-US"/>
+                                      <w:lang w:val="en-GB" w:eastAsia="vi-VN"/>
                                     </w:rPr>
                                   </w:pPr>
                                   <w:r>
@@ -2094,7 +2049,7 @@
                                       <w:b/>
                                       <w:sz w:val="26"/>
                                       <w:szCs w:val="26"/>
-                                      <w:lang w:val="en-GB" w:eastAsia="en-US"/>
+                                      <w:lang w:val="en-GB" w:eastAsia="vi-VN"/>
                                     </w:rPr>
                                   </w:r>
                                 </w:p>
@@ -2121,7 +2076,7 @@
                                       <w:b/>
                                       <w:sz w:val="26"/>
                                       <w:szCs w:val="26"/>
-                                      <w:lang w:val="en-GB" w:eastAsia="en-US"/>
+                                      <w:lang w:val="en-GB" w:eastAsia="vi-VN"/>
                                     </w:rPr>
                                   </w:pPr>
                                   <w:r>
@@ -2130,7 +2085,7 @@
                                       <w:b/>
                                       <w:sz w:val="26"/>
                                       <w:szCs w:val="26"/>
-                                      <w:lang w:val="en-GB" w:eastAsia="en-US"/>
+                                      <w:lang w:val="en-GB" w:eastAsia="vi-VN"/>
                                     </w:rPr>
                                   </w:r>
                                 </w:p>
@@ -2158,11 +2113,11 @@
                                     <w:spacing w:lineRule="auto" w:line="276" w:before="0" w:after="120"/>
                                     <w:jc w:val="center"/>
                                     <w:rPr>
-                                      <w:rFonts w:ascii="Times New Roman" w:hAnsi="Times New Roman" w:eastAsia="Calibri" w:cs="Times New Roman"/>
-                                      <w:b/>
-                                      <w:sz w:val="26"/>
-                                      <w:szCs w:val="26"/>
-                                      <w:lang w:val="en-GB" w:eastAsia="en-US"/>
+                                      <w:rFonts w:ascii="Times New Roman" w:hAnsi="Times New Roman" w:cs="Times New Roman"/>
+                                      <w:b/>
+                                      <w:sz w:val="26"/>
+                                      <w:szCs w:val="26"/>
+                                      <w:lang w:val="en-GB" w:eastAsia="vi-VN"/>
                                     </w:rPr>
                                   </w:pPr>
                                   <w:r>
@@ -2171,7 +2126,7 @@
                                       <w:b/>
                                       <w:sz w:val="26"/>
                                       <w:szCs w:val="26"/>
-                                      <w:lang w:val="en-GB" w:eastAsia="en-US"/>
+                                      <w:lang w:val="en-GB" w:eastAsia="vi-VN"/>
                                     </w:rPr>
                                   </w:r>
                                 </w:p>
@@ -2198,7 +2153,7 @@
                                       <w:b/>
                                       <w:sz w:val="26"/>
                                       <w:szCs w:val="26"/>
-                                      <w:lang w:val="en-GB" w:eastAsia="en-US"/>
+                                      <w:lang w:val="en-GB" w:eastAsia="vi-VN"/>
                                     </w:rPr>
                                   </w:pPr>
                                   <w:r>
@@ -2207,7 +2162,7 @@
                                       <w:b/>
                                       <w:sz w:val="26"/>
                                       <w:szCs w:val="26"/>
-                                      <w:lang w:val="en-GB" w:eastAsia="en-US"/>
+                                      <w:lang w:val="en-GB" w:eastAsia="vi-VN"/>
                                     </w:rPr>
                                   </w:r>
                                 </w:p>
@@ -2234,7 +2189,7 @@
                                       <w:b/>
                                       <w:sz w:val="26"/>
                                       <w:szCs w:val="26"/>
-                                      <w:lang w:val="en-GB" w:eastAsia="en-US"/>
+                                      <w:lang w:val="en-GB" w:eastAsia="vi-VN"/>
                                     </w:rPr>
                                   </w:pPr>
                                   <w:r>
@@ -2243,7 +2198,7 @@
                                       <w:b/>
                                       <w:sz w:val="26"/>
                                       <w:szCs w:val="26"/>
-                                      <w:lang w:val="en-GB" w:eastAsia="en-US"/>
+                                      <w:lang w:val="en-GB" w:eastAsia="vi-VN"/>
                                     </w:rPr>
                                   </w:r>
                                 </w:p>
@@ -2270,7 +2225,7 @@
                                       <w:b/>
                                       <w:sz w:val="26"/>
                                       <w:szCs w:val="26"/>
-                                      <w:lang w:val="en-GB" w:eastAsia="en-US"/>
+                                      <w:lang w:val="en-GB" w:eastAsia="vi-VN"/>
                                     </w:rPr>
                                   </w:pPr>
                                   <w:r>
@@ -2279,7 +2234,7 @@
                                       <w:b/>
                                       <w:sz w:val="26"/>
                                       <w:szCs w:val="26"/>
-                                      <w:lang w:val="en-GB" w:eastAsia="en-US"/>
+                                      <w:lang w:val="en-GB" w:eastAsia="vi-VN"/>
                                     </w:rPr>
                                   </w:r>
                                 </w:p>
@@ -2306,7 +2261,7 @@
                                       <w:b/>
                                       <w:sz w:val="26"/>
                                       <w:szCs w:val="26"/>
-                                      <w:lang w:val="en-GB" w:eastAsia="en-US"/>
+                                      <w:lang w:val="en-GB" w:eastAsia="vi-VN"/>
                                     </w:rPr>
                                   </w:pPr>
                                   <w:r>
@@ -2315,7 +2270,7 @@
                                       <w:b/>
                                       <w:sz w:val="26"/>
                                       <w:szCs w:val="26"/>
-                                      <w:lang w:val="en-GB" w:eastAsia="en-US"/>
+                                      <w:lang w:val="en-GB" w:eastAsia="vi-VN"/>
                                     </w:rPr>
                                   </w:r>
                                 </w:p>
@@ -2343,11 +2298,11 @@
                                     <w:spacing w:lineRule="auto" w:line="276" w:before="0" w:after="120"/>
                                     <w:jc w:val="center"/>
                                     <w:rPr>
-                                      <w:rFonts w:ascii="Times New Roman" w:hAnsi="Times New Roman" w:eastAsia="Calibri" w:cs="Times New Roman"/>
-                                      <w:b/>
-                                      <w:sz w:val="26"/>
-                                      <w:szCs w:val="26"/>
-                                      <w:lang w:val="en-GB" w:eastAsia="en-US"/>
+                                      <w:rFonts w:ascii="Times New Roman" w:hAnsi="Times New Roman" w:cs="Times New Roman"/>
+                                      <w:b/>
+                                      <w:sz w:val="26"/>
+                                      <w:szCs w:val="26"/>
+                                      <w:lang w:val="en-GB" w:eastAsia="vi-VN"/>
                                     </w:rPr>
                                   </w:pPr>
                                   <w:r>
@@ -2356,7 +2311,7 @@
                                       <w:b/>
                                       <w:sz w:val="26"/>
                                       <w:szCs w:val="26"/>
-                                      <w:lang w:val="en-GB" w:eastAsia="en-US"/>
+                                      <w:lang w:val="en-GB" w:eastAsia="vi-VN"/>
                                     </w:rPr>
                                   </w:r>
                                 </w:p>
@@ -2383,7 +2338,7 @@
                                       <w:b/>
                                       <w:sz w:val="26"/>
                                       <w:szCs w:val="26"/>
-                                      <w:lang w:val="en-GB" w:eastAsia="en-US"/>
+                                      <w:lang w:val="en-GB" w:eastAsia="vi-VN"/>
                                     </w:rPr>
                                   </w:pPr>
                                   <w:r>
@@ -2392,7 +2347,7 @@
                                       <w:b/>
                                       <w:sz w:val="26"/>
                                       <w:szCs w:val="26"/>
-                                      <w:lang w:val="en-GB" w:eastAsia="en-US"/>
+                                      <w:lang w:val="en-GB" w:eastAsia="vi-VN"/>
                                     </w:rPr>
                                   </w:r>
                                 </w:p>
@@ -2419,7 +2374,7 @@
                                       <w:b/>
                                       <w:sz w:val="26"/>
                                       <w:szCs w:val="26"/>
-                                      <w:lang w:val="en-GB" w:eastAsia="en-US"/>
+                                      <w:lang w:val="en-GB" w:eastAsia="vi-VN"/>
                                     </w:rPr>
                                   </w:pPr>
                                   <w:r>
@@ -2428,7 +2383,7 @@
                                       <w:b/>
                                       <w:sz w:val="26"/>
                                       <w:szCs w:val="26"/>
-                                      <w:lang w:val="en-GB" w:eastAsia="en-US"/>
+                                      <w:lang w:val="en-GB" w:eastAsia="vi-VN"/>
                                     </w:rPr>
                                   </w:r>
                                 </w:p>
@@ -2455,7 +2410,7 @@
                                       <w:b/>
                                       <w:sz w:val="26"/>
                                       <w:szCs w:val="26"/>
-                                      <w:lang w:val="en-GB" w:eastAsia="en-US"/>
+                                      <w:lang w:val="en-GB" w:eastAsia="vi-VN"/>
                                     </w:rPr>
                                   </w:pPr>
                                   <w:r>
@@ -2464,7 +2419,7 @@
                                       <w:b/>
                                       <w:sz w:val="26"/>
                                       <w:szCs w:val="26"/>
-                                      <w:lang w:val="en-GB" w:eastAsia="en-US"/>
+                                      <w:lang w:val="en-GB" w:eastAsia="vi-VN"/>
                                     </w:rPr>
                                   </w:r>
                                 </w:p>
@@ -2491,7 +2446,7 @@
                                       <w:b/>
                                       <w:sz w:val="26"/>
                                       <w:szCs w:val="26"/>
-                                      <w:lang w:val="en-GB" w:eastAsia="en-US"/>
+                                      <w:lang w:val="en-GB" w:eastAsia="vi-VN"/>
                                     </w:rPr>
                                   </w:pPr>
                                   <w:r>
@@ -2500,7 +2455,7 @@
                                       <w:b/>
                                       <w:sz w:val="26"/>
                                       <w:szCs w:val="26"/>
-                                      <w:lang w:val="en-GB" w:eastAsia="en-US"/>
+                                      <w:lang w:val="en-GB" w:eastAsia="vi-VN"/>
                                     </w:rPr>
                                   </w:r>
                                 </w:p>
@@ -2528,11 +2483,11 @@
                                     <w:spacing w:lineRule="auto" w:line="276" w:before="0" w:after="120"/>
                                     <w:jc w:val="center"/>
                                     <w:rPr>
-                                      <w:rFonts w:ascii="Times New Roman" w:hAnsi="Times New Roman" w:eastAsia="Calibri" w:cs="Times New Roman"/>
-                                      <w:b/>
-                                      <w:sz w:val="26"/>
-                                      <w:szCs w:val="26"/>
-                                      <w:lang w:val="en-GB" w:eastAsia="en-US"/>
+                                      <w:rFonts w:ascii="Times New Roman" w:hAnsi="Times New Roman" w:cs="Times New Roman"/>
+                                      <w:b/>
+                                      <w:sz w:val="26"/>
+                                      <w:szCs w:val="26"/>
+                                      <w:lang w:val="en-GB" w:eastAsia="vi-VN"/>
                                     </w:rPr>
                                   </w:pPr>
                                   <w:r>
@@ -2541,7 +2496,7 @@
                                       <w:b/>
                                       <w:sz w:val="26"/>
                                       <w:szCs w:val="26"/>
-                                      <w:lang w:val="en-GB" w:eastAsia="en-US"/>
+                                      <w:lang w:val="en-GB" w:eastAsia="vi-VN"/>
                                     </w:rPr>
                                   </w:r>
                                 </w:p>
@@ -2568,7 +2523,7 @@
                                       <w:b/>
                                       <w:sz w:val="26"/>
                                       <w:szCs w:val="26"/>
-                                      <w:lang w:val="en-GB" w:eastAsia="en-US"/>
+                                      <w:lang w:val="en-GB" w:eastAsia="vi-VN"/>
                                     </w:rPr>
                                   </w:pPr>
                                   <w:r>
@@ -2577,7 +2532,7 @@
                                       <w:b/>
                                       <w:sz w:val="26"/>
                                       <w:szCs w:val="26"/>
-                                      <w:lang w:val="en-GB" w:eastAsia="en-US"/>
+                                      <w:lang w:val="en-GB" w:eastAsia="vi-VN"/>
                                     </w:rPr>
                                   </w:r>
                                 </w:p>
@@ -2604,7 +2559,7 @@
                                       <w:b/>
                                       <w:sz w:val="26"/>
                                       <w:szCs w:val="26"/>
-                                      <w:lang w:val="en-GB" w:eastAsia="en-US"/>
+                                      <w:lang w:val="en-GB" w:eastAsia="vi-VN"/>
                                     </w:rPr>
                                   </w:pPr>
                                   <w:r>
@@ -2613,7 +2568,7 @@
                                       <w:b/>
                                       <w:sz w:val="26"/>
                                       <w:szCs w:val="26"/>
-                                      <w:lang w:val="en-GB" w:eastAsia="en-US"/>
+                                      <w:lang w:val="en-GB" w:eastAsia="vi-VN"/>
                                     </w:rPr>
                                   </w:r>
                                 </w:p>
@@ -2640,7 +2595,7 @@
                                       <w:b/>
                                       <w:sz w:val="26"/>
                                       <w:szCs w:val="26"/>
-                                      <w:lang w:val="en-GB" w:eastAsia="en-US"/>
+                                      <w:lang w:val="en-GB" w:eastAsia="vi-VN"/>
                                     </w:rPr>
                                   </w:pPr>
                                   <w:r>
@@ -2649,7 +2604,7 @@
                                       <w:b/>
                                       <w:sz w:val="26"/>
                                       <w:szCs w:val="26"/>
-                                      <w:lang w:val="en-GB" w:eastAsia="en-US"/>
+                                      <w:lang w:val="en-GB" w:eastAsia="vi-VN"/>
                                     </w:rPr>
                                   </w:r>
                                 </w:p>
@@ -2676,7 +2631,7 @@
                                       <w:b/>
                                       <w:sz w:val="26"/>
                                       <w:szCs w:val="26"/>
-                                      <w:lang w:val="en-GB" w:eastAsia="en-US"/>
+                                      <w:lang w:val="en-GB" w:eastAsia="vi-VN"/>
                                     </w:rPr>
                                   </w:pPr>
                                   <w:r>
@@ -2685,7 +2640,7 @@
                                       <w:b/>
                                       <w:sz w:val="26"/>
                                       <w:szCs w:val="26"/>
-                                      <w:lang w:val="en-GB" w:eastAsia="en-US"/>
+                                      <w:lang w:val="en-GB" w:eastAsia="vi-VN"/>
                                     </w:rPr>
                                   </w:r>
                                 </w:p>
@@ -2713,11 +2668,11 @@
                                     <w:spacing w:lineRule="auto" w:line="276" w:before="0" w:after="120"/>
                                     <w:jc w:val="center"/>
                                     <w:rPr>
-                                      <w:rFonts w:ascii="Times New Roman" w:hAnsi="Times New Roman" w:eastAsia="Calibri" w:cs="Times New Roman"/>
-                                      <w:b/>
-                                      <w:sz w:val="26"/>
-                                      <w:szCs w:val="26"/>
-                                      <w:lang w:val="en-GB" w:eastAsia="en-US"/>
+                                      <w:rFonts w:ascii="Times New Roman" w:hAnsi="Times New Roman" w:cs="Times New Roman"/>
+                                      <w:b/>
+                                      <w:sz w:val="26"/>
+                                      <w:szCs w:val="26"/>
+                                      <w:lang w:val="en-GB" w:eastAsia="vi-VN"/>
                                     </w:rPr>
                                   </w:pPr>
                                   <w:r>
@@ -2726,7 +2681,7 @@
                                       <w:b/>
                                       <w:sz w:val="26"/>
                                       <w:szCs w:val="26"/>
-                                      <w:lang w:val="en-GB" w:eastAsia="en-US"/>
+                                      <w:lang w:val="en-GB" w:eastAsia="vi-VN"/>
                                     </w:rPr>
                                   </w:r>
                                 </w:p>
@@ -2753,7 +2708,7 @@
                                       <w:b/>
                                       <w:sz w:val="26"/>
                                       <w:szCs w:val="26"/>
-                                      <w:lang w:val="en-GB" w:eastAsia="en-US"/>
+                                      <w:lang w:val="en-GB" w:eastAsia="vi-VN"/>
                                     </w:rPr>
                                   </w:pPr>
                                   <w:r>
@@ -2762,7 +2717,7 @@
                                       <w:b/>
                                       <w:sz w:val="26"/>
                                       <w:szCs w:val="26"/>
-                                      <w:lang w:val="en-GB" w:eastAsia="en-US"/>
+                                      <w:lang w:val="en-GB" w:eastAsia="vi-VN"/>
                                     </w:rPr>
                                   </w:r>
                                 </w:p>
@@ -2789,7 +2744,7 @@
                                       <w:b/>
                                       <w:sz w:val="26"/>
                                       <w:szCs w:val="26"/>
-                                      <w:lang w:val="en-GB" w:eastAsia="en-US"/>
+                                      <w:lang w:val="en-GB" w:eastAsia="vi-VN"/>
                                     </w:rPr>
                                   </w:pPr>
                                   <w:r>
@@ -2798,7 +2753,7 @@
                                       <w:b/>
                                       <w:sz w:val="26"/>
                                       <w:szCs w:val="26"/>
-                                      <w:lang w:val="en-GB" w:eastAsia="en-US"/>
+                                      <w:lang w:val="en-GB" w:eastAsia="vi-VN"/>
                                     </w:rPr>
                                   </w:r>
                                 </w:p>
@@ -2825,7 +2780,7 @@
                                       <w:b/>
                                       <w:sz w:val="26"/>
                                       <w:szCs w:val="26"/>
-                                      <w:lang w:val="en-GB" w:eastAsia="en-US"/>
+                                      <w:lang w:val="en-GB" w:eastAsia="vi-VN"/>
                                     </w:rPr>
                                   </w:pPr>
                                   <w:r>
@@ -2834,7 +2789,7 @@
                                       <w:b/>
                                       <w:sz w:val="26"/>
                                       <w:szCs w:val="26"/>
-                                      <w:lang w:val="en-GB" w:eastAsia="en-US"/>
+                                      <w:lang w:val="en-GB" w:eastAsia="vi-VN"/>
                                     </w:rPr>
                                   </w:r>
                                 </w:p>
@@ -2861,7 +2816,7 @@
                                       <w:b/>
                                       <w:sz w:val="26"/>
                                       <w:szCs w:val="26"/>
-                                      <w:lang w:val="en-GB" w:eastAsia="en-US"/>
+                                      <w:lang w:val="en-GB" w:eastAsia="vi-VN"/>
                                     </w:rPr>
                                   </w:pPr>
                                   <w:r>
@@ -2870,7 +2825,7 @@
                                       <w:b/>
                                       <w:sz w:val="26"/>
                                       <w:szCs w:val="26"/>
-                                      <w:lang w:val="en-GB" w:eastAsia="en-US"/>
+                                      <w:lang w:val="en-GB" w:eastAsia="vi-VN"/>
                                     </w:rPr>
                                   </w:r>
                                 </w:p>
@@ -2898,11 +2853,11 @@
                                     <w:spacing w:lineRule="auto" w:line="276" w:before="0" w:after="120"/>
                                     <w:jc w:val="center"/>
                                     <w:rPr>
-                                      <w:rFonts w:ascii="Times New Roman" w:hAnsi="Times New Roman" w:eastAsia="Calibri" w:cs="Times New Roman"/>
-                                      <w:b/>
-                                      <w:sz w:val="26"/>
-                                      <w:szCs w:val="26"/>
-                                      <w:lang w:val="en-GB" w:eastAsia="en-US"/>
+                                      <w:rFonts w:ascii="Times New Roman" w:hAnsi="Times New Roman" w:cs="Times New Roman"/>
+                                      <w:b/>
+                                      <w:sz w:val="26"/>
+                                      <w:szCs w:val="26"/>
+                                      <w:lang w:val="en-GB" w:eastAsia="vi-VN"/>
                                     </w:rPr>
                                   </w:pPr>
                                   <w:r>
@@ -2911,7 +2866,7 @@
                                       <w:b/>
                                       <w:sz w:val="26"/>
                                       <w:szCs w:val="26"/>
-                                      <w:lang w:val="en-GB" w:eastAsia="en-US"/>
+                                      <w:lang w:val="en-GB" w:eastAsia="vi-VN"/>
                                     </w:rPr>
                                   </w:r>
                                 </w:p>
@@ -2938,7 +2893,7 @@
                                       <w:b/>
                                       <w:sz w:val="26"/>
                                       <w:szCs w:val="26"/>
-                                      <w:lang w:val="en-GB" w:eastAsia="en-US"/>
+                                      <w:lang w:val="en-GB" w:eastAsia="vi-VN"/>
                                     </w:rPr>
                                   </w:pPr>
                                   <w:r>
@@ -2947,7 +2902,7 @@
                                       <w:b/>
                                       <w:sz w:val="26"/>
                                       <w:szCs w:val="26"/>
-                                      <w:lang w:val="en-GB" w:eastAsia="en-US"/>
+                                      <w:lang w:val="en-GB" w:eastAsia="vi-VN"/>
                                     </w:rPr>
                                   </w:r>
                                 </w:p>
@@ -2974,7 +2929,7 @@
                                       <w:b/>
                                       <w:sz w:val="26"/>
                                       <w:szCs w:val="26"/>
-                                      <w:lang w:val="en-GB" w:eastAsia="en-US"/>
+                                      <w:lang w:val="en-GB" w:eastAsia="vi-VN"/>
                                     </w:rPr>
                                   </w:pPr>
                                   <w:r>
@@ -2983,7 +2938,7 @@
                                       <w:b/>
                                       <w:sz w:val="26"/>
                                       <w:szCs w:val="26"/>
-                                      <w:lang w:val="en-GB" w:eastAsia="en-US"/>
+                                      <w:lang w:val="en-GB" w:eastAsia="vi-VN"/>
                                     </w:rPr>
                                   </w:r>
                                 </w:p>
@@ -3010,7 +2965,7 @@
                                       <w:b/>
                                       <w:sz w:val="26"/>
                                       <w:szCs w:val="26"/>
-                                      <w:lang w:val="en-GB" w:eastAsia="en-US"/>
+                                      <w:lang w:val="en-GB" w:eastAsia="vi-VN"/>
                                     </w:rPr>
                                   </w:pPr>
                                   <w:r>
@@ -3019,7 +2974,7 @@
                                       <w:b/>
                                       <w:sz w:val="26"/>
                                       <w:szCs w:val="26"/>
-                                      <w:lang w:val="en-GB" w:eastAsia="en-US"/>
+                                      <w:lang w:val="en-GB" w:eastAsia="vi-VN"/>
                                     </w:rPr>
                                   </w:r>
                                 </w:p>
@@ -3046,7 +3001,7 @@
                                       <w:b/>
                                       <w:sz w:val="26"/>
                                       <w:szCs w:val="26"/>
-                                      <w:lang w:val="en-GB" w:eastAsia="en-US"/>
+                                      <w:lang w:val="en-GB" w:eastAsia="vi-VN"/>
                                     </w:rPr>
                                   </w:pPr>
                                   <w:r>
@@ -3055,7 +3010,7 @@
                                       <w:b/>
                                       <w:sz w:val="26"/>
                                       <w:szCs w:val="26"/>
-                                      <w:lang w:val="en-GB" w:eastAsia="en-US"/>
+                                      <w:lang w:val="en-GB" w:eastAsia="vi-VN"/>
                                     </w:rPr>
                                   </w:r>
                                 </w:p>
@@ -3083,11 +3038,11 @@
                                     <w:spacing w:lineRule="auto" w:line="276" w:before="0" w:after="120"/>
                                     <w:jc w:val="center"/>
                                     <w:rPr>
-                                      <w:rFonts w:ascii="Times New Roman" w:hAnsi="Times New Roman" w:eastAsia="Calibri" w:cs="Times New Roman"/>
-                                      <w:b/>
-                                      <w:sz w:val="26"/>
-                                      <w:szCs w:val="26"/>
-                                      <w:lang w:val="en-GB" w:eastAsia="en-US"/>
+                                      <w:rFonts w:ascii="Times New Roman" w:hAnsi="Times New Roman" w:cs="Times New Roman"/>
+                                      <w:b/>
+                                      <w:sz w:val="26"/>
+                                      <w:szCs w:val="26"/>
+                                      <w:lang w:val="en-GB" w:eastAsia="vi-VN"/>
                                     </w:rPr>
                                   </w:pPr>
                                   <w:r>
@@ -3096,7 +3051,7 @@
                                       <w:b/>
                                       <w:sz w:val="26"/>
                                       <w:szCs w:val="26"/>
-                                      <w:lang w:val="en-GB" w:eastAsia="en-US"/>
+                                      <w:lang w:val="en-GB" w:eastAsia="vi-VN"/>
                                     </w:rPr>
                                   </w:r>
                                 </w:p>
@@ -3123,7 +3078,7 @@
                                       <w:b/>
                                       <w:sz w:val="26"/>
                                       <w:szCs w:val="26"/>
-                                      <w:lang w:val="en-GB" w:eastAsia="en-US"/>
+                                      <w:lang w:val="en-GB" w:eastAsia="vi-VN"/>
                                     </w:rPr>
                                   </w:pPr>
                                   <w:r>
@@ -3132,7 +3087,7 @@
                                       <w:b/>
                                       <w:sz w:val="26"/>
                                       <w:szCs w:val="26"/>
-                                      <w:lang w:val="en-GB" w:eastAsia="en-US"/>
+                                      <w:lang w:val="en-GB" w:eastAsia="vi-VN"/>
                                     </w:rPr>
                                   </w:r>
                                 </w:p>
@@ -3159,7 +3114,7 @@
                                       <w:b/>
                                       <w:sz w:val="26"/>
                                       <w:szCs w:val="26"/>
-                                      <w:lang w:val="en-GB" w:eastAsia="en-US"/>
+                                      <w:lang w:val="en-GB" w:eastAsia="vi-VN"/>
                                     </w:rPr>
                                   </w:pPr>
                                   <w:r>
@@ -3168,7 +3123,7 @@
                                       <w:b/>
                                       <w:sz w:val="26"/>
                                       <w:szCs w:val="26"/>
-                                      <w:lang w:val="en-GB" w:eastAsia="en-US"/>
+                                      <w:lang w:val="en-GB" w:eastAsia="vi-VN"/>
                                     </w:rPr>
                                   </w:r>
                                 </w:p>
@@ -3195,7 +3150,7 @@
                                       <w:b/>
                                       <w:sz w:val="26"/>
                                       <w:szCs w:val="26"/>
-                                      <w:lang w:val="en-GB" w:eastAsia="en-US"/>
+                                      <w:lang w:val="en-GB" w:eastAsia="vi-VN"/>
                                     </w:rPr>
                                   </w:pPr>
                                   <w:r>
@@ -3204,7 +3159,7 @@
                                       <w:b/>
                                       <w:sz w:val="26"/>
                                       <w:szCs w:val="26"/>
-                                      <w:lang w:val="en-GB" w:eastAsia="en-US"/>
+                                      <w:lang w:val="en-GB" w:eastAsia="vi-VN"/>
                                     </w:rPr>
                                   </w:r>
                                 </w:p>
@@ -3231,7 +3186,7 @@
                                       <w:b/>
                                       <w:sz w:val="26"/>
                                       <w:szCs w:val="26"/>
-                                      <w:lang w:val="en-GB" w:eastAsia="en-US"/>
+                                      <w:lang w:val="en-GB" w:eastAsia="vi-VN"/>
                                     </w:rPr>
                                   </w:pPr>
                                   <w:r>
@@ -3240,7 +3195,7 @@
                                       <w:b/>
                                       <w:sz w:val="26"/>
                                       <w:szCs w:val="26"/>
-                                      <w:lang w:val="en-GB" w:eastAsia="en-US"/>
+                                      <w:lang w:val="en-GB" w:eastAsia="vi-VN"/>
                                     </w:rPr>
                                   </w:r>
                                 </w:p>
@@ -3268,11 +3223,11 @@
                                     <w:spacing w:lineRule="auto" w:line="276" w:before="0" w:after="120"/>
                                     <w:jc w:val="center"/>
                                     <w:rPr>
-                                      <w:rFonts w:ascii="Times New Roman" w:hAnsi="Times New Roman" w:eastAsia="Calibri" w:cs="Times New Roman"/>
-                                      <w:b/>
-                                      <w:sz w:val="26"/>
-                                      <w:szCs w:val="26"/>
-                                      <w:lang w:val="en-GB" w:eastAsia="en-US"/>
+                                      <w:rFonts w:ascii="Times New Roman" w:hAnsi="Times New Roman" w:cs="Times New Roman"/>
+                                      <w:b/>
+                                      <w:sz w:val="26"/>
+                                      <w:szCs w:val="26"/>
+                                      <w:lang w:val="en-GB" w:eastAsia="vi-VN"/>
                                     </w:rPr>
                                   </w:pPr>
                                   <w:r>
@@ -3281,7 +3236,7 @@
                                       <w:b/>
                                       <w:sz w:val="26"/>
                                       <w:szCs w:val="26"/>
-                                      <w:lang w:val="en-GB" w:eastAsia="en-US"/>
+                                      <w:lang w:val="en-GB" w:eastAsia="vi-VN"/>
                                     </w:rPr>
                                   </w:r>
                                 </w:p>
@@ -3308,7 +3263,7 @@
                                       <w:b/>
                                       <w:sz w:val="26"/>
                                       <w:szCs w:val="26"/>
-                                      <w:lang w:val="en-GB" w:eastAsia="en-US"/>
+                                      <w:lang w:val="en-GB" w:eastAsia="vi-VN"/>
                                     </w:rPr>
                                   </w:pPr>
                                   <w:r>
@@ -3317,7 +3272,7 @@
                                       <w:b/>
                                       <w:sz w:val="26"/>
                                       <w:szCs w:val="26"/>
-                                      <w:lang w:val="en-GB" w:eastAsia="en-US"/>
+                                      <w:lang w:val="en-GB" w:eastAsia="vi-VN"/>
                                     </w:rPr>
                                   </w:r>
                                 </w:p>
@@ -3344,7 +3299,7 @@
                                       <w:b/>
                                       <w:sz w:val="26"/>
                                       <w:szCs w:val="26"/>
-                                      <w:lang w:val="en-GB" w:eastAsia="en-US"/>
+                                      <w:lang w:val="en-GB" w:eastAsia="vi-VN"/>
                                     </w:rPr>
                                   </w:pPr>
                                   <w:r>
@@ -3353,7 +3308,7 @@
                                       <w:b/>
                                       <w:sz w:val="26"/>
                                       <w:szCs w:val="26"/>
-                                      <w:lang w:val="en-GB" w:eastAsia="en-US"/>
+                                      <w:lang w:val="en-GB" w:eastAsia="vi-VN"/>
                                     </w:rPr>
                                   </w:r>
                                 </w:p>
@@ -3380,7 +3335,7 @@
                                       <w:b/>
                                       <w:sz w:val="26"/>
                                       <w:szCs w:val="26"/>
-                                      <w:lang w:val="en-GB" w:eastAsia="en-US"/>
+                                      <w:lang w:val="en-GB" w:eastAsia="vi-VN"/>
                                     </w:rPr>
                                   </w:pPr>
                                   <w:r>
@@ -3389,7 +3344,7 @@
                                       <w:b/>
                                       <w:sz w:val="26"/>
                                       <w:szCs w:val="26"/>
-                                      <w:lang w:val="en-GB" w:eastAsia="en-US"/>
+                                      <w:lang w:val="en-GB" w:eastAsia="vi-VN"/>
                                     </w:rPr>
                                   </w:r>
                                 </w:p>
@@ -3416,7 +3371,7 @@
                                       <w:b/>
                                       <w:sz w:val="26"/>
                                       <w:szCs w:val="26"/>
-                                      <w:lang w:val="en-GB" w:eastAsia="en-US"/>
+                                      <w:lang w:val="en-GB" w:eastAsia="vi-VN"/>
                                     </w:rPr>
                                   </w:pPr>
                                   <w:r>
@@ -3425,7 +3380,7 @@
                                       <w:b/>
                                       <w:sz w:val="26"/>
                                       <w:szCs w:val="26"/>
-                                      <w:lang w:val="en-GB" w:eastAsia="en-US"/>
+                                      <w:lang w:val="en-GB" w:eastAsia="vi-VN"/>
                                     </w:rPr>
                                   </w:r>
                                 </w:p>
@@ -3453,11 +3408,11 @@
                                     <w:spacing w:lineRule="auto" w:line="276" w:before="0" w:after="120"/>
                                     <w:jc w:val="center"/>
                                     <w:rPr>
-                                      <w:rFonts w:ascii="Times New Roman" w:hAnsi="Times New Roman" w:eastAsia="Calibri" w:cs="Times New Roman"/>
-                                      <w:b/>
-                                      <w:sz w:val="26"/>
-                                      <w:szCs w:val="26"/>
-                                      <w:lang w:val="en-GB" w:eastAsia="en-US"/>
+                                      <w:rFonts w:ascii="Times New Roman" w:hAnsi="Times New Roman" w:cs="Times New Roman"/>
+                                      <w:b/>
+                                      <w:sz w:val="26"/>
+                                      <w:szCs w:val="26"/>
+                                      <w:lang w:val="en-GB" w:eastAsia="vi-VN"/>
                                     </w:rPr>
                                   </w:pPr>
                                   <w:r>
@@ -3466,7 +3421,7 @@
                                       <w:b/>
                                       <w:sz w:val="26"/>
                                       <w:szCs w:val="26"/>
-                                      <w:lang w:val="en-GB" w:eastAsia="en-US"/>
+                                      <w:lang w:val="en-GB" w:eastAsia="vi-VN"/>
                                     </w:rPr>
                                   </w:r>
                                 </w:p>
@@ -3493,7 +3448,7 @@
                                       <w:b/>
                                       <w:sz w:val="26"/>
                                       <w:szCs w:val="26"/>
-                                      <w:lang w:val="en-GB" w:eastAsia="en-US"/>
+                                      <w:lang w:val="en-GB" w:eastAsia="vi-VN"/>
                                     </w:rPr>
                                   </w:pPr>
                                   <w:r>
@@ -3502,7 +3457,7 @@
                                       <w:b/>
                                       <w:sz w:val="26"/>
                                       <w:szCs w:val="26"/>
-                                      <w:lang w:val="en-GB" w:eastAsia="en-US"/>
+                                      <w:lang w:val="en-GB" w:eastAsia="vi-VN"/>
                                     </w:rPr>
                                   </w:r>
                                 </w:p>
@@ -3529,7 +3484,7 @@
                                       <w:b/>
                                       <w:sz w:val="26"/>
                                       <w:szCs w:val="26"/>
-                                      <w:lang w:val="en-GB" w:eastAsia="en-US"/>
+                                      <w:lang w:val="en-GB" w:eastAsia="vi-VN"/>
                                     </w:rPr>
                                   </w:pPr>
                                   <w:r>
@@ -3538,7 +3493,7 @@
                                       <w:b/>
                                       <w:sz w:val="26"/>
                                       <w:szCs w:val="26"/>
-                                      <w:lang w:val="en-GB" w:eastAsia="en-US"/>
+                                      <w:lang w:val="en-GB" w:eastAsia="vi-VN"/>
                                     </w:rPr>
                                   </w:r>
                                 </w:p>
@@ -3565,7 +3520,7 @@
                                       <w:b/>
                                       <w:sz w:val="26"/>
                                       <w:szCs w:val="26"/>
-                                      <w:lang w:val="en-GB" w:eastAsia="en-US"/>
+                                      <w:lang w:val="en-GB" w:eastAsia="vi-VN"/>
                                     </w:rPr>
                                   </w:pPr>
                                   <w:r>
@@ -3574,7 +3529,7 @@
                                       <w:b/>
                                       <w:sz w:val="26"/>
                                       <w:szCs w:val="26"/>
-                                      <w:lang w:val="en-GB" w:eastAsia="en-US"/>
+                                      <w:lang w:val="en-GB" w:eastAsia="vi-VN"/>
                                     </w:rPr>
                                   </w:r>
                                 </w:p>
@@ -3601,7 +3556,7 @@
                                       <w:b/>
                                       <w:sz w:val="26"/>
                                       <w:szCs w:val="26"/>
-                                      <w:lang w:val="en-GB" w:eastAsia="en-US"/>
+                                      <w:lang w:val="en-GB" w:eastAsia="vi-VN"/>
                                     </w:rPr>
                                   </w:pPr>
                                   <w:r>
@@ -3610,7 +3565,7 @@
                                       <w:b/>
                                       <w:sz w:val="26"/>
                                       <w:szCs w:val="26"/>
-                                      <w:lang w:val="en-GB" w:eastAsia="en-US"/>
+                                      <w:lang w:val="en-GB" w:eastAsia="vi-VN"/>
                                     </w:rPr>
                                   </w:r>
                                 </w:p>
@@ -3638,11 +3593,11 @@
                                     <w:spacing w:lineRule="auto" w:line="276" w:before="0" w:after="120"/>
                                     <w:jc w:val="center"/>
                                     <w:rPr>
-                                      <w:rFonts w:ascii="Times New Roman" w:hAnsi="Times New Roman" w:eastAsia="Calibri" w:cs="Times New Roman"/>
-                                      <w:b/>
-                                      <w:sz w:val="26"/>
-                                      <w:szCs w:val="26"/>
-                                      <w:lang w:val="en-GB" w:eastAsia="en-US"/>
+                                      <w:rFonts w:ascii="Times New Roman" w:hAnsi="Times New Roman" w:cs="Times New Roman"/>
+                                      <w:b/>
+                                      <w:sz w:val="26"/>
+                                      <w:szCs w:val="26"/>
+                                      <w:lang w:val="en-GB" w:eastAsia="vi-VN"/>
                                     </w:rPr>
                                   </w:pPr>
                                   <w:r>
@@ -3651,7 +3606,7 @@
                                       <w:b/>
                                       <w:sz w:val="26"/>
                                       <w:szCs w:val="26"/>
-                                      <w:lang w:val="en-GB" w:eastAsia="en-US"/>
+                                      <w:lang w:val="en-GB" w:eastAsia="vi-VN"/>
                                     </w:rPr>
                                   </w:r>
                                 </w:p>
@@ -3678,7 +3633,7 @@
                                       <w:b/>
                                       <w:sz w:val="26"/>
                                       <w:szCs w:val="26"/>
-                                      <w:lang w:val="en-GB" w:eastAsia="en-US"/>
+                                      <w:lang w:val="en-GB" w:eastAsia="vi-VN"/>
                                     </w:rPr>
                                   </w:pPr>
                                   <w:r>
@@ -3687,7 +3642,7 @@
                                       <w:b/>
                                       <w:sz w:val="26"/>
                                       <w:szCs w:val="26"/>
-                                      <w:lang w:val="en-GB" w:eastAsia="en-US"/>
+                                      <w:lang w:val="en-GB" w:eastAsia="vi-VN"/>
                                     </w:rPr>
                                   </w:r>
                                 </w:p>
@@ -3714,7 +3669,7 @@
                                       <w:b/>
                                       <w:sz w:val="26"/>
                                       <w:szCs w:val="26"/>
-                                      <w:lang w:val="en-GB" w:eastAsia="en-US"/>
+                                      <w:lang w:val="en-GB" w:eastAsia="vi-VN"/>
                                     </w:rPr>
                                   </w:pPr>
                                   <w:r>
@@ -3723,7 +3678,7 @@
                                       <w:b/>
                                       <w:sz w:val="26"/>
                                       <w:szCs w:val="26"/>
-                                      <w:lang w:val="en-GB" w:eastAsia="en-US"/>
+                                      <w:lang w:val="en-GB" w:eastAsia="vi-VN"/>
                                     </w:rPr>
                                   </w:r>
                                 </w:p>
@@ -3750,7 +3705,7 @@
                                       <w:b/>
                                       <w:sz w:val="26"/>
                                       <w:szCs w:val="26"/>
-                                      <w:lang w:val="en-GB" w:eastAsia="en-US"/>
+                                      <w:lang w:val="en-GB" w:eastAsia="vi-VN"/>
                                     </w:rPr>
                                   </w:pPr>
                                   <w:r>
@@ -3759,7 +3714,7 @@
                                       <w:b/>
                                       <w:sz w:val="26"/>
                                       <w:szCs w:val="26"/>
-                                      <w:lang w:val="en-GB" w:eastAsia="en-US"/>
+                                      <w:lang w:val="en-GB" w:eastAsia="vi-VN"/>
                                     </w:rPr>
                                   </w:r>
                                 </w:p>
@@ -3786,7 +3741,7 @@
                                       <w:b/>
                                       <w:sz w:val="26"/>
                                       <w:szCs w:val="26"/>
-                                      <w:lang w:val="en-GB" w:eastAsia="en-US"/>
+                                      <w:lang w:val="en-GB" w:eastAsia="vi-VN"/>
                                     </w:rPr>
                                   </w:pPr>
                                   <w:r>
@@ -3795,7 +3750,7 @@
                                       <w:b/>
                                       <w:sz w:val="26"/>
                                       <w:szCs w:val="26"/>
-                                      <w:lang w:val="en-GB" w:eastAsia="en-US"/>
+                                      <w:lang w:val="en-GB" w:eastAsia="vi-VN"/>
                                     </w:rPr>
                                   </w:r>
                                 </w:p>
@@ -3823,11 +3778,11 @@
                                     <w:spacing w:lineRule="auto" w:line="276" w:before="0" w:after="120"/>
                                     <w:jc w:val="center"/>
                                     <w:rPr>
-                                      <w:rFonts w:ascii="Times New Roman" w:hAnsi="Times New Roman" w:eastAsia="Calibri" w:cs="Times New Roman"/>
-                                      <w:b/>
-                                      <w:sz w:val="26"/>
-                                      <w:szCs w:val="26"/>
-                                      <w:lang w:val="en-GB" w:eastAsia="en-US"/>
+                                      <w:rFonts w:ascii="Times New Roman" w:hAnsi="Times New Roman" w:cs="Times New Roman"/>
+                                      <w:b/>
+                                      <w:sz w:val="26"/>
+                                      <w:szCs w:val="26"/>
+                                      <w:lang w:val="en-GB" w:eastAsia="vi-VN"/>
                                     </w:rPr>
                                   </w:pPr>
                                   <w:r>
@@ -3836,7 +3791,7 @@
                                       <w:b/>
                                       <w:sz w:val="26"/>
                                       <w:szCs w:val="26"/>
-                                      <w:lang w:val="en-GB" w:eastAsia="en-US"/>
+                                      <w:lang w:val="en-GB" w:eastAsia="vi-VN"/>
                                     </w:rPr>
                                   </w:r>
                                 </w:p>
@@ -3863,7 +3818,7 @@
                                       <w:b/>
                                       <w:sz w:val="26"/>
                                       <w:szCs w:val="26"/>
-                                      <w:lang w:val="en-GB" w:eastAsia="en-US"/>
+                                      <w:lang w:val="en-GB" w:eastAsia="vi-VN"/>
                                     </w:rPr>
                                   </w:pPr>
                                   <w:r>
@@ -3872,7 +3827,7 @@
                                       <w:b/>
                                       <w:sz w:val="26"/>
                                       <w:szCs w:val="26"/>
-                                      <w:lang w:val="en-GB" w:eastAsia="en-US"/>
+                                      <w:lang w:val="en-GB" w:eastAsia="vi-VN"/>
                                     </w:rPr>
                                   </w:r>
                                 </w:p>
@@ -3899,7 +3854,7 @@
                                       <w:b/>
                                       <w:sz w:val="26"/>
                                       <w:szCs w:val="26"/>
-                                      <w:lang w:val="en-GB" w:eastAsia="en-US"/>
+                                      <w:lang w:val="en-GB" w:eastAsia="vi-VN"/>
                                     </w:rPr>
                                   </w:pPr>
                                   <w:r>
@@ -3908,7 +3863,7 @@
                                       <w:b/>
                                       <w:sz w:val="26"/>
                                       <w:szCs w:val="26"/>
-                                      <w:lang w:val="en-GB" w:eastAsia="en-US"/>
+                                      <w:lang w:val="en-GB" w:eastAsia="vi-VN"/>
                                     </w:rPr>
                                   </w:r>
                                 </w:p>
@@ -3935,7 +3890,7 @@
                                       <w:b/>
                                       <w:sz w:val="26"/>
                                       <w:szCs w:val="26"/>
-                                      <w:lang w:val="en-GB" w:eastAsia="en-US"/>
+                                      <w:lang w:val="en-GB" w:eastAsia="vi-VN"/>
                                     </w:rPr>
                                   </w:pPr>
                                   <w:r>
@@ -3944,7 +3899,7 @@
                                       <w:b/>
                                       <w:sz w:val="26"/>
                                       <w:szCs w:val="26"/>
-                                      <w:lang w:val="en-GB" w:eastAsia="en-US"/>
+                                      <w:lang w:val="en-GB" w:eastAsia="vi-VN"/>
                                     </w:rPr>
                                   </w:r>
                                 </w:p>
@@ -3971,7 +3926,7 @@
                                       <w:b/>
                                       <w:sz w:val="26"/>
                                       <w:szCs w:val="26"/>
-                                      <w:lang w:val="en-GB" w:eastAsia="en-US"/>
+                                      <w:lang w:val="en-GB" w:eastAsia="vi-VN"/>
                                     </w:rPr>
                                   </w:pPr>
                                   <w:r>
@@ -3980,7 +3935,7 @@
                                       <w:b/>
                                       <w:sz w:val="26"/>
                                       <w:szCs w:val="26"/>
-                                      <w:lang w:val="en-GB" w:eastAsia="en-US"/>
+                                      <w:lang w:val="en-GB" w:eastAsia="vi-VN"/>
                                     </w:rPr>
                                   </w:r>
                                 </w:p>
@@ -3994,7 +3949,7 @@
                                 <w:rFonts w:ascii="Times New Roman" w:hAnsi="Times New Roman" w:cs="Times New Roman"/>
                                 <w:sz w:val="26"/>
                                 <w:szCs w:val="26"/>
-                                <w:lang w:val="en-GB" w:eastAsia="en-US"/>
+                                <w:lang w:val="en-GB" w:eastAsia="vi-VN"/>
                               </w:rPr>
                             </w:pPr>
                             <w:r>
@@ -4002,7 +3957,7 @@
                                 <w:rFonts w:cs="Times New Roman" w:ascii="Times New Roman" w:hAnsi="Times New Roman"/>
                                 <w:sz w:val="26"/>
                                 <w:szCs w:val="26"/>
-                                <w:lang w:val="en-GB" w:eastAsia="en-US"/>
+                                <w:lang w:val="en-GB" w:eastAsia="vi-VN"/>
                               </w:rPr>
                             </w:r>
                           </w:p>
@@ -4103,12 +4058,12 @@
                                 <w:rFonts w:ascii="Times New Roman" w:hAnsi="Times New Roman" w:cs="Times New Roman"/>
                                 <w:sz w:val="26"/>
                                 <w:szCs w:val="26"/>
-                                <w:lang w:val="en-US" w:eastAsia="en-US"/>
+                                <w:lang w:val="vi-VN" w:eastAsia="vi-VN"/>
                               </w:rPr>
                             </w:pPr>
                             <w:r>
                               <w:rPr>
-                                <w:lang w:val="en-US" w:eastAsia="en-US"/>
+                                <w:lang w:val="vi-VN" w:eastAsia="vi-VN"/>
                               </w:rPr>
                               <w:drawing>
                                 <wp:inline distT="0" distB="0" distL="0" distR="0">
@@ -4193,7 +4148,7 @@
                                 <w:b/>
                                 <w:sz w:val="26"/>
                                 <w:szCs w:val="26"/>
-                                <w:lang w:val="en-GB" w:eastAsia="en-US"/>
+                                <w:lang w:val="en-GB" w:eastAsia="vi-VN"/>
                               </w:rPr>
                             </w:pPr>
                             <w:r>
@@ -4228,7 +4183,7 @@
                                 <w:iCs/>
                                 <w:sz w:val="26"/>
                                 <w:szCs w:val="26"/>
-                                <w:lang w:val="sv-SE" w:eastAsia="en-US"/>
+                                <w:lang w:val="sv-SE" w:eastAsia="vi-VN"/>
                               </w:rPr>
                             </w:pPr>
                             <w:r>
@@ -4294,7 +4249,7 @@
                                 <w:b/>
                                 <w:sz w:val="26"/>
                                 <w:szCs w:val="26"/>
-                                <w:lang w:val="en-US" w:eastAsia="en-US"/>
+                                <w:lang w:val="vi-VN" w:eastAsia="vi-VN"/>
                               </w:rPr>
                             </w:pPr>
                             <w:r>
@@ -4340,11 +4295,10 @@
                               <w:pStyle w:val="Normal"/>
                               <w:snapToGrid w:val="false"/>
                               <w:rPr>
-                                <w:rFonts w:ascii="Times New Roman" w:hAnsi="Times New Roman" w:eastAsia="Calibri" w:cs="Times New Roman"/>
-                                <w:b/>
-                                <w:sz w:val="26"/>
-                                <w:szCs w:val="26"/>
-                                <w:lang w:val="en-US" w:eastAsia="en-US"/>
+                                <w:rFonts w:ascii="Times New Roman" w:hAnsi="Times New Roman" w:cs="Times New Roman"/>
+                                <w:sz w:val="26"/>
+                                <w:szCs w:val="26"/>
+                                <w:lang w:val="vi-VN" w:eastAsia="vi-VN"/>
                               </w:rPr>
                             </w:pPr>
                             <w:r>
@@ -4353,7 +4307,7 @@
                                 <w:b/>
                                 <w:sz w:val="26"/>
                                 <w:szCs w:val="26"/>
-                                <w:lang w:val="en-US" w:eastAsia="en-US"/>
+                                <w:lang w:val="vi-VN" w:eastAsia="vi-VN"/>
                               </w:rPr>
                             </w:r>
                           </w:p>
@@ -4413,7 +4367,7 @@
                                 <w:b/>
                                 <w:sz w:val="26"/>
                                 <w:szCs w:val="26"/>
-                                <w:lang w:val="en-GB" w:eastAsia="en-US"/>
+                                <w:lang w:val="en-GB" w:eastAsia="vi-VN"/>
                               </w:rPr>
                             </w:pPr>
                             <w:r>
@@ -4422,7 +4376,7 @@
                                 <w:b/>
                                 <w:sz w:val="26"/>
                                 <w:szCs w:val="26"/>
-                                <w:lang w:val="en-GB" w:eastAsia="en-US"/>
+                                <w:lang w:val="en-GB" w:eastAsia="vi-VN"/>
                               </w:rPr>
                             </w:r>
                           </w:p>
@@ -4436,7 +4390,7 @@
                           <w:rFonts w:ascii="Times New Roman" w:hAnsi="Times New Roman" w:cs="Times New Roman"/>
                           <w:sz w:val="26"/>
                           <w:szCs w:val="26"/>
-                          <w:lang w:val="en-GB" w:eastAsia="en-US"/>
+                          <w:lang w:val="en-GB" w:eastAsia="vi-VN"/>
                         </w:rPr>
                       </w:pPr>
                       <w:r>
@@ -4444,7 +4398,7 @@
                           <w:rFonts w:cs="Times New Roman" w:ascii="Times New Roman" w:hAnsi="Times New Roman"/>
                           <w:sz w:val="26"/>
                           <w:szCs w:val="26"/>
-                          <w:lang w:val="en-GB" w:eastAsia="en-US"/>
+                          <w:lang w:val="en-GB" w:eastAsia="vi-VN"/>
                         </w:rPr>
                       </w:r>
                     </w:p>
@@ -4455,7 +4409,6 @@
                           <w:rFonts w:ascii="Times New Roman" w:hAnsi="Times New Roman" w:cs="Times New Roman"/>
                           <w:sz w:val="26"/>
                           <w:szCs w:val="26"/>
-                          <w:lang w:val="en-GB" w:eastAsia="en-US"/>
                         </w:rPr>
                       </w:pPr>
                       <w:r>
@@ -4463,7 +4416,7 @@
                           <w:rFonts w:cs="Times New Roman" w:ascii="Times New Roman" w:hAnsi="Times New Roman"/>
                           <w:sz w:val="26"/>
                           <w:szCs w:val="26"/>
-                          <w:lang w:val="en-GB" w:eastAsia="en-US"/>
+                          <w:lang w:val="en-GB" w:eastAsia="vi-VN"/>
                         </w:rPr>
                       </w:r>
                     </w:p>
@@ -4511,7 +4464,7 @@
                                 <w:rFonts w:ascii="Times New Roman" w:hAnsi="Times New Roman" w:cs="Times New Roman"/>
                                 <w:sz w:val="26"/>
                                 <w:szCs w:val="26"/>
-                                <w:lang w:val="en-GB" w:eastAsia="en-US"/>
+                                <w:lang w:val="en-GB" w:eastAsia="vi-VN"/>
                               </w:rPr>
                             </w:pPr>
                             <w:r>
@@ -4519,7 +4472,7 @@
                                 <w:rFonts w:cs="Times New Roman" w:ascii="Times New Roman" w:hAnsi="Times New Roman"/>
                                 <w:sz w:val="26"/>
                                 <w:szCs w:val="26"/>
-                                <w:lang w:val="en-GB" w:eastAsia="en-US"/>
+                                <w:lang w:val="en-GB" w:eastAsia="vi-VN"/>
                               </w:rPr>
                             </w:r>
                           </w:p>
@@ -4544,7 +4497,7 @@
                                 <w:rFonts w:ascii="Times New Roman" w:hAnsi="Times New Roman" w:cs="Times New Roman"/>
                                 <w:sz w:val="26"/>
                                 <w:szCs w:val="26"/>
-                                <w:lang w:val="en-GB" w:eastAsia="en-US"/>
+                                <w:lang w:val="en-GB" w:eastAsia="vi-VN"/>
                               </w:rPr>
                             </w:pPr>
                             <w:r>
@@ -4578,7 +4531,7 @@
                                 <w:rFonts w:ascii="Times New Roman" w:hAnsi="Times New Roman" w:cs="Times New Roman"/>
                                 <w:sz w:val="26"/>
                                 <w:szCs w:val="26"/>
-                                <w:lang w:val="en-GB" w:eastAsia="en-US"/>
+                                <w:lang w:val="en-GB" w:eastAsia="vi-VN"/>
                               </w:rPr>
                             </w:pPr>
                             <w:r>
@@ -4612,7 +4565,7 @@
                                 <w:rFonts w:ascii="Times New Roman" w:hAnsi="Times New Roman" w:cs="Times New Roman"/>
                                 <w:sz w:val="26"/>
                                 <w:szCs w:val="26"/>
-                                <w:lang w:val="en-GB" w:eastAsia="en-US"/>
+                                <w:lang w:val="en-GB" w:eastAsia="vi-VN"/>
                               </w:rPr>
                             </w:pPr>
                             <w:r>
@@ -4651,7 +4604,7 @@
                                 <w:rFonts w:ascii="Times New Roman" w:hAnsi="Times New Roman" w:cs="Times New Roman"/>
                                 <w:sz w:val="26"/>
                                 <w:szCs w:val="26"/>
-                                <w:lang w:val="en-GB" w:eastAsia="en-US"/>
+                                <w:lang w:val="en-GB" w:eastAsia="vi-VN"/>
                               </w:rPr>
                             </w:pPr>
                             <w:r>
@@ -4685,7 +4638,7 @@
                                 <w:rFonts w:ascii="Times New Roman" w:hAnsi="Times New Roman" w:cs="Times New Roman"/>
                                 <w:sz w:val="26"/>
                                 <w:szCs w:val="26"/>
-                                <w:lang w:val="en-GB" w:eastAsia="en-US"/>
+                                <w:lang w:val="en-GB" w:eastAsia="vi-VN"/>
                               </w:rPr>
                             </w:pPr>
                             <w:r>
@@ -4693,7 +4646,7 @@
                                 <w:rFonts w:cs="Times New Roman" w:ascii="Times New Roman" w:hAnsi="Times New Roman"/>
                                 <w:sz w:val="26"/>
                                 <w:szCs w:val="26"/>
-                                <w:lang w:val="en-GB" w:eastAsia="en-US"/>
+                                <w:lang w:val="en-GB" w:eastAsia="vi-VN"/>
                               </w:rPr>
                             </w:r>
                           </w:p>
@@ -4719,7 +4672,7 @@
                                 <w:rFonts w:ascii="Times New Roman" w:hAnsi="Times New Roman" w:cs="Times New Roman"/>
                                 <w:sz w:val="26"/>
                                 <w:szCs w:val="26"/>
-                                <w:lang w:val="en-GB" w:eastAsia="en-US"/>
+                                <w:lang w:val="en-GB" w:eastAsia="vi-VN"/>
                               </w:rPr>
                             </w:pPr>
                             <w:r>
@@ -4727,7 +4680,7 @@
                                 <w:rFonts w:cs="Times New Roman" w:ascii="Times New Roman" w:hAnsi="Times New Roman"/>
                                 <w:sz w:val="26"/>
                                 <w:szCs w:val="26"/>
-                                <w:lang w:val="en-GB" w:eastAsia="en-US"/>
+                                <w:lang w:val="en-GB" w:eastAsia="vi-VN"/>
                               </w:rPr>
                             </w:r>
                           </w:p>
@@ -4753,7 +4706,7 @@
                                 <w:rFonts w:ascii="Times New Roman" w:hAnsi="Times New Roman" w:cs="Times New Roman"/>
                                 <w:sz w:val="26"/>
                                 <w:szCs w:val="26"/>
-                                <w:lang w:val="en-GB" w:eastAsia="en-US"/>
+                                <w:lang w:val="en-GB" w:eastAsia="vi-VN"/>
                               </w:rPr>
                             </w:pPr>
                             <w:r>
@@ -4761,7 +4714,7 @@
                                 <w:rFonts w:cs="Times New Roman" w:ascii="Times New Roman" w:hAnsi="Times New Roman"/>
                                 <w:sz w:val="26"/>
                                 <w:szCs w:val="26"/>
-                                <w:lang w:val="en-GB" w:eastAsia="en-US"/>
+                                <w:lang w:val="en-GB" w:eastAsia="vi-VN"/>
                               </w:rPr>
                             </w:r>
                           </w:p>
@@ -4791,7 +4744,7 @@
                                 <w:rFonts w:ascii="Times New Roman" w:hAnsi="Times New Roman" w:cs="Times New Roman"/>
                                 <w:sz w:val="26"/>
                                 <w:szCs w:val="26"/>
-                                <w:lang w:val="en-GB" w:eastAsia="en-US"/>
+                                <w:lang w:val="en-GB" w:eastAsia="vi-VN"/>
                               </w:rPr>
                             </w:pPr>
                             <w:r>
@@ -4825,7 +4778,7 @@
                                 <w:rFonts w:ascii="Times New Roman" w:hAnsi="Times New Roman" w:cs="Times New Roman"/>
                                 <w:sz w:val="26"/>
                                 <w:szCs w:val="26"/>
-                                <w:lang w:val="en-GB" w:eastAsia="en-US"/>
+                                <w:lang w:val="en-GB" w:eastAsia="vi-VN"/>
                               </w:rPr>
                             </w:pPr>
                             <w:r>
@@ -4833,7 +4786,7 @@
                                 <w:rFonts w:cs="Times New Roman" w:ascii="Times New Roman" w:hAnsi="Times New Roman"/>
                                 <w:sz w:val="26"/>
                                 <w:szCs w:val="26"/>
-                                <w:lang w:val="en-GB" w:eastAsia="en-US"/>
+                                <w:lang w:val="en-GB" w:eastAsia="vi-VN"/>
                               </w:rPr>
                             </w:r>
                           </w:p>
@@ -4846,7 +4799,6 @@
                                 <w:rFonts w:ascii="Times New Roman" w:hAnsi="Times New Roman" w:cs="Times New Roman"/>
                                 <w:sz w:val="26"/>
                                 <w:szCs w:val="26"/>
-                                <w:lang w:val="en-GB" w:eastAsia="en-US"/>
                               </w:rPr>
                             </w:pPr>
                             <w:r>
@@ -4854,7 +4806,7 @@
                                 <w:rFonts w:cs="Times New Roman" w:ascii="Times New Roman" w:hAnsi="Times New Roman"/>
                                 <w:sz w:val="26"/>
                                 <w:szCs w:val="26"/>
-                                <w:lang w:val="en-GB" w:eastAsia="en-US"/>
+                                <w:lang w:val="en-GB" w:eastAsia="vi-VN"/>
                               </w:rPr>
                             </w:r>
                           </w:p>
@@ -4867,7 +4819,7 @@
                                 <w:rFonts w:ascii="Times New Roman" w:hAnsi="Times New Roman" w:cs="Times New Roman"/>
                                 <w:sz w:val="26"/>
                                 <w:szCs w:val="26"/>
-                                <w:lang w:val="en-GB" w:eastAsia="en-US"/>
+                                <w:lang w:val="en-GB" w:eastAsia="vi-VN"/>
                               </w:rPr>
                             </w:pPr>
                             <w:r>
@@ -4875,7 +4827,7 @@
                                 <w:rFonts w:cs="Times New Roman" w:ascii="Times New Roman" w:hAnsi="Times New Roman"/>
                                 <w:sz w:val="26"/>
                                 <w:szCs w:val="26"/>
-                                <w:lang w:val="en-GB" w:eastAsia="en-US"/>
+                                <w:lang w:val="en-GB" w:eastAsia="vi-VN"/>
                               </w:rPr>
                             </w:r>
                           </w:p>
@@ -4901,7 +4853,7 @@
                                 <w:rFonts w:ascii="Times New Roman" w:hAnsi="Times New Roman" w:cs="Times New Roman"/>
                                 <w:sz w:val="26"/>
                                 <w:szCs w:val="26"/>
-                                <w:lang w:val="en-GB" w:eastAsia="en-US"/>
+                                <w:lang w:val="en-GB" w:eastAsia="vi-VN"/>
                               </w:rPr>
                             </w:pPr>
                             <w:r>
@@ -4909,7 +4861,7 @@
                                 <w:rFonts w:cs="Times New Roman" w:ascii="Times New Roman" w:hAnsi="Times New Roman"/>
                                 <w:sz w:val="26"/>
                                 <w:szCs w:val="26"/>
-                                <w:lang w:val="en-GB" w:eastAsia="en-US"/>
+                                <w:lang w:val="en-GB" w:eastAsia="vi-VN"/>
                               </w:rPr>
                             </w:r>
                           </w:p>
@@ -4935,7 +4887,7 @@
                                 <w:rFonts w:ascii="Times New Roman" w:hAnsi="Times New Roman" w:cs="Times New Roman"/>
                                 <w:sz w:val="26"/>
                                 <w:szCs w:val="26"/>
-                                <w:lang w:val="en-GB" w:eastAsia="en-US"/>
+                                <w:lang w:val="en-GB" w:eastAsia="vi-VN"/>
                               </w:rPr>
                             </w:pPr>
                             <w:r>
@@ -4943,7 +4895,7 @@
                                 <w:rFonts w:cs="Times New Roman" w:ascii="Times New Roman" w:hAnsi="Times New Roman"/>
                                 <w:sz w:val="26"/>
                                 <w:szCs w:val="26"/>
-                                <w:lang w:val="en-GB" w:eastAsia="en-US"/>
+                                <w:lang w:val="en-GB" w:eastAsia="vi-VN"/>
                               </w:rPr>
                             </w:r>
                           </w:p>
@@ -4973,7 +4925,7 @@
                                 <w:rFonts w:ascii="Times New Roman" w:hAnsi="Times New Roman" w:cs="Times New Roman"/>
                                 <w:sz w:val="26"/>
                                 <w:szCs w:val="26"/>
-                                <w:lang w:val="en-GB" w:eastAsia="en-US"/>
+                                <w:lang w:val="en-GB" w:eastAsia="vi-VN"/>
                               </w:rPr>
                             </w:pPr>
                             <w:r>
@@ -5007,7 +4959,6 @@
                                 <w:rFonts w:ascii="Times New Roman" w:hAnsi="Times New Roman" w:cs="Times New Roman"/>
                                 <w:sz w:val="26"/>
                                 <w:szCs w:val="26"/>
-                                <w:lang w:val="en-GB" w:eastAsia="en-US"/>
                               </w:rPr>
                             </w:pPr>
                             <w:r>
@@ -5015,7 +4966,7 @@
                                 <w:rFonts w:cs="Times New Roman" w:ascii="Times New Roman" w:hAnsi="Times New Roman"/>
                                 <w:sz w:val="26"/>
                                 <w:szCs w:val="26"/>
-                                <w:lang w:val="en-GB" w:eastAsia="en-US"/>
+                                <w:lang w:val="en-GB" w:eastAsia="vi-VN"/>
                               </w:rPr>
                             </w:r>
                           </w:p>
@@ -5095,7 +5046,7 @@
                           <w:rFonts w:ascii="Times New Roman" w:hAnsi="Times New Roman" w:cs="Times New Roman"/>
                           <w:sz w:val="26"/>
                           <w:szCs w:val="26"/>
-                          <w:lang w:val="en-GB" w:eastAsia="en-US"/>
+                          <w:lang w:val="en-GB" w:eastAsia="vi-VN"/>
                         </w:rPr>
                       </w:pPr>
                       <w:r>
@@ -5103,7 +5054,7 @@
                           <w:rFonts w:cs="Times New Roman" w:ascii="Times New Roman" w:hAnsi="Times New Roman"/>
                           <w:sz w:val="26"/>
                           <w:szCs w:val="26"/>
-                          <w:lang w:val="en-GB" w:eastAsia="en-US"/>
+                          <w:lang w:val="en-GB" w:eastAsia="vi-VN"/>
                         </w:rPr>
                       </w:r>
                     </w:p>
@@ -5112,7 +5063,12 @@
                         <w:pStyle w:val="Normal"/>
                         <w:spacing w:lineRule="auto" w:line="276" w:before="0" w:after="120"/>
                         <w:jc w:val="center"/>
-                        <w:rPr/>
+                        <w:rPr>
+                          <w:rFonts w:ascii="Times New Roman" w:hAnsi="Times New Roman" w:eastAsia="Calibri" w:cs="Times New Roman"/>
+                          <w:b/>
+                          <w:sz w:val="26"/>
+                          <w:szCs w:val="26"/>
+                        </w:rPr>
                       </w:pPr>
                       <w:r>
                         <w:rPr>
@@ -5173,7 +5129,7 @@
                                 <w:b/>
                                 <w:sz w:val="26"/>
                                 <w:szCs w:val="26"/>
-                                <w:lang w:val="en-GB" w:eastAsia="en-US"/>
+                                <w:lang w:val="en-GB" w:eastAsia="vi-VN"/>
                               </w:rPr>
                             </w:pPr>
                             <w:r>
@@ -5208,7 +5164,7 @@
                                 <w:b/>
                                 <w:sz w:val="26"/>
                                 <w:szCs w:val="26"/>
-                                <w:lang w:val="en-GB" w:eastAsia="en-US"/>
+                                <w:lang w:val="en-GB" w:eastAsia="vi-VN"/>
                               </w:rPr>
                             </w:pPr>
                             <w:r>
@@ -5243,7 +5199,7 @@
                                 <w:b/>
                                 <w:sz w:val="26"/>
                                 <w:szCs w:val="26"/>
-                                <w:lang w:val="en-GB" w:eastAsia="en-US"/>
+                                <w:lang w:val="en-GB" w:eastAsia="vi-VN"/>
                               </w:rPr>
                             </w:pPr>
                             <w:r>
@@ -5278,7 +5234,7 @@
                                 <w:b/>
                                 <w:sz w:val="26"/>
                                 <w:szCs w:val="26"/>
-                                <w:lang w:val="en-GB" w:eastAsia="en-US"/>
+                                <w:lang w:val="en-GB" w:eastAsia="vi-VN"/>
                               </w:rPr>
                             </w:pPr>
                             <w:r>
@@ -5313,7 +5269,7 @@
                                 <w:b/>
                                 <w:sz w:val="26"/>
                                 <w:szCs w:val="26"/>
-                                <w:lang w:val="en-GB" w:eastAsia="en-US"/>
+                                <w:lang w:val="en-GB" w:eastAsia="vi-VN"/>
                               </w:rPr>
                             </w:pPr>
                             <w:r>
@@ -5350,11 +5306,11 @@
                               <w:spacing w:lineRule="auto" w:line="276" w:before="0" w:after="120"/>
                               <w:jc w:val="center"/>
                               <w:rPr>
-                                <w:rFonts w:ascii="Times New Roman" w:hAnsi="Times New Roman" w:eastAsia="Calibri" w:cs="Times New Roman"/>
-                                <w:b/>
-                                <w:sz w:val="26"/>
-                                <w:szCs w:val="26"/>
-                                <w:lang w:val="en-GB" w:eastAsia="en-US"/>
+                                <w:rFonts w:ascii="Times New Roman" w:hAnsi="Times New Roman" w:cs="Times New Roman"/>
+                                <w:b/>
+                                <w:sz w:val="26"/>
+                                <w:szCs w:val="26"/>
+                                <w:lang w:val="en-GB" w:eastAsia="vi-VN"/>
                               </w:rPr>
                             </w:pPr>
                             <w:r>
@@ -5363,7 +5319,7 @@
                                 <w:b/>
                                 <w:sz w:val="26"/>
                                 <w:szCs w:val="26"/>
-                                <w:lang w:val="en-GB" w:eastAsia="en-US"/>
+                                <w:lang w:val="en-GB" w:eastAsia="vi-VN"/>
                               </w:rPr>
                             </w:r>
                           </w:p>
@@ -5390,7 +5346,7 @@
                                 <w:b/>
                                 <w:sz w:val="26"/>
                                 <w:szCs w:val="26"/>
-                                <w:lang w:val="en-GB" w:eastAsia="en-US"/>
+                                <w:lang w:val="en-GB" w:eastAsia="vi-VN"/>
                               </w:rPr>
                             </w:pPr>
                             <w:r>
@@ -5399,7 +5355,7 @@
                                 <w:b/>
                                 <w:sz w:val="26"/>
                                 <w:szCs w:val="26"/>
-                                <w:lang w:val="en-GB" w:eastAsia="en-US"/>
+                                <w:lang w:val="en-GB" w:eastAsia="vi-VN"/>
                               </w:rPr>
                             </w:r>
                           </w:p>
@@ -5426,7 +5382,7 @@
                                 <w:b/>
                                 <w:sz w:val="26"/>
                                 <w:szCs w:val="26"/>
-                                <w:lang w:val="en-GB" w:eastAsia="en-US"/>
+                                <w:lang w:val="en-GB" w:eastAsia="vi-VN"/>
                               </w:rPr>
                             </w:pPr>
                             <w:r>
@@ -5435,7 +5391,7 @@
                                 <w:b/>
                                 <w:sz w:val="26"/>
                                 <w:szCs w:val="26"/>
-                                <w:lang w:val="en-GB" w:eastAsia="en-US"/>
+                                <w:lang w:val="en-GB" w:eastAsia="vi-VN"/>
                               </w:rPr>
                             </w:r>
                           </w:p>
@@ -5462,7 +5418,7 @@
                                 <w:b/>
                                 <w:sz w:val="26"/>
                                 <w:szCs w:val="26"/>
-                                <w:lang w:val="en-GB" w:eastAsia="en-US"/>
+                                <w:lang w:val="en-GB" w:eastAsia="vi-VN"/>
                               </w:rPr>
                             </w:pPr>
                             <w:r>
@@ -5471,7 +5427,7 @@
                                 <w:b/>
                                 <w:sz w:val="26"/>
                                 <w:szCs w:val="26"/>
-                                <w:lang w:val="en-GB" w:eastAsia="en-US"/>
+                                <w:lang w:val="en-GB" w:eastAsia="vi-VN"/>
                               </w:rPr>
                             </w:r>
                           </w:p>
@@ -5498,7 +5454,7 @@
                                 <w:b/>
                                 <w:sz w:val="26"/>
                                 <w:szCs w:val="26"/>
-                                <w:lang w:val="en-GB" w:eastAsia="en-US"/>
+                                <w:lang w:val="en-GB" w:eastAsia="vi-VN"/>
                               </w:rPr>
                             </w:pPr>
                             <w:r>
@@ -5507,7 +5463,7 @@
                                 <w:b/>
                                 <w:sz w:val="26"/>
                                 <w:szCs w:val="26"/>
-                                <w:lang w:val="en-GB" w:eastAsia="en-US"/>
+                                <w:lang w:val="en-GB" w:eastAsia="vi-VN"/>
                               </w:rPr>
                             </w:r>
                           </w:p>
@@ -5535,11 +5491,11 @@
                               <w:spacing w:lineRule="auto" w:line="276" w:before="0" w:after="120"/>
                               <w:jc w:val="center"/>
                               <w:rPr>
-                                <w:rFonts w:ascii="Times New Roman" w:hAnsi="Times New Roman" w:eastAsia="Calibri" w:cs="Times New Roman"/>
-                                <w:b/>
-                                <w:sz w:val="26"/>
-                                <w:szCs w:val="26"/>
-                                <w:lang w:val="en-GB" w:eastAsia="en-US"/>
+                                <w:rFonts w:ascii="Times New Roman" w:hAnsi="Times New Roman" w:cs="Times New Roman"/>
+                                <w:b/>
+                                <w:sz w:val="26"/>
+                                <w:szCs w:val="26"/>
+                                <w:lang w:val="en-GB" w:eastAsia="vi-VN"/>
                               </w:rPr>
                             </w:pPr>
                             <w:r>
@@ -5548,7 +5504,7 @@
                                 <w:b/>
                                 <w:sz w:val="26"/>
                                 <w:szCs w:val="26"/>
-                                <w:lang w:val="en-GB" w:eastAsia="en-US"/>
+                                <w:lang w:val="en-GB" w:eastAsia="vi-VN"/>
                               </w:rPr>
                             </w:r>
                           </w:p>
@@ -5575,7 +5531,7 @@
                                 <w:b/>
                                 <w:sz w:val="26"/>
                                 <w:szCs w:val="26"/>
-                                <w:lang w:val="en-GB" w:eastAsia="en-US"/>
+                                <w:lang w:val="en-GB" w:eastAsia="vi-VN"/>
                               </w:rPr>
                             </w:pPr>
                             <w:r>
@@ -5584,7 +5540,7 @@
                                 <w:b/>
                                 <w:sz w:val="26"/>
                                 <w:szCs w:val="26"/>
-                                <w:lang w:val="en-GB" w:eastAsia="en-US"/>
+                                <w:lang w:val="en-GB" w:eastAsia="vi-VN"/>
                               </w:rPr>
                             </w:r>
                           </w:p>
@@ -5611,7 +5567,7 @@
                                 <w:b/>
                                 <w:sz w:val="26"/>
                                 <w:szCs w:val="26"/>
-                                <w:lang w:val="en-GB" w:eastAsia="en-US"/>
+                                <w:lang w:val="en-GB" w:eastAsia="vi-VN"/>
                               </w:rPr>
                             </w:pPr>
                             <w:r>
@@ -5620,7 +5576,7 @@
                                 <w:b/>
                                 <w:sz w:val="26"/>
                                 <w:szCs w:val="26"/>
-                                <w:lang w:val="en-GB" w:eastAsia="en-US"/>
+                                <w:lang w:val="en-GB" w:eastAsia="vi-VN"/>
                               </w:rPr>
                             </w:r>
                           </w:p>
@@ -5647,7 +5603,7 @@
                                 <w:b/>
                                 <w:sz w:val="26"/>
                                 <w:szCs w:val="26"/>
-                                <w:lang w:val="en-GB" w:eastAsia="en-US"/>
+                                <w:lang w:val="en-GB" w:eastAsia="vi-VN"/>
                               </w:rPr>
                             </w:pPr>
                             <w:r>
@@ -5656,7 +5612,7 @@
                                 <w:b/>
                                 <w:sz w:val="26"/>
                                 <w:szCs w:val="26"/>
-                                <w:lang w:val="en-GB" w:eastAsia="en-US"/>
+                                <w:lang w:val="en-GB" w:eastAsia="vi-VN"/>
                               </w:rPr>
                             </w:r>
                           </w:p>
@@ -5683,7 +5639,7 @@
                                 <w:b/>
                                 <w:sz w:val="26"/>
                                 <w:szCs w:val="26"/>
-                                <w:lang w:val="en-GB" w:eastAsia="en-US"/>
+                                <w:lang w:val="en-GB" w:eastAsia="vi-VN"/>
                               </w:rPr>
                             </w:pPr>
                             <w:r>
@@ -5692,7 +5648,7 @@
                                 <w:b/>
                                 <w:sz w:val="26"/>
                                 <w:szCs w:val="26"/>
-                                <w:lang w:val="en-GB" w:eastAsia="en-US"/>
+                                <w:lang w:val="en-GB" w:eastAsia="vi-VN"/>
                               </w:rPr>
                             </w:r>
                           </w:p>
@@ -5720,11 +5676,11 @@
                               <w:spacing w:lineRule="auto" w:line="276" w:before="0" w:after="120"/>
                               <w:jc w:val="center"/>
                               <w:rPr>
-                                <w:rFonts w:ascii="Times New Roman" w:hAnsi="Times New Roman" w:eastAsia="Calibri" w:cs="Times New Roman"/>
-                                <w:b/>
-                                <w:sz w:val="26"/>
-                                <w:szCs w:val="26"/>
-                                <w:lang w:val="en-GB" w:eastAsia="en-US"/>
+                                <w:rFonts w:ascii="Times New Roman" w:hAnsi="Times New Roman" w:cs="Times New Roman"/>
+                                <w:b/>
+                                <w:sz w:val="26"/>
+                                <w:szCs w:val="26"/>
+                                <w:lang w:val="en-GB" w:eastAsia="vi-VN"/>
                               </w:rPr>
                             </w:pPr>
                             <w:r>
@@ -5733,7 +5689,7 @@
                                 <w:b/>
                                 <w:sz w:val="26"/>
                                 <w:szCs w:val="26"/>
-                                <w:lang w:val="en-GB" w:eastAsia="en-US"/>
+                                <w:lang w:val="en-GB" w:eastAsia="vi-VN"/>
                               </w:rPr>
                             </w:r>
                           </w:p>
@@ -5760,7 +5716,7 @@
                                 <w:b/>
                                 <w:sz w:val="26"/>
                                 <w:szCs w:val="26"/>
-                                <w:lang w:val="en-GB" w:eastAsia="en-US"/>
+                                <w:lang w:val="en-GB" w:eastAsia="vi-VN"/>
                               </w:rPr>
                             </w:pPr>
                             <w:r>
@@ -5769,7 +5725,7 @@
                                 <w:b/>
                                 <w:sz w:val="26"/>
                                 <w:szCs w:val="26"/>
-                                <w:lang w:val="en-GB" w:eastAsia="en-US"/>
+                                <w:lang w:val="en-GB" w:eastAsia="vi-VN"/>
                               </w:rPr>
                             </w:r>
                           </w:p>
@@ -5796,7 +5752,7 @@
                                 <w:b/>
                                 <w:sz w:val="26"/>
                                 <w:szCs w:val="26"/>
-                                <w:lang w:val="en-GB" w:eastAsia="en-US"/>
+                                <w:lang w:val="en-GB" w:eastAsia="vi-VN"/>
                               </w:rPr>
                             </w:pPr>
                             <w:r>
@@ -5805,7 +5761,7 @@
                                 <w:b/>
                                 <w:sz w:val="26"/>
                                 <w:szCs w:val="26"/>
-                                <w:lang w:val="en-GB" w:eastAsia="en-US"/>
+                                <w:lang w:val="en-GB" w:eastAsia="vi-VN"/>
                               </w:rPr>
                             </w:r>
                           </w:p>
@@ -5832,7 +5788,7 @@
                                 <w:b/>
                                 <w:sz w:val="26"/>
                                 <w:szCs w:val="26"/>
-                                <w:lang w:val="en-GB" w:eastAsia="en-US"/>
+                                <w:lang w:val="en-GB" w:eastAsia="vi-VN"/>
                               </w:rPr>
                             </w:pPr>
                             <w:r>
@@ -5841,7 +5797,7 @@
                                 <w:b/>
                                 <w:sz w:val="26"/>
                                 <w:szCs w:val="26"/>
-                                <w:lang w:val="en-GB" w:eastAsia="en-US"/>
+                                <w:lang w:val="en-GB" w:eastAsia="vi-VN"/>
                               </w:rPr>
                             </w:r>
                           </w:p>
@@ -5868,7 +5824,7 @@
                                 <w:b/>
                                 <w:sz w:val="26"/>
                                 <w:szCs w:val="26"/>
-                                <w:lang w:val="en-GB" w:eastAsia="en-US"/>
+                                <w:lang w:val="en-GB" w:eastAsia="vi-VN"/>
                               </w:rPr>
                             </w:pPr>
                             <w:r>
@@ -5877,7 +5833,7 @@
                                 <w:b/>
                                 <w:sz w:val="26"/>
                                 <w:szCs w:val="26"/>
-                                <w:lang w:val="en-GB" w:eastAsia="en-US"/>
+                                <w:lang w:val="en-GB" w:eastAsia="vi-VN"/>
                               </w:rPr>
                             </w:r>
                           </w:p>
@@ -5905,11 +5861,11 @@
                               <w:spacing w:lineRule="auto" w:line="276" w:before="0" w:after="120"/>
                               <w:jc w:val="center"/>
                               <w:rPr>
-                                <w:rFonts w:ascii="Times New Roman" w:hAnsi="Times New Roman" w:eastAsia="Calibri" w:cs="Times New Roman"/>
-                                <w:b/>
-                                <w:sz w:val="26"/>
-                                <w:szCs w:val="26"/>
-                                <w:lang w:val="en-GB" w:eastAsia="en-US"/>
+                                <w:rFonts w:ascii="Times New Roman" w:hAnsi="Times New Roman" w:cs="Times New Roman"/>
+                                <w:b/>
+                                <w:sz w:val="26"/>
+                                <w:szCs w:val="26"/>
+                                <w:lang w:val="en-GB" w:eastAsia="vi-VN"/>
                               </w:rPr>
                             </w:pPr>
                             <w:r>
@@ -5918,7 +5874,7 @@
                                 <w:b/>
                                 <w:sz w:val="26"/>
                                 <w:szCs w:val="26"/>
-                                <w:lang w:val="en-GB" w:eastAsia="en-US"/>
+                                <w:lang w:val="en-GB" w:eastAsia="vi-VN"/>
                               </w:rPr>
                             </w:r>
                           </w:p>
@@ -5945,7 +5901,7 @@
                                 <w:b/>
                                 <w:sz w:val="26"/>
                                 <w:szCs w:val="26"/>
-                                <w:lang w:val="en-GB" w:eastAsia="en-US"/>
+                                <w:lang w:val="en-GB" w:eastAsia="vi-VN"/>
                               </w:rPr>
                             </w:pPr>
                             <w:r>
@@ -5954,7 +5910,7 @@
                                 <w:b/>
                                 <w:sz w:val="26"/>
                                 <w:szCs w:val="26"/>
-                                <w:lang w:val="en-GB" w:eastAsia="en-US"/>
+                                <w:lang w:val="en-GB" w:eastAsia="vi-VN"/>
                               </w:rPr>
                             </w:r>
                           </w:p>
@@ -5981,7 +5937,7 @@
                                 <w:b/>
                                 <w:sz w:val="26"/>
                                 <w:szCs w:val="26"/>
-                                <w:lang w:val="en-GB" w:eastAsia="en-US"/>
+                                <w:lang w:val="en-GB" w:eastAsia="vi-VN"/>
                               </w:rPr>
                             </w:pPr>
                             <w:r>
@@ -5990,7 +5946,7 @@
                                 <w:b/>
                                 <w:sz w:val="26"/>
                                 <w:szCs w:val="26"/>
-                                <w:lang w:val="en-GB" w:eastAsia="en-US"/>
+                                <w:lang w:val="en-GB" w:eastAsia="vi-VN"/>
                               </w:rPr>
                             </w:r>
                           </w:p>
@@ -6017,7 +5973,7 @@
                                 <w:b/>
                                 <w:sz w:val="26"/>
                                 <w:szCs w:val="26"/>
-                                <w:lang w:val="en-GB" w:eastAsia="en-US"/>
+                                <w:lang w:val="en-GB" w:eastAsia="vi-VN"/>
                               </w:rPr>
                             </w:pPr>
                             <w:r>
@@ -6026,7 +5982,7 @@
                                 <w:b/>
                                 <w:sz w:val="26"/>
                                 <w:szCs w:val="26"/>
-                                <w:lang w:val="en-GB" w:eastAsia="en-US"/>
+                                <w:lang w:val="en-GB" w:eastAsia="vi-VN"/>
                               </w:rPr>
                             </w:r>
                           </w:p>
@@ -6053,7 +6009,7 @@
                                 <w:b/>
                                 <w:sz w:val="26"/>
                                 <w:szCs w:val="26"/>
-                                <w:lang w:val="en-GB" w:eastAsia="en-US"/>
+                                <w:lang w:val="en-GB" w:eastAsia="vi-VN"/>
                               </w:rPr>
                             </w:pPr>
                             <w:r>
@@ -6062,7 +6018,7 @@
                                 <w:b/>
                                 <w:sz w:val="26"/>
                                 <w:szCs w:val="26"/>
-                                <w:lang w:val="en-GB" w:eastAsia="en-US"/>
+                                <w:lang w:val="en-GB" w:eastAsia="vi-VN"/>
                               </w:rPr>
                             </w:r>
                           </w:p>
@@ -6090,11 +6046,11 @@
                               <w:spacing w:lineRule="auto" w:line="276" w:before="0" w:after="120"/>
                               <w:jc w:val="center"/>
                               <w:rPr>
-                                <w:rFonts w:ascii="Times New Roman" w:hAnsi="Times New Roman" w:eastAsia="Calibri" w:cs="Times New Roman"/>
-                                <w:b/>
-                                <w:sz w:val="26"/>
-                                <w:szCs w:val="26"/>
-                                <w:lang w:val="en-GB" w:eastAsia="en-US"/>
+                                <w:rFonts w:ascii="Times New Roman" w:hAnsi="Times New Roman" w:cs="Times New Roman"/>
+                                <w:b/>
+                                <w:sz w:val="26"/>
+                                <w:szCs w:val="26"/>
+                                <w:lang w:val="en-GB" w:eastAsia="vi-VN"/>
                               </w:rPr>
                             </w:pPr>
                             <w:r>
@@ -6103,7 +6059,7 @@
                                 <w:b/>
                                 <w:sz w:val="26"/>
                                 <w:szCs w:val="26"/>
-                                <w:lang w:val="en-GB" w:eastAsia="en-US"/>
+                                <w:lang w:val="en-GB" w:eastAsia="vi-VN"/>
                               </w:rPr>
                             </w:r>
                           </w:p>
@@ -6130,7 +6086,7 @@
                                 <w:b/>
                                 <w:sz w:val="26"/>
                                 <w:szCs w:val="26"/>
-                                <w:lang w:val="en-GB" w:eastAsia="en-US"/>
+                                <w:lang w:val="en-GB" w:eastAsia="vi-VN"/>
                               </w:rPr>
                             </w:pPr>
                             <w:r>
@@ -6139,7 +6095,7 @@
                                 <w:b/>
                                 <w:sz w:val="26"/>
                                 <w:szCs w:val="26"/>
-                                <w:lang w:val="en-GB" w:eastAsia="en-US"/>
+                                <w:lang w:val="en-GB" w:eastAsia="vi-VN"/>
                               </w:rPr>
                             </w:r>
                           </w:p>
@@ -6166,7 +6122,7 @@
                                 <w:b/>
                                 <w:sz w:val="26"/>
                                 <w:szCs w:val="26"/>
-                                <w:lang w:val="en-GB" w:eastAsia="en-US"/>
+                                <w:lang w:val="en-GB" w:eastAsia="vi-VN"/>
                               </w:rPr>
                             </w:pPr>
                             <w:r>
@@ -6175,7 +6131,7 @@
                                 <w:b/>
                                 <w:sz w:val="26"/>
                                 <w:szCs w:val="26"/>
-                                <w:lang w:val="en-GB" w:eastAsia="en-US"/>
+                                <w:lang w:val="en-GB" w:eastAsia="vi-VN"/>
                               </w:rPr>
                             </w:r>
                           </w:p>
@@ -6202,7 +6158,7 @@
                                 <w:b/>
                                 <w:sz w:val="26"/>
                                 <w:szCs w:val="26"/>
-                                <w:lang w:val="en-GB" w:eastAsia="en-US"/>
+                                <w:lang w:val="en-GB" w:eastAsia="vi-VN"/>
                               </w:rPr>
                             </w:pPr>
                             <w:r>
@@ -6211,7 +6167,7 @@
                                 <w:b/>
                                 <w:sz w:val="26"/>
                                 <w:szCs w:val="26"/>
-                                <w:lang w:val="en-GB" w:eastAsia="en-US"/>
+                                <w:lang w:val="en-GB" w:eastAsia="vi-VN"/>
                               </w:rPr>
                             </w:r>
                           </w:p>
@@ -6238,7 +6194,7 @@
                                 <w:b/>
                                 <w:sz w:val="26"/>
                                 <w:szCs w:val="26"/>
-                                <w:lang w:val="en-GB" w:eastAsia="en-US"/>
+                                <w:lang w:val="en-GB" w:eastAsia="vi-VN"/>
                               </w:rPr>
                             </w:pPr>
                             <w:r>
@@ -6247,7 +6203,7 @@
                                 <w:b/>
                                 <w:sz w:val="26"/>
                                 <w:szCs w:val="26"/>
-                                <w:lang w:val="en-GB" w:eastAsia="en-US"/>
+                                <w:lang w:val="en-GB" w:eastAsia="vi-VN"/>
                               </w:rPr>
                             </w:r>
                           </w:p>
@@ -6275,11 +6231,11 @@
                               <w:spacing w:lineRule="auto" w:line="276" w:before="0" w:after="120"/>
                               <w:jc w:val="center"/>
                               <w:rPr>
-                                <w:rFonts w:ascii="Times New Roman" w:hAnsi="Times New Roman" w:eastAsia="Calibri" w:cs="Times New Roman"/>
-                                <w:b/>
-                                <w:sz w:val="26"/>
-                                <w:szCs w:val="26"/>
-                                <w:lang w:val="en-GB" w:eastAsia="en-US"/>
+                                <w:rFonts w:ascii="Times New Roman" w:hAnsi="Times New Roman" w:cs="Times New Roman"/>
+                                <w:b/>
+                                <w:sz w:val="26"/>
+                                <w:szCs w:val="26"/>
+                                <w:lang w:val="en-GB" w:eastAsia="vi-VN"/>
                               </w:rPr>
                             </w:pPr>
                             <w:r>
@@ -6288,7 +6244,7 @@
                                 <w:b/>
                                 <w:sz w:val="26"/>
                                 <w:szCs w:val="26"/>
-                                <w:lang w:val="en-GB" w:eastAsia="en-US"/>
+                                <w:lang w:val="en-GB" w:eastAsia="vi-VN"/>
                               </w:rPr>
                             </w:r>
                           </w:p>
@@ -6315,7 +6271,7 @@
                                 <w:b/>
                                 <w:sz w:val="26"/>
                                 <w:szCs w:val="26"/>
-                                <w:lang w:val="en-GB" w:eastAsia="en-US"/>
+                                <w:lang w:val="en-GB" w:eastAsia="vi-VN"/>
                               </w:rPr>
                             </w:pPr>
                             <w:r>
@@ -6324,7 +6280,7 @@
                                 <w:b/>
                                 <w:sz w:val="26"/>
                                 <w:szCs w:val="26"/>
-                                <w:lang w:val="en-GB" w:eastAsia="en-US"/>
+                                <w:lang w:val="en-GB" w:eastAsia="vi-VN"/>
                               </w:rPr>
                             </w:r>
                           </w:p>
@@ -6351,7 +6307,7 @@
                                 <w:b/>
                                 <w:sz w:val="26"/>
                                 <w:szCs w:val="26"/>
-                                <w:lang w:val="en-GB" w:eastAsia="en-US"/>
+                                <w:lang w:val="en-GB" w:eastAsia="vi-VN"/>
                               </w:rPr>
                             </w:pPr>
                             <w:r>
@@ -6360,7 +6316,7 @@
                                 <w:b/>
                                 <w:sz w:val="26"/>
                                 <w:szCs w:val="26"/>
-                                <w:lang w:val="en-GB" w:eastAsia="en-US"/>
+                                <w:lang w:val="en-GB" w:eastAsia="vi-VN"/>
                               </w:rPr>
                             </w:r>
                           </w:p>
@@ -6387,7 +6343,7 @@
                                 <w:b/>
                                 <w:sz w:val="26"/>
                                 <w:szCs w:val="26"/>
-                                <w:lang w:val="en-GB" w:eastAsia="en-US"/>
+                                <w:lang w:val="en-GB" w:eastAsia="vi-VN"/>
                               </w:rPr>
                             </w:pPr>
                             <w:r>
@@ -6396,7 +6352,7 @@
                                 <w:b/>
                                 <w:sz w:val="26"/>
                                 <w:szCs w:val="26"/>
-                                <w:lang w:val="en-GB" w:eastAsia="en-US"/>
+                                <w:lang w:val="en-GB" w:eastAsia="vi-VN"/>
                               </w:rPr>
                             </w:r>
                           </w:p>
@@ -6423,7 +6379,7 @@
                                 <w:b/>
                                 <w:sz w:val="26"/>
                                 <w:szCs w:val="26"/>
-                                <w:lang w:val="en-GB" w:eastAsia="en-US"/>
+                                <w:lang w:val="en-GB" w:eastAsia="vi-VN"/>
                               </w:rPr>
                             </w:pPr>
                             <w:r>
@@ -6432,7 +6388,7 @@
                                 <w:b/>
                                 <w:sz w:val="26"/>
                                 <w:szCs w:val="26"/>
-                                <w:lang w:val="en-GB" w:eastAsia="en-US"/>
+                                <w:lang w:val="en-GB" w:eastAsia="vi-VN"/>
                               </w:rPr>
                             </w:r>
                           </w:p>
@@ -6460,11 +6416,11 @@
                               <w:spacing w:lineRule="auto" w:line="276" w:before="0" w:after="120"/>
                               <w:jc w:val="center"/>
                               <w:rPr>
-                                <w:rFonts w:ascii="Times New Roman" w:hAnsi="Times New Roman" w:eastAsia="Calibri" w:cs="Times New Roman"/>
-                                <w:b/>
-                                <w:sz w:val="26"/>
-                                <w:szCs w:val="26"/>
-                                <w:lang w:val="en-GB" w:eastAsia="en-US"/>
+                                <w:rFonts w:ascii="Times New Roman" w:hAnsi="Times New Roman" w:cs="Times New Roman"/>
+                                <w:b/>
+                                <w:sz w:val="26"/>
+                                <w:szCs w:val="26"/>
+                                <w:lang w:val="en-GB" w:eastAsia="vi-VN"/>
                               </w:rPr>
                             </w:pPr>
                             <w:r>
@@ -6473,7 +6429,7 @@
                                 <w:b/>
                                 <w:sz w:val="26"/>
                                 <w:szCs w:val="26"/>
-                                <w:lang w:val="en-GB" w:eastAsia="en-US"/>
+                                <w:lang w:val="en-GB" w:eastAsia="vi-VN"/>
                               </w:rPr>
                             </w:r>
                           </w:p>
@@ -6500,7 +6456,7 @@
                                 <w:b/>
                                 <w:sz w:val="26"/>
                                 <w:szCs w:val="26"/>
-                                <w:lang w:val="en-GB" w:eastAsia="en-US"/>
+                                <w:lang w:val="en-GB" w:eastAsia="vi-VN"/>
                               </w:rPr>
                             </w:pPr>
                             <w:r>
@@ -6509,7 +6465,7 @@
                                 <w:b/>
                                 <w:sz w:val="26"/>
                                 <w:szCs w:val="26"/>
-                                <w:lang w:val="en-GB" w:eastAsia="en-US"/>
+                                <w:lang w:val="en-GB" w:eastAsia="vi-VN"/>
                               </w:rPr>
                             </w:r>
                           </w:p>
@@ -6536,7 +6492,7 @@
                                 <w:b/>
                                 <w:sz w:val="26"/>
                                 <w:szCs w:val="26"/>
-                                <w:lang w:val="en-GB" w:eastAsia="en-US"/>
+                                <w:lang w:val="en-GB" w:eastAsia="vi-VN"/>
                               </w:rPr>
                             </w:pPr>
                             <w:r>
@@ -6545,7 +6501,7 @@
                                 <w:b/>
                                 <w:sz w:val="26"/>
                                 <w:szCs w:val="26"/>
-                                <w:lang w:val="en-GB" w:eastAsia="en-US"/>
+                                <w:lang w:val="en-GB" w:eastAsia="vi-VN"/>
                               </w:rPr>
                             </w:r>
                           </w:p>
@@ -6572,7 +6528,7 @@
                                 <w:b/>
                                 <w:sz w:val="26"/>
                                 <w:szCs w:val="26"/>
-                                <w:lang w:val="en-GB" w:eastAsia="en-US"/>
+                                <w:lang w:val="en-GB" w:eastAsia="vi-VN"/>
                               </w:rPr>
                             </w:pPr>
                             <w:r>
@@ -6581,7 +6537,7 @@
                                 <w:b/>
                                 <w:sz w:val="26"/>
                                 <w:szCs w:val="26"/>
-                                <w:lang w:val="en-GB" w:eastAsia="en-US"/>
+                                <w:lang w:val="en-GB" w:eastAsia="vi-VN"/>
                               </w:rPr>
                             </w:r>
                           </w:p>
@@ -6608,7 +6564,7 @@
                                 <w:b/>
                                 <w:sz w:val="26"/>
                                 <w:szCs w:val="26"/>
-                                <w:lang w:val="en-GB" w:eastAsia="en-US"/>
+                                <w:lang w:val="en-GB" w:eastAsia="vi-VN"/>
                               </w:rPr>
                             </w:pPr>
                             <w:r>
@@ -6617,7 +6573,7 @@
                                 <w:b/>
                                 <w:sz w:val="26"/>
                                 <w:szCs w:val="26"/>
-                                <w:lang w:val="en-GB" w:eastAsia="en-US"/>
+                                <w:lang w:val="en-GB" w:eastAsia="vi-VN"/>
                               </w:rPr>
                             </w:r>
                           </w:p>
@@ -6645,11 +6601,11 @@
                               <w:spacing w:lineRule="auto" w:line="276" w:before="0" w:after="120"/>
                               <w:jc w:val="center"/>
                               <w:rPr>
-                                <w:rFonts w:ascii="Times New Roman" w:hAnsi="Times New Roman" w:eastAsia="Calibri" w:cs="Times New Roman"/>
-                                <w:b/>
-                                <w:sz w:val="26"/>
-                                <w:szCs w:val="26"/>
-                                <w:lang w:val="en-GB" w:eastAsia="en-US"/>
+                                <w:rFonts w:ascii="Times New Roman" w:hAnsi="Times New Roman" w:cs="Times New Roman"/>
+                                <w:b/>
+                                <w:sz w:val="26"/>
+                                <w:szCs w:val="26"/>
+                                <w:lang w:val="en-GB" w:eastAsia="vi-VN"/>
                               </w:rPr>
                             </w:pPr>
                             <w:r>
@@ -6658,7 +6614,7 @@
                                 <w:b/>
                                 <w:sz w:val="26"/>
                                 <w:szCs w:val="26"/>
-                                <w:lang w:val="en-GB" w:eastAsia="en-US"/>
+                                <w:lang w:val="en-GB" w:eastAsia="vi-VN"/>
                               </w:rPr>
                             </w:r>
                           </w:p>
@@ -6685,7 +6641,7 @@
                                 <w:b/>
                                 <w:sz w:val="26"/>
                                 <w:szCs w:val="26"/>
-                                <w:lang w:val="en-GB" w:eastAsia="en-US"/>
+                                <w:lang w:val="en-GB" w:eastAsia="vi-VN"/>
                               </w:rPr>
                             </w:pPr>
                             <w:r>
@@ -6694,7 +6650,7 @@
                                 <w:b/>
                                 <w:sz w:val="26"/>
                                 <w:szCs w:val="26"/>
-                                <w:lang w:val="en-GB" w:eastAsia="en-US"/>
+                                <w:lang w:val="en-GB" w:eastAsia="vi-VN"/>
                               </w:rPr>
                             </w:r>
                           </w:p>
@@ -6721,7 +6677,7 @@
                                 <w:b/>
                                 <w:sz w:val="26"/>
                                 <w:szCs w:val="26"/>
-                                <w:lang w:val="en-GB" w:eastAsia="en-US"/>
+                                <w:lang w:val="en-GB" w:eastAsia="vi-VN"/>
                               </w:rPr>
                             </w:pPr>
                             <w:r>
@@ -6730,7 +6686,7 @@
                                 <w:b/>
                                 <w:sz w:val="26"/>
                                 <w:szCs w:val="26"/>
-                                <w:lang w:val="en-GB" w:eastAsia="en-US"/>
+                                <w:lang w:val="en-GB" w:eastAsia="vi-VN"/>
                               </w:rPr>
                             </w:r>
                           </w:p>
@@ -6757,7 +6713,7 @@
                                 <w:b/>
                                 <w:sz w:val="26"/>
                                 <w:szCs w:val="26"/>
-                                <w:lang w:val="en-GB" w:eastAsia="en-US"/>
+                                <w:lang w:val="en-GB" w:eastAsia="vi-VN"/>
                               </w:rPr>
                             </w:pPr>
                             <w:r>
@@ -6766,7 +6722,7 @@
                                 <w:b/>
                                 <w:sz w:val="26"/>
                                 <w:szCs w:val="26"/>
-                                <w:lang w:val="en-GB" w:eastAsia="en-US"/>
+                                <w:lang w:val="en-GB" w:eastAsia="vi-VN"/>
                               </w:rPr>
                             </w:r>
                           </w:p>
@@ -6793,7 +6749,7 @@
                                 <w:b/>
                                 <w:sz w:val="26"/>
                                 <w:szCs w:val="26"/>
-                                <w:lang w:val="en-GB" w:eastAsia="en-US"/>
+                                <w:lang w:val="en-GB" w:eastAsia="vi-VN"/>
                               </w:rPr>
                             </w:pPr>
                             <w:r>
@@ -6802,7 +6758,7 @@
                                 <w:b/>
                                 <w:sz w:val="26"/>
                                 <w:szCs w:val="26"/>
-                                <w:lang w:val="en-GB" w:eastAsia="en-US"/>
+                                <w:lang w:val="en-GB" w:eastAsia="vi-VN"/>
                               </w:rPr>
                             </w:r>
                           </w:p>
@@ -6830,11 +6786,11 @@
                               <w:spacing w:lineRule="auto" w:line="276" w:before="0" w:after="120"/>
                               <w:jc w:val="center"/>
                               <w:rPr>
-                                <w:rFonts w:ascii="Times New Roman" w:hAnsi="Times New Roman" w:eastAsia="Calibri" w:cs="Times New Roman"/>
-                                <w:b/>
-                                <w:sz w:val="26"/>
-                                <w:szCs w:val="26"/>
-                                <w:lang w:val="en-GB" w:eastAsia="en-US"/>
+                                <w:rFonts w:ascii="Times New Roman" w:hAnsi="Times New Roman" w:cs="Times New Roman"/>
+                                <w:b/>
+                                <w:sz w:val="26"/>
+                                <w:szCs w:val="26"/>
+                                <w:lang w:val="en-GB" w:eastAsia="vi-VN"/>
                               </w:rPr>
                             </w:pPr>
                             <w:r>
@@ -6843,7 +6799,7 @@
                                 <w:b/>
                                 <w:sz w:val="26"/>
                                 <w:szCs w:val="26"/>
-                                <w:lang w:val="en-GB" w:eastAsia="en-US"/>
+                                <w:lang w:val="en-GB" w:eastAsia="vi-VN"/>
                               </w:rPr>
                             </w:r>
                           </w:p>
@@ -6870,7 +6826,7 @@
                                 <w:b/>
                                 <w:sz w:val="26"/>
                                 <w:szCs w:val="26"/>
-                                <w:lang w:val="en-GB" w:eastAsia="en-US"/>
+                                <w:lang w:val="en-GB" w:eastAsia="vi-VN"/>
                               </w:rPr>
                             </w:pPr>
                             <w:r>
@@ -6879,7 +6835,7 @@
                                 <w:b/>
                                 <w:sz w:val="26"/>
                                 <w:szCs w:val="26"/>
-                                <w:lang w:val="en-GB" w:eastAsia="en-US"/>
+                                <w:lang w:val="en-GB" w:eastAsia="vi-VN"/>
                               </w:rPr>
                             </w:r>
                           </w:p>
@@ -6906,7 +6862,7 @@
                                 <w:b/>
                                 <w:sz w:val="26"/>
                                 <w:szCs w:val="26"/>
-                                <w:lang w:val="en-GB" w:eastAsia="en-US"/>
+                                <w:lang w:val="en-GB" w:eastAsia="vi-VN"/>
                               </w:rPr>
                             </w:pPr>
                             <w:r>
@@ -6915,7 +6871,7 @@
                                 <w:b/>
                                 <w:sz w:val="26"/>
                                 <w:szCs w:val="26"/>
-                                <w:lang w:val="en-GB" w:eastAsia="en-US"/>
+                                <w:lang w:val="en-GB" w:eastAsia="vi-VN"/>
                               </w:rPr>
                             </w:r>
                           </w:p>
@@ -6942,7 +6898,7 @@
                                 <w:b/>
                                 <w:sz w:val="26"/>
                                 <w:szCs w:val="26"/>
-                                <w:lang w:val="en-GB" w:eastAsia="en-US"/>
+                                <w:lang w:val="en-GB" w:eastAsia="vi-VN"/>
                               </w:rPr>
                             </w:pPr>
                             <w:r>
@@ -6951,7 +6907,7 @@
                                 <w:b/>
                                 <w:sz w:val="26"/>
                                 <w:szCs w:val="26"/>
-                                <w:lang w:val="en-GB" w:eastAsia="en-US"/>
+                                <w:lang w:val="en-GB" w:eastAsia="vi-VN"/>
                               </w:rPr>
                             </w:r>
                           </w:p>
@@ -6978,7 +6934,7 @@
                                 <w:b/>
                                 <w:sz w:val="26"/>
                                 <w:szCs w:val="26"/>
-                                <w:lang w:val="en-GB" w:eastAsia="en-US"/>
+                                <w:lang w:val="en-GB" w:eastAsia="vi-VN"/>
                               </w:rPr>
                             </w:pPr>
                             <w:r>
@@ -6987,7 +6943,7 @@
                                 <w:b/>
                                 <w:sz w:val="26"/>
                                 <w:szCs w:val="26"/>
-                                <w:lang w:val="en-GB" w:eastAsia="en-US"/>
+                                <w:lang w:val="en-GB" w:eastAsia="vi-VN"/>
                               </w:rPr>
                             </w:r>
                           </w:p>
@@ -7015,11 +6971,11 @@
                               <w:spacing w:lineRule="auto" w:line="276" w:before="0" w:after="120"/>
                               <w:jc w:val="center"/>
                               <w:rPr>
-                                <w:rFonts w:ascii="Times New Roman" w:hAnsi="Times New Roman" w:eastAsia="Calibri" w:cs="Times New Roman"/>
-                                <w:b/>
-                                <w:sz w:val="26"/>
-                                <w:szCs w:val="26"/>
-                                <w:lang w:val="en-GB" w:eastAsia="en-US"/>
+                                <w:rFonts w:ascii="Times New Roman" w:hAnsi="Times New Roman" w:cs="Times New Roman"/>
+                                <w:b/>
+                                <w:sz w:val="26"/>
+                                <w:szCs w:val="26"/>
+                                <w:lang w:val="en-GB" w:eastAsia="vi-VN"/>
                               </w:rPr>
                             </w:pPr>
                             <w:r>
@@ -7028,7 +6984,7 @@
                                 <w:b/>
                                 <w:sz w:val="26"/>
                                 <w:szCs w:val="26"/>
-                                <w:lang w:val="en-GB" w:eastAsia="en-US"/>
+                                <w:lang w:val="en-GB" w:eastAsia="vi-VN"/>
                               </w:rPr>
                             </w:r>
                           </w:p>
@@ -7055,7 +7011,7 @@
                                 <w:b/>
                                 <w:sz w:val="26"/>
                                 <w:szCs w:val="26"/>
-                                <w:lang w:val="en-GB" w:eastAsia="en-US"/>
+                                <w:lang w:val="en-GB" w:eastAsia="vi-VN"/>
                               </w:rPr>
                             </w:pPr>
                             <w:r>
@@ -7064,7 +7020,7 @@
                                 <w:b/>
                                 <w:sz w:val="26"/>
                                 <w:szCs w:val="26"/>
-                                <w:lang w:val="en-GB" w:eastAsia="en-US"/>
+                                <w:lang w:val="en-GB" w:eastAsia="vi-VN"/>
                               </w:rPr>
                             </w:r>
                           </w:p>
@@ -7091,7 +7047,7 @@
                                 <w:b/>
                                 <w:sz w:val="26"/>
                                 <w:szCs w:val="26"/>
-                                <w:lang w:val="en-GB" w:eastAsia="en-US"/>
+                                <w:lang w:val="en-GB" w:eastAsia="vi-VN"/>
                               </w:rPr>
                             </w:pPr>
                             <w:r>
@@ -7100,7 +7056,7 @@
                                 <w:b/>
                                 <w:sz w:val="26"/>
                                 <w:szCs w:val="26"/>
-                                <w:lang w:val="en-GB" w:eastAsia="en-US"/>
+                                <w:lang w:val="en-GB" w:eastAsia="vi-VN"/>
                               </w:rPr>
                             </w:r>
                           </w:p>
@@ -7127,7 +7083,7 @@
                                 <w:b/>
                                 <w:sz w:val="26"/>
                                 <w:szCs w:val="26"/>
-                                <w:lang w:val="en-GB" w:eastAsia="en-US"/>
+                                <w:lang w:val="en-GB" w:eastAsia="vi-VN"/>
                               </w:rPr>
                             </w:pPr>
                             <w:r>
@@ -7136,7 +7092,7 @@
                                 <w:b/>
                                 <w:sz w:val="26"/>
                                 <w:szCs w:val="26"/>
-                                <w:lang w:val="en-GB" w:eastAsia="en-US"/>
+                                <w:lang w:val="en-GB" w:eastAsia="vi-VN"/>
                               </w:rPr>
                             </w:r>
                           </w:p>
@@ -7163,7 +7119,7 @@
                                 <w:b/>
                                 <w:sz w:val="26"/>
                                 <w:szCs w:val="26"/>
-                                <w:lang w:val="en-GB" w:eastAsia="en-US"/>
+                                <w:lang w:val="en-GB" w:eastAsia="vi-VN"/>
                               </w:rPr>
                             </w:pPr>
                             <w:r>
@@ -7172,7 +7128,7 @@
                                 <w:b/>
                                 <w:sz w:val="26"/>
                                 <w:szCs w:val="26"/>
-                                <w:lang w:val="en-GB" w:eastAsia="en-US"/>
+                                <w:lang w:val="en-GB" w:eastAsia="vi-VN"/>
                               </w:rPr>
                             </w:r>
                           </w:p>
@@ -7200,11 +7156,11 @@
                               <w:spacing w:lineRule="auto" w:line="276" w:before="0" w:after="120"/>
                               <w:jc w:val="center"/>
                               <w:rPr>
-                                <w:rFonts w:ascii="Times New Roman" w:hAnsi="Times New Roman" w:eastAsia="Calibri" w:cs="Times New Roman"/>
-                                <w:b/>
-                                <w:sz w:val="26"/>
-                                <w:szCs w:val="26"/>
-                                <w:lang w:val="en-GB" w:eastAsia="en-US"/>
+                                <w:rFonts w:ascii="Times New Roman" w:hAnsi="Times New Roman" w:cs="Times New Roman"/>
+                                <w:b/>
+                                <w:sz w:val="26"/>
+                                <w:szCs w:val="26"/>
+                                <w:lang w:val="en-GB" w:eastAsia="vi-VN"/>
                               </w:rPr>
                             </w:pPr>
                             <w:r>
@@ -7213,7 +7169,7 @@
                                 <w:b/>
                                 <w:sz w:val="26"/>
                                 <w:szCs w:val="26"/>
-                                <w:lang w:val="en-GB" w:eastAsia="en-US"/>
+                                <w:lang w:val="en-GB" w:eastAsia="vi-VN"/>
                               </w:rPr>
                             </w:r>
                           </w:p>
@@ -7240,7 +7196,7 @@
                                 <w:b/>
                                 <w:sz w:val="26"/>
                                 <w:szCs w:val="26"/>
-                                <w:lang w:val="en-GB" w:eastAsia="en-US"/>
+                                <w:lang w:val="en-GB" w:eastAsia="vi-VN"/>
                               </w:rPr>
                             </w:pPr>
                             <w:r>
@@ -7249,7 +7205,7 @@
                                 <w:b/>
                                 <w:sz w:val="26"/>
                                 <w:szCs w:val="26"/>
-                                <w:lang w:val="en-GB" w:eastAsia="en-US"/>
+                                <w:lang w:val="en-GB" w:eastAsia="vi-VN"/>
                               </w:rPr>
                             </w:r>
                           </w:p>
@@ -7276,7 +7232,7 @@
                                 <w:b/>
                                 <w:sz w:val="26"/>
                                 <w:szCs w:val="26"/>
-                                <w:lang w:val="en-GB" w:eastAsia="en-US"/>
+                                <w:lang w:val="en-GB" w:eastAsia="vi-VN"/>
                               </w:rPr>
                             </w:pPr>
                             <w:r>
@@ -7285,7 +7241,7 @@
                                 <w:b/>
                                 <w:sz w:val="26"/>
                                 <w:szCs w:val="26"/>
-                                <w:lang w:val="en-GB" w:eastAsia="en-US"/>
+                                <w:lang w:val="en-GB" w:eastAsia="vi-VN"/>
                               </w:rPr>
                             </w:r>
                           </w:p>
@@ -7312,7 +7268,7 @@
                                 <w:b/>
                                 <w:sz w:val="26"/>
                                 <w:szCs w:val="26"/>
-                                <w:lang w:val="en-GB" w:eastAsia="en-US"/>
+                                <w:lang w:val="en-GB" w:eastAsia="vi-VN"/>
                               </w:rPr>
                             </w:pPr>
                             <w:r>
@@ -7321,7 +7277,7 @@
                                 <w:b/>
                                 <w:sz w:val="26"/>
                                 <w:szCs w:val="26"/>
-                                <w:lang w:val="en-GB" w:eastAsia="en-US"/>
+                                <w:lang w:val="en-GB" w:eastAsia="vi-VN"/>
                               </w:rPr>
                             </w:r>
                           </w:p>
@@ -7348,7 +7304,7 @@
                                 <w:b/>
                                 <w:sz w:val="26"/>
                                 <w:szCs w:val="26"/>
-                                <w:lang w:val="en-GB" w:eastAsia="en-US"/>
+                                <w:lang w:val="en-GB" w:eastAsia="vi-VN"/>
                               </w:rPr>
                             </w:pPr>
                             <w:r>
@@ -7357,7 +7313,7 @@
                                 <w:b/>
                                 <w:sz w:val="26"/>
                                 <w:szCs w:val="26"/>
-                                <w:lang w:val="en-GB" w:eastAsia="en-US"/>
+                                <w:lang w:val="en-GB" w:eastAsia="vi-VN"/>
                               </w:rPr>
                             </w:r>
                           </w:p>
@@ -7385,11 +7341,11 @@
                               <w:spacing w:lineRule="auto" w:line="276" w:before="0" w:after="120"/>
                               <w:jc w:val="center"/>
                               <w:rPr>
-                                <w:rFonts w:ascii="Times New Roman" w:hAnsi="Times New Roman" w:eastAsia="Calibri" w:cs="Times New Roman"/>
-                                <w:b/>
-                                <w:sz w:val="26"/>
-                                <w:szCs w:val="26"/>
-                                <w:lang w:val="en-GB" w:eastAsia="en-US"/>
+                                <w:rFonts w:ascii="Times New Roman" w:hAnsi="Times New Roman" w:cs="Times New Roman"/>
+                                <w:b/>
+                                <w:sz w:val="26"/>
+                                <w:szCs w:val="26"/>
+                                <w:lang w:val="en-GB" w:eastAsia="vi-VN"/>
                               </w:rPr>
                             </w:pPr>
                             <w:r>
@@ -7398,7 +7354,7 @@
                                 <w:b/>
                                 <w:sz w:val="26"/>
                                 <w:szCs w:val="26"/>
-                                <w:lang w:val="en-GB" w:eastAsia="en-US"/>
+                                <w:lang w:val="en-GB" w:eastAsia="vi-VN"/>
                               </w:rPr>
                             </w:r>
                           </w:p>
@@ -7425,7 +7381,7 @@
                                 <w:b/>
                                 <w:sz w:val="26"/>
                                 <w:szCs w:val="26"/>
-                                <w:lang w:val="en-GB" w:eastAsia="en-US"/>
+                                <w:lang w:val="en-GB" w:eastAsia="vi-VN"/>
                               </w:rPr>
                             </w:pPr>
                             <w:r>
@@ -7434,7 +7390,7 @@
                                 <w:b/>
                                 <w:sz w:val="26"/>
                                 <w:szCs w:val="26"/>
-                                <w:lang w:val="en-GB" w:eastAsia="en-US"/>
+                                <w:lang w:val="en-GB" w:eastAsia="vi-VN"/>
                               </w:rPr>
                             </w:r>
                           </w:p>
@@ -7461,7 +7417,7 @@
                                 <w:b/>
                                 <w:sz w:val="26"/>
                                 <w:szCs w:val="26"/>
-                                <w:lang w:val="en-GB" w:eastAsia="en-US"/>
+                                <w:lang w:val="en-GB" w:eastAsia="vi-VN"/>
                               </w:rPr>
                             </w:pPr>
                             <w:r>
@@ -7470,7 +7426,7 @@
                                 <w:b/>
                                 <w:sz w:val="26"/>
                                 <w:szCs w:val="26"/>
-                                <w:lang w:val="en-GB" w:eastAsia="en-US"/>
+                                <w:lang w:val="en-GB" w:eastAsia="vi-VN"/>
                               </w:rPr>
                             </w:r>
                           </w:p>
@@ -7497,7 +7453,7 @@
                                 <w:b/>
                                 <w:sz w:val="26"/>
                                 <w:szCs w:val="26"/>
-                                <w:lang w:val="en-GB" w:eastAsia="en-US"/>
+                                <w:lang w:val="en-GB" w:eastAsia="vi-VN"/>
                               </w:rPr>
                             </w:pPr>
                             <w:r>
@@ -7506,7 +7462,7 @@
                                 <w:b/>
                                 <w:sz w:val="26"/>
                                 <w:szCs w:val="26"/>
-                                <w:lang w:val="en-GB" w:eastAsia="en-US"/>
+                                <w:lang w:val="en-GB" w:eastAsia="vi-VN"/>
                               </w:rPr>
                             </w:r>
                           </w:p>
@@ -7533,7 +7489,7 @@
                                 <w:b/>
                                 <w:sz w:val="26"/>
                                 <w:szCs w:val="26"/>
-                                <w:lang w:val="en-GB" w:eastAsia="en-US"/>
+                                <w:lang w:val="en-GB" w:eastAsia="vi-VN"/>
                               </w:rPr>
                             </w:pPr>
                             <w:r>
@@ -7542,7 +7498,7 @@
                                 <w:b/>
                                 <w:sz w:val="26"/>
                                 <w:szCs w:val="26"/>
-                                <w:lang w:val="en-GB" w:eastAsia="en-US"/>
+                                <w:lang w:val="en-GB" w:eastAsia="vi-VN"/>
                               </w:rPr>
                             </w:r>
                           </w:p>
@@ -7570,11 +7526,11 @@
                               <w:spacing w:lineRule="auto" w:line="276" w:before="0" w:after="120"/>
                               <w:jc w:val="center"/>
                               <w:rPr>
-                                <w:rFonts w:ascii="Times New Roman" w:hAnsi="Times New Roman" w:eastAsia="Calibri" w:cs="Times New Roman"/>
-                                <w:b/>
-                                <w:sz w:val="26"/>
-                                <w:szCs w:val="26"/>
-                                <w:lang w:val="en-GB" w:eastAsia="en-US"/>
+                                <w:rFonts w:ascii="Times New Roman" w:hAnsi="Times New Roman" w:cs="Times New Roman"/>
+                                <w:b/>
+                                <w:sz w:val="26"/>
+                                <w:szCs w:val="26"/>
+                                <w:lang w:val="en-GB" w:eastAsia="vi-VN"/>
                               </w:rPr>
                             </w:pPr>
                             <w:r>
@@ -7583,7 +7539,7 @@
                                 <w:b/>
                                 <w:sz w:val="26"/>
                                 <w:szCs w:val="26"/>
-                                <w:lang w:val="en-GB" w:eastAsia="en-US"/>
+                                <w:lang w:val="en-GB" w:eastAsia="vi-VN"/>
                               </w:rPr>
                             </w:r>
                           </w:p>
@@ -7610,7 +7566,7 @@
                                 <w:b/>
                                 <w:sz w:val="26"/>
                                 <w:szCs w:val="26"/>
-                                <w:lang w:val="en-GB" w:eastAsia="en-US"/>
+                                <w:lang w:val="en-GB" w:eastAsia="vi-VN"/>
                               </w:rPr>
                             </w:pPr>
                             <w:r>
@@ -7619,7 +7575,7 @@
                                 <w:b/>
                                 <w:sz w:val="26"/>
                                 <w:szCs w:val="26"/>
-                                <w:lang w:val="en-GB" w:eastAsia="en-US"/>
+                                <w:lang w:val="en-GB" w:eastAsia="vi-VN"/>
                               </w:rPr>
                             </w:r>
                           </w:p>
@@ -7646,7 +7602,7 @@
                                 <w:b/>
                                 <w:sz w:val="26"/>
                                 <w:szCs w:val="26"/>
-                                <w:lang w:val="en-GB" w:eastAsia="en-US"/>
+                                <w:lang w:val="en-GB" w:eastAsia="vi-VN"/>
                               </w:rPr>
                             </w:pPr>
                             <w:r>
@@ -7655,7 +7611,7 @@
                                 <w:b/>
                                 <w:sz w:val="26"/>
                                 <w:szCs w:val="26"/>
-                                <w:lang w:val="en-GB" w:eastAsia="en-US"/>
+                                <w:lang w:val="en-GB" w:eastAsia="vi-VN"/>
                               </w:rPr>
                             </w:r>
                           </w:p>
@@ -7682,7 +7638,7 @@
                                 <w:b/>
                                 <w:sz w:val="26"/>
                                 <w:szCs w:val="26"/>
-                                <w:lang w:val="en-GB" w:eastAsia="en-US"/>
+                                <w:lang w:val="en-GB" w:eastAsia="vi-VN"/>
                               </w:rPr>
                             </w:pPr>
                             <w:r>
@@ -7691,7 +7647,7 @@
                                 <w:b/>
                                 <w:sz w:val="26"/>
                                 <w:szCs w:val="26"/>
-                                <w:lang w:val="en-GB" w:eastAsia="en-US"/>
+                                <w:lang w:val="en-GB" w:eastAsia="vi-VN"/>
                               </w:rPr>
                             </w:r>
                           </w:p>
@@ -7718,7 +7674,7 @@
                                 <w:b/>
                                 <w:sz w:val="26"/>
                                 <w:szCs w:val="26"/>
-                                <w:lang w:val="en-GB" w:eastAsia="en-US"/>
+                                <w:lang w:val="en-GB" w:eastAsia="vi-VN"/>
                               </w:rPr>
                             </w:pPr>
                             <w:r>
@@ -7727,7 +7683,7 @@
                                 <w:b/>
                                 <w:sz w:val="26"/>
                                 <w:szCs w:val="26"/>
-                                <w:lang w:val="en-GB" w:eastAsia="en-US"/>
+                                <w:lang w:val="en-GB" w:eastAsia="vi-VN"/>
                               </w:rPr>
                             </w:r>
                           </w:p>
@@ -7755,11 +7711,11 @@
                               <w:spacing w:lineRule="auto" w:line="276" w:before="0" w:after="120"/>
                               <w:jc w:val="center"/>
                               <w:rPr>
-                                <w:rFonts w:ascii="Times New Roman" w:hAnsi="Times New Roman" w:eastAsia="Calibri" w:cs="Times New Roman"/>
-                                <w:b/>
-                                <w:sz w:val="26"/>
-                                <w:szCs w:val="26"/>
-                                <w:lang w:val="en-GB" w:eastAsia="en-US"/>
+                                <w:rFonts w:ascii="Times New Roman" w:hAnsi="Times New Roman" w:cs="Times New Roman"/>
+                                <w:b/>
+                                <w:sz w:val="26"/>
+                                <w:szCs w:val="26"/>
+                                <w:lang w:val="en-GB" w:eastAsia="vi-VN"/>
                               </w:rPr>
                             </w:pPr>
                             <w:r>
@@ -7768,7 +7724,7 @@
                                 <w:b/>
                                 <w:sz w:val="26"/>
                                 <w:szCs w:val="26"/>
-                                <w:lang w:val="en-GB" w:eastAsia="en-US"/>
+                                <w:lang w:val="en-GB" w:eastAsia="vi-VN"/>
                               </w:rPr>
                             </w:r>
                           </w:p>
@@ -7795,7 +7751,7 @@
                                 <w:b/>
                                 <w:sz w:val="26"/>
                                 <w:szCs w:val="26"/>
-                                <w:lang w:val="en-GB" w:eastAsia="en-US"/>
+                                <w:lang w:val="en-GB" w:eastAsia="vi-VN"/>
                               </w:rPr>
                             </w:pPr>
                             <w:r>
@@ -7804,7 +7760,7 @@
                                 <w:b/>
                                 <w:sz w:val="26"/>
                                 <w:szCs w:val="26"/>
-                                <w:lang w:val="en-GB" w:eastAsia="en-US"/>
+                                <w:lang w:val="en-GB" w:eastAsia="vi-VN"/>
                               </w:rPr>
                             </w:r>
                           </w:p>
@@ -7831,7 +7787,7 @@
                                 <w:b/>
                                 <w:sz w:val="26"/>
                                 <w:szCs w:val="26"/>
-                                <w:lang w:val="en-GB" w:eastAsia="en-US"/>
+                                <w:lang w:val="en-GB" w:eastAsia="vi-VN"/>
                               </w:rPr>
                             </w:pPr>
                             <w:r>
@@ -7840,7 +7796,7 @@
                                 <w:b/>
                                 <w:sz w:val="26"/>
                                 <w:szCs w:val="26"/>
-                                <w:lang w:val="en-GB" w:eastAsia="en-US"/>
+                                <w:lang w:val="en-GB" w:eastAsia="vi-VN"/>
                               </w:rPr>
                             </w:r>
                           </w:p>
@@ -7867,7 +7823,7 @@
                                 <w:b/>
                                 <w:sz w:val="26"/>
                                 <w:szCs w:val="26"/>
-                                <w:lang w:val="en-GB" w:eastAsia="en-US"/>
+                                <w:lang w:val="en-GB" w:eastAsia="vi-VN"/>
                               </w:rPr>
                             </w:pPr>
                             <w:r>
@@ -7876,7 +7832,7 @@
                                 <w:b/>
                                 <w:sz w:val="26"/>
                                 <w:szCs w:val="26"/>
-                                <w:lang w:val="en-GB" w:eastAsia="en-US"/>
+                                <w:lang w:val="en-GB" w:eastAsia="vi-VN"/>
                               </w:rPr>
                             </w:r>
                           </w:p>
@@ -7903,7 +7859,7 @@
                                 <w:b/>
                                 <w:sz w:val="26"/>
                                 <w:szCs w:val="26"/>
-                                <w:lang w:val="en-GB" w:eastAsia="en-US"/>
+                                <w:lang w:val="en-GB" w:eastAsia="vi-VN"/>
                               </w:rPr>
                             </w:pPr>
                             <w:r>
@@ -7912,7 +7868,7 @@
                                 <w:b/>
                                 <w:sz w:val="26"/>
                                 <w:szCs w:val="26"/>
-                                <w:lang w:val="en-GB" w:eastAsia="en-US"/>
+                                <w:lang w:val="en-GB" w:eastAsia="vi-VN"/>
                               </w:rPr>
                             </w:r>
                           </w:p>
@@ -7926,7 +7882,7 @@
                           <w:rFonts w:ascii="Times New Roman" w:hAnsi="Times New Roman" w:cs="Times New Roman"/>
                           <w:sz w:val="26"/>
                           <w:szCs w:val="26"/>
-                          <w:lang w:val="en-GB" w:eastAsia="en-US"/>
+                          <w:lang w:val="en-GB" w:eastAsia="vi-VN"/>
                         </w:rPr>
                       </w:pPr>
                       <w:r>
@@ -7934,7 +7890,7 @@
                           <w:rFonts w:cs="Times New Roman" w:ascii="Times New Roman" w:hAnsi="Times New Roman"/>
                           <w:sz w:val="26"/>
                           <w:szCs w:val="26"/>
-                          <w:lang w:val="en-GB" w:eastAsia="en-US"/>
+                          <w:lang w:val="en-GB" w:eastAsia="vi-VN"/>
                         </w:rPr>
                       </w:r>
                     </w:p>
@@ -7979,7 +7935,6 @@
         <w:jc w:val="both"/>
         <w:rPr>
           <w:rFonts w:ascii="Times New Roman" w:hAnsi="Times New Roman" w:cs="Times New Roman"/>
-          <w:b/>
           <w:sz w:val="24"/>
           <w:szCs w:val="24"/>
           <w:lang w:val="de-DE"/>
@@ -8055,7 +8010,6 @@
           <w:color w:val="000000"/>
           <w:sz w:val="24"/>
           <w:szCs w:val="24"/>
-          <w:lang w:val="de-DE"/>
         </w:rPr>
       </w:pPr>
       <w:r>
@@ -8241,7 +8195,7 @@
           <w:szCs w:val="24"/>
           <w:lang w:val="vi-VN"/>
         </w:rPr>
-        <w:t xml:space="preserve">{{SO_LIEU}}</w:t>
+        <w:t xml:space="preserve">1. </w:t>
       </w:r>
     </w:p>
     <w:p>
@@ -8252,11 +8206,8 @@
         <w:rPr>
           <w:rFonts w:ascii="Times New Roman" w:hAnsi="Times New Roman" w:cs="Times New Roman"/>
           <w:b/>
-          <w:bCs/>
-          <w:color w:val="000000"/>
           <w:sz w:val="24"/>
           <w:szCs w:val="24"/>
-          <w:lang w:val="vi-VN"/>
         </w:rPr>
       </w:pPr>
       <w:r>
@@ -8420,7 +8371,7 @@
                 <w:sz w:val="24"/>
                 <w:szCs w:val="24"/>
               </w:rPr>
-              <w:t>{{SO_LIEU}}</w:t>
+              <w:t>1</w:t>
             </w:r>
           </w:p>
         </w:tc>
@@ -8474,7 +8425,6 @@
               <w:jc w:val="center"/>
               <w:rPr>
                 <w:rFonts w:ascii="Times New Roman" w:hAnsi="Times New Roman" w:cs="Times New Roman"/>
-                <w:b/>
                 <w:sz w:val="24"/>
                 <w:szCs w:val="24"/>
               </w:rPr>
@@ -8519,7 +8469,7 @@
                 <w:sz w:val="24"/>
                 <w:szCs w:val="24"/>
               </w:rPr>
-              <w:t>{{SO_LIEU}}</w:t>
+              <w:t>2</w:t>
             </w:r>
           </w:p>
         </w:tc>
@@ -8573,7 +8523,6 @@
               <w:jc w:val="center"/>
               <w:rPr>
                 <w:rFonts w:ascii="Times New Roman" w:hAnsi="Times New Roman" w:cs="Times New Roman"/>
-                <w:b/>
                 <w:sz w:val="24"/>
                 <w:szCs w:val="24"/>
               </w:rPr>
@@ -8618,7 +8567,7 @@
                 <w:sz w:val="24"/>
                 <w:szCs w:val="24"/>
               </w:rPr>
-              <w:t>{{SO_LIEU}}</w:t>
+              <w:t>3</w:t>
             </w:r>
           </w:p>
         </w:tc>
@@ -8672,7 +8621,6 @@
               <w:jc w:val="center"/>
               <w:rPr>
                 <w:rFonts w:ascii="Times New Roman" w:hAnsi="Times New Roman" w:cs="Times New Roman"/>
-                <w:b/>
                 <w:sz w:val="24"/>
                 <w:szCs w:val="24"/>
               </w:rPr>
@@ -8717,7 +8665,7 @@
                 <w:sz w:val="24"/>
                 <w:szCs w:val="24"/>
               </w:rPr>
-              <w:t>{{SO_LIEU}}</w:t>
+              <w:t>4</w:t>
             </w:r>
           </w:p>
         </w:tc>
@@ -8812,7 +8760,7 @@
                 <w:sz w:val="24"/>
                 <w:szCs w:val="24"/>
               </w:rPr>
-              <w:t>{{SO_LIEU}}</w:t>
+              <w:t>5</w:t>
             </w:r>
           </w:p>
         </w:tc>
@@ -8907,7 +8855,7 @@
                 <w:sz w:val="24"/>
                 <w:szCs w:val="24"/>
               </w:rPr>
-              <w:t>{{SO_LIEU}}</w:t>
+              <w:t>6</w:t>
             </w:r>
           </w:p>
         </w:tc>
@@ -9002,7 +8950,7 @@
                 <w:sz w:val="24"/>
                 <w:szCs w:val="24"/>
               </w:rPr>
-              <w:t>{{SO_LIEU}}</w:t>
+              <w:t>7</w:t>
             </w:r>
           </w:p>
         </w:tc>
@@ -9097,7 +9045,7 @@
                 <w:sz w:val="24"/>
                 <w:szCs w:val="24"/>
               </w:rPr>
-              <w:t>{{SO_LIEU}}</w:t>
+              <w:t>8</w:t>
             </w:r>
           </w:p>
         </w:tc>
@@ -9192,7 +9140,7 @@
                 <w:sz w:val="24"/>
                 <w:szCs w:val="24"/>
               </w:rPr>
-              <w:t>{{SO_LIEU}}</w:t>
+              <w:t>9</w:t>
             </w:r>
           </w:p>
         </w:tc>
@@ -9287,7 +9235,7 @@
                 <w:sz w:val="24"/>
                 <w:szCs w:val="24"/>
               </w:rPr>
-              <w:t>{{SO_LIEU}}</w:t>
+              <w:t>10</w:t>
             </w:r>
           </w:p>
         </w:tc>
@@ -9382,7 +9330,7 @@
                 <w:sz w:val="24"/>
                 <w:szCs w:val="24"/>
               </w:rPr>
-              <w:t>{{SO_LIEU}}</w:t>
+              <w:t>11</w:t>
             </w:r>
           </w:p>
         </w:tc>
@@ -9477,7 +9425,7 @@
                 <w:sz w:val="24"/>
                 <w:szCs w:val="24"/>
               </w:rPr>
-              <w:t>{{SO_LIEU}}</w:t>
+              <w:t>12</w:t>
             </w:r>
           </w:p>
         </w:tc>
@@ -9572,7 +9520,7 @@
                 <w:sz w:val="24"/>
                 <w:szCs w:val="24"/>
               </w:rPr>
-              <w:t>{{SO_LIEU}}</w:t>
+              <w:t>13</w:t>
             </w:r>
           </w:p>
         </w:tc>
@@ -9667,7 +9615,7 @@
                 <w:sz w:val="24"/>
                 <w:szCs w:val="24"/>
               </w:rPr>
-              <w:t>{{SO_LIEU}}</w:t>
+              <w:t>14</w:t>
             </w:r>
           </w:p>
         </w:tc>
@@ -9762,7 +9710,7 @@
                 <w:sz w:val="24"/>
                 <w:szCs w:val="24"/>
               </w:rPr>
-              <w:t>{{SO_LIEU}}</w:t>
+              <w:t>15</w:t>
             </w:r>
           </w:p>
         </w:tc>
@@ -9857,7 +9805,7 @@
                 <w:sz w:val="24"/>
                 <w:szCs w:val="24"/>
               </w:rPr>
-              <w:t>{{SO_LIEU}}</w:t>
+              <w:t>16</w:t>
             </w:r>
           </w:p>
         </w:tc>
@@ -9952,7 +9900,7 @@
                 <w:sz w:val="24"/>
                 <w:szCs w:val="24"/>
               </w:rPr>
-              <w:t>{{SO_LIEU}}</w:t>
+              <w:t>17</w:t>
             </w:r>
           </w:p>
         </w:tc>
@@ -10047,7 +9995,7 @@
                 <w:sz w:val="24"/>
                 <w:szCs w:val="24"/>
               </w:rPr>
-              <w:t>{{SO_LIEU}}</w:t>
+              <w:t>18</w:t>
             </w:r>
           </w:p>
         </w:tc>
@@ -10142,7 +10090,7 @@
                 <w:sz w:val="24"/>
                 <w:szCs w:val="24"/>
               </w:rPr>
-              <w:t>{{SO_LIEU}}</w:t>
+              <w:t>19</w:t>
             </w:r>
           </w:p>
         </w:tc>
@@ -10237,7 +10185,7 @@
                 <w:sz w:val="24"/>
                 <w:szCs w:val="24"/>
               </w:rPr>
-              <w:t>{{SO_LIEU}}</w:t>
+              <w:t>20</w:t>
             </w:r>
           </w:p>
         </w:tc>
@@ -10427,7 +10375,12 @@
             <w:pPr>
               <w:pStyle w:val="Normal"/>
               <w:jc w:val="center"/>
-              <w:rPr/>
+              <w:rPr>
+                <w:rFonts w:ascii="Times New Roman" w:hAnsi="Times New Roman" w:cs="Times New Roman"/>
+                <w:b/>
+                <w:sz w:val="24"/>
+                <w:szCs w:val="24"/>
+              </w:rPr>
             </w:pPr>
             <w:r>
               <w:rPr>
@@ -10470,7 +10423,7 @@
                 <w:sz w:val="24"/>
                 <w:szCs w:val="24"/>
               </w:rPr>
-              <w:t>{{SO_LIEU}}</w:t>
+              <w:t>1</w:t>
             </w:r>
           </w:p>
         </w:tc>
@@ -10524,7 +10477,6 @@
               <w:jc w:val="center"/>
               <w:rPr>
                 <w:rFonts w:ascii="Times New Roman" w:hAnsi="Times New Roman" w:cs="Times New Roman"/>
-                <w:b/>
                 <w:sz w:val="24"/>
                 <w:szCs w:val="24"/>
               </w:rPr>
@@ -10569,7 +10521,7 @@
                 <w:sz w:val="24"/>
                 <w:szCs w:val="24"/>
               </w:rPr>
-              <w:t>{{SO_LIEU}}</w:t>
+              <w:t>2</w:t>
             </w:r>
           </w:p>
         </w:tc>
@@ -10623,7 +10575,6 @@
               <w:jc w:val="center"/>
               <w:rPr>
                 <w:rFonts w:ascii="Times New Roman" w:hAnsi="Times New Roman" w:cs="Times New Roman"/>
-                <w:b/>
                 <w:sz w:val="24"/>
                 <w:szCs w:val="24"/>
               </w:rPr>
@@ -10668,7 +10619,7 @@
                 <w:sz w:val="24"/>
                 <w:szCs w:val="24"/>
               </w:rPr>
-              <w:t>{{SO_LIEU}}</w:t>
+              <w:t>3</w:t>
             </w:r>
           </w:p>
         </w:tc>
@@ -10722,7 +10673,6 @@
               <w:jc w:val="center"/>
               <w:rPr>
                 <w:rFonts w:ascii="Times New Roman" w:hAnsi="Times New Roman" w:cs="Times New Roman"/>
-                <w:b/>
                 <w:sz w:val="24"/>
                 <w:szCs w:val="24"/>
               </w:rPr>
@@ -10767,7 +10717,7 @@
                 <w:sz w:val="24"/>
                 <w:szCs w:val="24"/>
               </w:rPr>
-              <w:t>{{SO_LIEU}}</w:t>
+              <w:t>4</w:t>
             </w:r>
           </w:p>
         </w:tc>
@@ -10862,7 +10812,7 @@
                 <w:sz w:val="24"/>
                 <w:szCs w:val="24"/>
               </w:rPr>
-              <w:t>{{SO_LIEU}}</w:t>
+              <w:t>5</w:t>
             </w:r>
           </w:p>
         </w:tc>
@@ -10957,7 +10907,7 @@
                 <w:sz w:val="24"/>
                 <w:szCs w:val="24"/>
               </w:rPr>
-              <w:t>{{SO_LIEU}}</w:t>
+              <w:t>6</w:t>
             </w:r>
           </w:p>
         </w:tc>
@@ -11052,7 +11002,7 @@
                 <w:sz w:val="24"/>
                 <w:szCs w:val="24"/>
               </w:rPr>
-              <w:t>{{SO_LIEU}}</w:t>
+              <w:t>7</w:t>
             </w:r>
           </w:p>
         </w:tc>
@@ -11147,7 +11097,7 @@
                 <w:sz w:val="24"/>
                 <w:szCs w:val="24"/>
               </w:rPr>
-              <w:t>{{SO_LIEU}}</w:t>
+              <w:t>8</w:t>
             </w:r>
           </w:p>
         </w:tc>
@@ -11242,7 +11192,7 @@
                 <w:sz w:val="24"/>
                 <w:szCs w:val="24"/>
               </w:rPr>
-              <w:t>{{SO_LIEU}}</w:t>
+              <w:t>9</w:t>
             </w:r>
           </w:p>
         </w:tc>
@@ -11337,7 +11287,7 @@
                 <w:sz w:val="24"/>
                 <w:szCs w:val="24"/>
               </w:rPr>
-              <w:t>{{SO_LIEU}}</w:t>
+              <w:t>10</w:t>
             </w:r>
           </w:p>
         </w:tc>
@@ -11432,7 +11382,7 @@
                 <w:sz w:val="24"/>
                 <w:szCs w:val="24"/>
               </w:rPr>
-              <w:t>{{SO_LIEU}}</w:t>
+              <w:t>11</w:t>
             </w:r>
           </w:p>
         </w:tc>
@@ -11527,7 +11477,7 @@
                 <w:sz w:val="24"/>
                 <w:szCs w:val="24"/>
               </w:rPr>
-              <w:t>{{SO_LIEU}}</w:t>
+              <w:t>12</w:t>
             </w:r>
           </w:p>
         </w:tc>
@@ -11622,7 +11572,7 @@
                 <w:sz w:val="24"/>
                 <w:szCs w:val="24"/>
               </w:rPr>
-              <w:t>{{SO_LIEU}}</w:t>
+              <w:t>13</w:t>
             </w:r>
           </w:p>
         </w:tc>
@@ -11717,7 +11667,7 @@
                 <w:sz w:val="24"/>
                 <w:szCs w:val="24"/>
               </w:rPr>
-              <w:t>{{SO_LIEU}}</w:t>
+              <w:t>14</w:t>
             </w:r>
           </w:p>
         </w:tc>
@@ -11800,7 +11750,11 @@
               <w:pStyle w:val="Normal"/>
               <w:spacing w:lineRule="auto" w:line="360"/>
               <w:jc w:val="center"/>
-              <w:rPr/>
+              <w:rPr>
+                <w:rFonts w:ascii="Times New Roman" w:hAnsi="Times New Roman" w:cs="Times New Roman"/>
+                <w:sz w:val="24"/>
+                <w:szCs w:val="24"/>
+              </w:rPr>
             </w:pPr>
             <w:r>
               <w:rPr>
@@ -11808,7 +11762,7 @@
                 <w:sz w:val="24"/>
                 <w:szCs w:val="24"/>
               </w:rPr>
-              <w:t>{{SO_LIEU}}</w:t>
+              <w:t>15</w:t>
             </w:r>
           </w:p>
         </w:tc>
@@ -11903,7 +11857,7 @@
                 <w:sz w:val="24"/>
                 <w:szCs w:val="24"/>
               </w:rPr>
-              <w:t>{{SO_LIEU}}</w:t>
+              <w:t>16</w:t>
             </w:r>
           </w:p>
         </w:tc>
@@ -11998,7 +11952,7 @@
                 <w:sz w:val="24"/>
                 <w:szCs w:val="24"/>
               </w:rPr>
-              <w:t>{{SO_LIEU}}</w:t>
+              <w:t>17</w:t>
             </w:r>
           </w:p>
         </w:tc>
@@ -12093,7 +12047,7 @@
                 <w:sz w:val="24"/>
                 <w:szCs w:val="24"/>
               </w:rPr>
-              <w:t>{{SO_LIEU}}</w:t>
+              <w:t>18</w:t>
             </w:r>
           </w:p>
         </w:tc>
@@ -12188,7 +12142,7 @@
                 <w:sz w:val="24"/>
                 <w:szCs w:val="24"/>
               </w:rPr>
-              <w:t>{{SO_LIEU}}</w:t>
+              <w:t>19</w:t>
             </w:r>
           </w:p>
         </w:tc>
@@ -12283,7 +12237,7 @@
                 <w:sz w:val="24"/>
                 <w:szCs w:val="24"/>
               </w:rPr>
-              <w:t>{{SO_LIEU}}</w:t>
+              <w:t>20</w:t>
             </w:r>
           </w:p>
         </w:tc>
@@ -12378,7 +12332,7 @@
                 <w:sz w:val="24"/>
                 <w:szCs w:val="24"/>
               </w:rPr>
-              <w:t>{{SO_LIEU}}</w:t>
+              <w:t>21</w:t>
             </w:r>
           </w:p>
         </w:tc>
@@ -12473,7 +12427,7 @@
                 <w:sz w:val="24"/>
                 <w:szCs w:val="24"/>
               </w:rPr>
-              <w:t>{{SO_LIEU}}</w:t>
+              <w:t>22</w:t>
             </w:r>
           </w:p>
         </w:tc>
@@ -12568,7 +12522,7 @@
                 <w:sz w:val="24"/>
                 <w:szCs w:val="24"/>
               </w:rPr>
-              <w:t>{{SO_LIEU}}</w:t>
+              <w:t>23</w:t>
             </w:r>
           </w:p>
         </w:tc>
@@ -12871,7 +12825,7 @@
           <w:sz w:val="26"/>
           <w:szCs w:val="26"/>
         </w:rPr>
-        <w:t>{{SO_LIEU}}…</w:t>
+        <w:t>1…</w:t>
       </w:r>
     </w:p>
     <w:p>
@@ -12892,7 +12846,7 @@
           <w:sz w:val="26"/>
           <w:szCs w:val="26"/>
         </w:rPr>
-        <w:t>{{SO_LIEU}}…</w:t>
+        <w:t>2…</w:t>
       </w:r>
     </w:p>
     <w:p>
@@ -12913,14 +12867,19 @@
           <w:sz w:val="26"/>
           <w:szCs w:val="26"/>
         </w:rPr>
-        <w:t>{{SO_LIEU}}…</w:t>
+        <w:t>3…</w:t>
       </w:r>
     </w:p>
     <w:p>
       <w:pPr>
         <w:pStyle w:val="Normal"/>
         <w:spacing w:lineRule="auto" w:line="360"/>
-        <w:rPr/>
+        <w:rPr>
+          <w:rFonts w:ascii="Times New Roman" w:hAnsi="Times New Roman" w:cs="Times New Roman"/>
+          <w:b/>
+          <w:sz w:val="26"/>
+          <w:szCs w:val="26"/>
+        </w:rPr>
       </w:pPr>
       <w:r>
         <w:rPr>
@@ -12957,7 +12916,12 @@
       <w:pPr>
         <w:pStyle w:val="Normal"/>
         <w:spacing w:lineRule="auto" w:line="360"/>
-        <w:rPr/>
+        <w:rPr>
+          <w:rFonts w:ascii="Times New Roman" w:hAnsi="Times New Roman" w:cs="Times New Roman"/>
+          <w:b/>
+          <w:sz w:val="26"/>
+          <w:szCs w:val="26"/>
+        </w:rPr>
       </w:pPr>
       <w:r>
         <w:rPr>
@@ -12966,7 +12930,7 @@
           <w:sz w:val="26"/>
           <w:szCs w:val="26"/>
         </w:rPr>
-        <w:t>{{SO_LIEU}}….</w:t>
+        <w:t>1….</w:t>
       </w:r>
     </w:p>
     <w:p>
@@ -12987,7 +12951,7 @@
           <w:sz w:val="26"/>
           <w:szCs w:val="26"/>
         </w:rPr>
-        <w:t>{{SO_LIEU}}….</w:t>
+        <w:t>2….</w:t>
       </w:r>
     </w:p>
     <w:p>
@@ -13015,7 +12979,12 @@
       <w:pPr>
         <w:pStyle w:val="Normal"/>
         <w:spacing w:lineRule="auto" w:line="360"/>
-        <w:rPr/>
+        <w:rPr>
+          <w:rFonts w:ascii="Times New Roman" w:hAnsi="Times New Roman" w:cs="Times New Roman"/>
+          <w:b/>
+          <w:sz w:val="26"/>
+          <w:szCs w:val="26"/>
+        </w:rPr>
       </w:pPr>
       <w:r>
         <w:rPr>
@@ -13024,14 +12993,19 @@
           <w:sz w:val="26"/>
           <w:szCs w:val="26"/>
         </w:rPr>
-        <w:t>{{SO_LIEU}}. Nhận định điều dưỡng</w:t>
+        <w:t>1. Nhận định điều dưỡng</w:t>
       </w:r>
     </w:p>
     <w:p>
       <w:pPr>
         <w:pStyle w:val="Normal"/>
         <w:spacing w:lineRule="auto" w:line="360"/>
-        <w:rPr/>
+        <w:rPr>
+          <w:rFonts w:ascii="Times New Roman" w:hAnsi="Times New Roman" w:cs="Times New Roman"/>
+          <w:b/>
+          <w:sz w:val="26"/>
+          <w:szCs w:val="26"/>
+        </w:rPr>
       </w:pPr>
       <w:r>
         <w:rPr>
@@ -13040,14 +13014,19 @@
           <w:sz w:val="26"/>
           <w:szCs w:val="26"/>
         </w:rPr>
-        <w:t>{{SO_LIEU}}. Chẩn đoán điều dưỡng</w:t>
+        <w:t>2. Chẩn đoán điều dưỡng</w:t>
       </w:r>
     </w:p>
     <w:p>
       <w:pPr>
         <w:pStyle w:val="Normal"/>
         <w:spacing w:lineRule="auto" w:line="360"/>
-        <w:rPr/>
+        <w:rPr>
+          <w:rFonts w:ascii="Times New Roman" w:hAnsi="Times New Roman" w:cs="Times New Roman"/>
+          <w:b/>
+          <w:sz w:val="26"/>
+          <w:szCs w:val="26"/>
+        </w:rPr>
       </w:pPr>
       <w:r>
         <w:rPr>
@@ -13056,14 +13035,19 @@
           <w:sz w:val="26"/>
           <w:szCs w:val="26"/>
         </w:rPr>
-        <w:t>{{SO_LIEU}}. Lập kế hoạch chăm sóc</w:t>
+        <w:t>3. Lập kế hoạch chăm sóc</w:t>
       </w:r>
     </w:p>
     <w:p>
       <w:pPr>
         <w:pStyle w:val="Normal"/>
         <w:spacing w:lineRule="auto" w:line="360"/>
-        <w:rPr/>
+        <w:rPr>
+          <w:rFonts w:ascii="Times New Roman" w:hAnsi="Times New Roman" w:cs="Times New Roman"/>
+          <w:b/>
+          <w:sz w:val="26"/>
+          <w:szCs w:val="26"/>
+        </w:rPr>
       </w:pPr>
       <w:r>
         <w:rPr>
@@ -13072,14 +13056,19 @@
           <w:sz w:val="26"/>
           <w:szCs w:val="26"/>
         </w:rPr>
-        <w:t>{{SO_LIEU}}. Thực hiện chăm sóc</w:t>
+        <w:t>4. Thực hiện chăm sóc</w:t>
       </w:r>
     </w:p>
     <w:p>
       <w:pPr>
         <w:pStyle w:val="Normal"/>
         <w:spacing w:lineRule="auto" w:line="360"/>
-        <w:rPr/>
+        <w:rPr>
+          <w:rFonts w:ascii="Times New Roman" w:hAnsi="Times New Roman" w:cs="Times New Roman"/>
+          <w:b/>
+          <w:sz w:val="26"/>
+          <w:szCs w:val="26"/>
+        </w:rPr>
       </w:pPr>
       <w:r>
         <w:rPr>
@@ -13088,7 +13077,7 @@
           <w:sz w:val="26"/>
           <w:szCs w:val="26"/>
         </w:rPr>
-        <w:t>{{SO_LIEU}}. Đánh giá kết quả chăm sóc</w:t>
+        <w:t>5. Đánh giá kết quả chăm sóc</w:t>
       </w:r>
     </w:p>
     <w:p>
@@ -13116,7 +13105,12 @@
       <w:pPr>
         <w:pStyle w:val="Normal"/>
         <w:spacing w:lineRule="auto" w:line="360"/>
-        <w:rPr/>
+        <w:rPr>
+          <w:rFonts w:ascii="Times New Roman" w:hAnsi="Times New Roman" w:cs="Times New Roman"/>
+          <w:b/>
+          <w:sz w:val="26"/>
+          <w:szCs w:val="26"/>
+        </w:rPr>
       </w:pPr>
       <w:r>
         <w:rPr>
@@ -13125,7 +13119,7 @@
           <w:sz w:val="26"/>
           <w:szCs w:val="26"/>
         </w:rPr>
-        <w:t>{{SO_LIEU}}….</w:t>
+        <w:t>1….</w:t>
       </w:r>
     </w:p>
     <w:p>
@@ -13146,7 +13140,7 @@
           <w:sz w:val="26"/>
           <w:szCs w:val="26"/>
         </w:rPr>
-        <w:t>{{SO_LIEU}}….</w:t>
+        <w:t>2….</w:t>
       </w:r>
     </w:p>
     <w:p>
@@ -13451,7 +13445,7 @@
           <w:rFonts w:cs="Times New Roman" w:ascii="Times New Roman" w:hAnsi="Times New Roman"/>
           <w:b/>
         </w:rPr>
-        <w:t>{{SO_LIEU}}. Khổ giấy, font chữ, cỡ chữ</w:t>
+        <w:t>1. Khổ giấy, font chữ, cỡ chữ</w:t>
       </w:r>
     </w:p>
     <w:p>
@@ -13467,7 +13461,7 @@
         <w:rPr>
           <w:rFonts w:cs="Times New Roman" w:ascii="Times New Roman" w:hAnsi="Times New Roman"/>
         </w:rPr>
-        <w:t>- Khổ giấy: A{{SO_LIEU}} ({{SO_LIEU}} × {{SO_LIEU}} mm).</w:t>
+        <w:t>- Khổ giấy: A4 (210 × 297 mm).</w:t>
       </w:r>
     </w:p>
     <w:p>
@@ -13499,7 +13493,7 @@
         <w:rPr>
           <w:rFonts w:cs="Times New Roman" w:ascii="Times New Roman" w:hAnsi="Times New Roman"/>
         </w:rPr>
-        <w:t>- Cỡ chữ: {{SO_LIEU}} hoặc {{SO_LIEU}}.</w:t>
+        <w:t>- Cỡ chữ: 13 hoặc 14.</w:t>
       </w:r>
     </w:p>
     <w:p>
@@ -13515,7 +13509,7 @@
         <w:rPr>
           <w:rFonts w:cs="Times New Roman" w:ascii="Times New Roman" w:hAnsi="Times New Roman"/>
         </w:rPr>
-        <w:t>- Giãn dòng: {{SO_LIEU}}.{{SO_LIEU}} – {{SO_LIEU}}.{{SO_LIEU}}, căn đều hai lề.</w:t>
+        <w:t>- Giãn dòng: 1.15 – 1.5, căn đều hai lề.</w:t>
       </w:r>
     </w:p>
     <w:p>
@@ -13531,7 +13525,7 @@
         <w:rPr>
           <w:rFonts w:cs="Times New Roman" w:ascii="Times New Roman" w:hAnsi="Times New Roman"/>
         </w:rPr>
-        <w:t>- Lề trang: Trên {{SO_LIEU}}–{{SO_LIEU}} mm; Dưới {{SO_LIEU}}–{{SO_LIEU}} mm; Trái {{SO_LIEU}}–{{SO_LIEU}} mm; Phải {{SO_LIEU}}–{{SO_LIEU}} mm.</w:t>
+        <w:t>- Lề trang: Trên 20–25 mm; Dưới 20–25 mm; Trái 30–35 mm; Phải 15–20 mm.</w:t>
       </w:r>
     </w:p>
     <w:p>
@@ -13549,7 +13543,7 @@
           <w:rFonts w:cs="Times New Roman" w:ascii="Times New Roman" w:hAnsi="Times New Roman"/>
           <w:b/>
         </w:rPr>
-        <w:t>{{SO_LIEU}}. Quy định viết hoa, đậm, nghiêng</w:t>
+        <w:t>2. Quy định viết hoa, đậm, nghiêng</w:t>
       </w:r>
     </w:p>
     <w:p>
@@ -13663,7 +13657,7 @@
           <w:rFonts w:cs="Times New Roman" w:ascii="Times New Roman" w:hAnsi="Times New Roman"/>
           <w:b/>
         </w:rPr>
-        <w:t>{{SO_LIEU}}. Quy định về tiêu đề, mục, tiểu mục, nội dung</w:t>
+        <w:t>3. Quy định về tiêu đề, mục, tiểu mục, nội dung</w:t>
       </w:r>
     </w:p>
     <w:p>
@@ -13708,7 +13702,7 @@
         <w:rPr>
           <w:rFonts w:cs="Times New Roman" w:ascii="Times New Roman" w:hAnsi="Times New Roman"/>
         </w:rPr>
-        <w:t>- Điều, khoản ({{SO_LIEU}}, {{SO_LIEU}}, {{SO_LIEU}} …; {{SO_LIEU}}.{{SO_LIEU}}, {{SO_LIEU}}.{{SO_LIEU}} …): viết đậm, chữ thường.</w:t>
+        <w:t>- Điều, khoản (1, 2, 3 …; 1.1, 1.2 …): viết đậm, chữ thường.</w:t>
       </w:r>
     </w:p>
     <w:p>
@@ -13737,7 +13731,7 @@
         <w:rPr>
           <w:rFonts w:cs="Times New Roman" w:ascii="Times New Roman" w:hAnsi="Times New Roman"/>
         </w:rPr>
-        <w:t>({{SO_LIEU}}, {{SO_LIEU}}, {{SO_LIEU}} …</w:t>
+        <w:t>(1, 2, 3 …</w:t>
       </w:r>
       <w:r>
         <w:rPr>
@@ -13787,7 +13781,7 @@
         <w:rPr>
           <w:rFonts w:cs="Times New Roman" w:ascii="Times New Roman" w:hAnsi="Times New Roman"/>
         </w:rPr>
-        <w:t>({{SO_LIEU}}.{{SO_LIEU}}, {{SO_LIEU}}.{{SO_LIEU}} …</w:t>
+        <w:t>(1.1, 1.2 …</w:t>
       </w:r>
       <w:r>
         <w:rPr>
@@ -13823,7 +13817,7 @@
         <w:rPr>
           <w:rFonts w:cs="Times New Roman" w:ascii="Times New Roman" w:hAnsi="Times New Roman"/>
         </w:rPr>
-        <w:t>- Nội dung văn bản: viết chữ thường, căn đều {{SO_LIEU}} lề; không gạch chân, không in hoa tùy tiện.</w:t>
+        <w:t>- Nội dung văn bản: viết chữ thường, căn đều 2 lề; không gạch chân, không in hoa tùy tiện.</w:t>
       </w:r>
     </w:p>
     <w:p>
@@ -13857,7 +13851,7 @@
           <w:rFonts w:cs="Times New Roman" w:ascii="Times New Roman" w:hAnsi="Times New Roman"/>
           <w:b/>
         </w:rPr>
-        <w:t>{{SO_LIEU}}. Mục lục</w:t>
+        <w:t>4. Mục lục</w:t>
       </w:r>
     </w:p>
     <w:p>
@@ -13889,7 +13883,7 @@
         <w:rPr>
           <w:rFonts w:cs="Times New Roman" w:ascii="Times New Roman" w:hAnsi="Times New Roman"/>
         </w:rPr>
-        <w:t>- Phải tạo bằng chức năng mục lục tự động trong Word (Table of Contents), lấy từ các cấp độ Heading (Heading {{SO_LIEU}}, Heading {{SO_LIEU}}, Heading {{SO_LIEU}}).</w:t>
+        <w:t>- Phải tạo bằng chức năng mục lục tự động trong Word (Table of Contents), lấy từ các cấp độ Heading (Heading 1, Heading 2, Heading 3).</w:t>
       </w:r>
     </w:p>
     <w:p>
@@ -13968,7 +13962,6 @@
         <w:jc w:val="both"/>
         <w:rPr>
           <w:rFonts w:ascii="Times New Roman" w:hAnsi="Times New Roman" w:cs="Times New Roman"/>
-          <w:b/>
           <w:color w:val="000000"/>
           <w:sz w:val="24"/>
           <w:szCs w:val="24"/>
@@ -14002,73 +13995,7 @@
 </w:document>
 </file>
 
-<file path=./word/fontTable.xml><?xml version="1.0" encoding="utf-8"?>
-<w:fonts xmlns:w="http://schemas.openxmlformats.org/wordprocessingml/2006/main" xmlns:r="http://schemas.openxmlformats.org/officeDocument/2006/relationships">
-  <w:font w:name="Times New Roman">
-    <w:family w:val="roman"/>
-    <w:pitch w:val="variable"/>
-  </w:font>
-  <w:font w:name="Symbol">
-    <w:family w:val="roman"/>
-    <w:pitch w:val="variable"/>
-  </w:font>
-  <w:font w:name="Arial">
-    <w:family w:val="swiss"/>
-    <w:pitch w:val="variable"/>
-  </w:font>
-  <w:font w:name="Liberation Serif">
-    <w:altName w:val="Times New Roman"/>
-    <w:family w:val="roman"/>
-    <w:pitch w:val="variable"/>
-  </w:font>
-  <w:font w:name=".VnTime">
-    <w:altName w:val="Courier New"/>
-    <w:family w:val="swiss"/>
-    <w:pitch w:val="variable"/>
-  </w:font>
-  <w:font w:name=".VnTimeH">
-    <w:altName w:val="Courier New"/>
-    <w:family w:val="swiss"/>
-    <w:pitch w:val="variable"/>
-  </w:font>
-  <w:font w:name=".VnArial">
-    <w:altName w:val="Courier New"/>
-    <w:family w:val="swiss"/>
-    <w:pitch w:val="variable"/>
-  </w:font>
-  <w:font w:name=".Vn3DH">
-    <w:altName w:val="Courier New"/>
-    <w:family w:val="swiss"/>
-    <w:pitch w:val="variable"/>
-  </w:font>
-  <w:font w:name="Courier New">
-    <w:family w:val="modern"/>
-    <w:pitch w:val="default"/>
-  </w:font>
-  <w:font w:name="Wingdings">
-    <w:family w:val="auto"/>
-    <w:pitch w:val="variable"/>
-  </w:font>
-  <w:font w:name="Shruti">
-    <w:family w:val="roman"/>
-    <w:pitch w:val="variable"/>
-  </w:font>
-  <w:font w:name="Verdana">
-    <w:family w:val="swiss"/>
-    <w:pitch w:val="variable"/>
-  </w:font>
-  <w:font w:name=".VnArialH">
-    <w:family w:val="swiss"/>
-    <w:pitch w:val="variable"/>
-  </w:font>
-  <w:font w:name="Tahoma">
-    <w:family w:val="swiss"/>
-    <w:pitch w:val="variable"/>
-  </w:font>
-</w:fonts>
-</file>
-
-<file path=./word/footer1.xml><?xml version="1.0" encoding="utf-8"?>
+<file path=word/footer1.xml><?xml version="1.0" encoding="utf-8"?>
 <w:ftr xmlns:o="urn:schemas-microsoft-com:office:office" xmlns:r="http://schemas.openxmlformats.org/officeDocument/2006/relationships" xmlns:v="urn:schemas-microsoft-com:vml" xmlns:w="http://schemas.openxmlformats.org/wordprocessingml/2006/main" xmlns:w10="urn:schemas-microsoft-com:office:word" xmlns:wp="http://schemas.openxmlformats.org/drawingml/2006/wordprocessingDrawing" xmlns:pic="http://schemas.openxmlformats.org/drawingml/2006/picture" xmlns:wps="http://schemas.microsoft.com/office/word/2010/wordprocessingShape" xmlns:wpg="http://schemas.microsoft.com/office/word/2010/wordprocessingGroup" xmlns:mc="http://schemas.openxmlformats.org/markup-compatibility/2006" xmlns:wp14="http://schemas.microsoft.com/office/word/2010/wordprocessingDrawing" xmlns:w14="http://schemas.microsoft.com/office/word/2010/wordml" xmlns:w15="http://schemas.microsoft.com/office/word/2012/wordml">
   <w:p>
     <w:pPr>
@@ -14097,13 +14024,19 @@
         <w:sz w:val="22"/>
         <w:szCs w:val="22"/>
       </w:rPr>
-      <w:t>Ngày hiệu lực: …./…/….</w:t>
+      <w:t>Ngày hiệu lực: …/…./….</w:t>
     </w:r>
   </w:p>
   <w:p>
     <w:pPr>
       <w:pStyle w:val="Normal"/>
-      <w:rPr/>
+      <w:rPr>
+        <w:rFonts w:ascii="Times New Roman" w:hAnsi="Times New Roman" w:cs="Times New Roman"/>
+        <w:i/>
+        <w:color w:val="BFBFBF"/>
+        <w:sz w:val="22"/>
+        <w:szCs w:val="22"/>
+      </w:rPr>
     </w:pPr>
     <w:r>
       <w:rPr>
@@ -14157,7 +14090,7 @@
         <w:sz w:val="22"/>
         <w:szCs w:val="22"/>
       </w:rPr>
-      <w:t>{{SO_LIEU}}</w:t>
+      <w:t>4</w:t>
     </w:r>
     <w:r>
       <w:rPr>
@@ -14223,7 +14156,7 @@
         <w:sz w:val="22"/>
         <w:szCs w:val="22"/>
       </w:rPr>
-      <w:t>{{SO_LIEU}}</w:t>
+      <w:t>4</w:t>
     </w:r>
     <w:r>
       <w:rPr>
@@ -14240,7 +14173,7 @@
 </w:ftr>
 </file>
 
-<file path=./word/footer2.xml><?xml version="1.0" encoding="utf-8"?>
+<file path=word/footer2.xml><?xml version="1.0" encoding="utf-8"?>
 <w:ftr xmlns:o="urn:schemas-microsoft-com:office:office" xmlns:r="http://schemas.openxmlformats.org/officeDocument/2006/relationships" xmlns:v="urn:schemas-microsoft-com:vml" xmlns:w="http://schemas.openxmlformats.org/wordprocessingml/2006/main" xmlns:w10="urn:schemas-microsoft-com:office:word" xmlns:wp="http://schemas.openxmlformats.org/drawingml/2006/wordprocessingDrawing" xmlns:pic="http://schemas.openxmlformats.org/drawingml/2006/picture" xmlns:wps="http://schemas.microsoft.com/office/word/2010/wordprocessingShape" xmlns:wpg="http://schemas.microsoft.com/office/word/2010/wordprocessingGroup" xmlns:mc="http://schemas.openxmlformats.org/markup-compatibility/2006" xmlns:wp14="http://schemas.microsoft.com/office/word/2010/wordprocessingDrawing" xmlns:w14="http://schemas.microsoft.com/office/word/2010/wordml" xmlns:w15="http://schemas.microsoft.com/office/word/2012/wordml">
   <w:p>
     <w:pPr>
@@ -14254,7 +14187,7 @@
 </w:ftr>
 </file>
 
-<file path=./word/header1.xml><?xml version="1.0" encoding="utf-8"?>
+<file path=word/header1.xml><?xml version="1.0" encoding="utf-8"?>
 <w:hdr xmlns:o="urn:schemas-microsoft-com:office:office" xmlns:r="http://schemas.openxmlformats.org/officeDocument/2006/relationships" xmlns:v="urn:schemas-microsoft-com:vml" xmlns:w="http://schemas.openxmlformats.org/wordprocessingml/2006/main" xmlns:w10="urn:schemas-microsoft-com:office:word" xmlns:wp="http://schemas.openxmlformats.org/drawingml/2006/wordprocessingDrawing" xmlns:pic="http://schemas.openxmlformats.org/drawingml/2006/picture" xmlns:wps="http://schemas.microsoft.com/office/word/2010/wordprocessingShape" xmlns:wpg="http://schemas.microsoft.com/office/word/2010/wordprocessingGroup" xmlns:mc="http://schemas.openxmlformats.org/markup-compatibility/2006" xmlns:wp14="http://schemas.microsoft.com/office/word/2010/wordprocessingDrawing" xmlns:w14="http://schemas.microsoft.com/office/word/2010/wordml" xmlns:w15="http://schemas.microsoft.com/office/word/2012/wordml">
   <w:tbl>
     <w:tblPr>
@@ -14270,14 +14203,14 @@
       </w:tblCellMar>
     </w:tblPr>
     <w:tblGrid>
-      <w:gridCol w:w="6948"/>
-      <w:gridCol w:w="2799"/>
+      <w:gridCol w:w="7218"/>
+      <w:gridCol w:w="2529"/>
     </w:tblGrid>
     <w:tr>
       <w:trPr/>
       <w:tc>
         <w:tcPr>
-          <w:tcW w:w="6948" w:type="dxa"/>
+          <w:tcW w:w="7218" w:type="dxa"/>
           <w:tcBorders/>
         </w:tcPr>
         <w:p>
@@ -14285,17 +14218,15 @@
             <w:pStyle w:val="Header"/>
             <w:rPr>
               <w:rFonts w:ascii="Times New Roman" w:hAnsi="Times New Roman" w:cs="Times New Roman"/>
-              <w:color w:val="222A35"/>
+              <w:color w:val="000000"/>
               <w:sz w:val="22"/>
               <w:szCs w:val="22"/>
             </w:rPr>
           </w:pPr>
-          <w:bookmarkStart w:id="0" w:name="_Hlk195856139"/>
-          <w:bookmarkEnd w:id="0"/>
           <w:r>
             <w:rPr>
               <w:rFonts w:cs="Times New Roman" w:ascii="Times New Roman" w:hAnsi="Times New Roman"/>
-              <w:color w:val="222A35"/>
+              <w:color w:val="000000"/>
               <w:sz w:val="22"/>
               <w:szCs w:val="22"/>
             </w:rPr>
@@ -14305,18 +14236,23 @@
       </w:tc>
       <w:tc>
         <w:tcPr>
-          <w:tcW w:w="2799" w:type="dxa"/>
+          <w:tcW w:w="2529" w:type="dxa"/>
           <w:tcBorders/>
         </w:tcPr>
         <w:p>
           <w:pPr>
             <w:pStyle w:val="Header"/>
-            <w:rPr/>
+            <w:rPr>
+              <w:rFonts w:ascii="Times New Roman" w:hAnsi="Times New Roman" w:cs="Times New Roman"/>
+              <w:color w:val="000000"/>
+              <w:sz w:val="22"/>
+              <w:szCs w:val="22"/>
+            </w:rPr>
           </w:pPr>
           <w:r>
             <w:rPr>
               <w:rFonts w:cs="Times New Roman" w:ascii="Times New Roman" w:hAnsi="Times New Roman"/>
-              <w:color w:val="222A35"/>
+              <w:color w:val="000000"/>
               <w:sz w:val="22"/>
               <w:szCs w:val="22"/>
             </w:rPr>
@@ -14329,7 +14265,7 @@
       <w:trPr/>
       <w:tc>
         <w:tcPr>
-          <w:tcW w:w="6948" w:type="dxa"/>
+          <w:tcW w:w="7218" w:type="dxa"/>
           <w:tcBorders/>
         </w:tcPr>
         <w:p>
@@ -14337,7 +14273,7 @@
             <w:pStyle w:val="Header"/>
             <w:rPr>
               <w:rFonts w:ascii="Times New Roman" w:hAnsi="Times New Roman" w:cs="Times New Roman"/>
-              <w:color w:val="222A35"/>
+              <w:color w:val="000000"/>
               <w:sz w:val="22"/>
               <w:szCs w:val="22"/>
               <w:lang w:val="vi-VN"/>
@@ -14346,7 +14282,7 @@
           <w:r>
             <w:rPr>
               <w:rFonts w:cs="Times New Roman" w:ascii="Times New Roman" w:hAnsi="Times New Roman"/>
-              <w:color w:val="222A35"/>
+              <w:color w:val="000000"/>
               <w:sz w:val="22"/>
               <w:szCs w:val="22"/>
             </w:rPr>
@@ -14356,7 +14292,7 @@
       </w:tc>
       <w:tc>
         <w:tcPr>
-          <w:tcW w:w="2799" w:type="dxa"/>
+          <w:tcW w:w="2529" w:type="dxa"/>
           <w:tcBorders/>
         </w:tcPr>
         <w:p>
@@ -14364,7 +14300,7 @@
             <w:pStyle w:val="Normal"/>
             <w:rPr>
               <w:rFonts w:ascii="Times New Roman" w:hAnsi="Times New Roman" w:cs="Times New Roman"/>
-              <w:color w:val="222A35"/>
+              <w:color w:val="000000"/>
               <w:sz w:val="22"/>
               <w:szCs w:val="22"/>
             </w:rPr>
@@ -14372,11 +14308,11 @@
           <w:r>
             <w:rPr>
               <w:rFonts w:cs="Times New Roman" w:ascii="Times New Roman" w:hAnsi="Times New Roman"/>
-              <w:color w:val="222A35"/>
+              <w:color w:val="000000"/>
               <w:sz w:val="22"/>
               <w:szCs w:val="22"/>
             </w:rPr>
-            <w:t>Mã tài liệu: xx-QTKT-yy</w:t>
+            <w:t>Mã tài liệu: xx-QTCS-yy</w:t>
           </w:r>
         </w:p>
       </w:tc>
@@ -14385,16 +14321,22 @@
   <w:p>
     <w:pPr>
       <w:pStyle w:val="Header"/>
-      <w:rPr/>
+      <w:rPr>
+        <w:b/>
+        <w:bCs/>
+      </w:rPr>
     </w:pPr>
     <w:r>
-      <w:rPr/>
+      <w:rPr>
+        <w:b/>
+        <w:bCs/>
+      </w:rPr>
     </w:r>
   </w:p>
 </w:hdr>
 </file>
 
-<file path=./word/header2.xml><?xml version="1.0" encoding="utf-8"?>
+<file path=word/header2.xml><?xml version="1.0" encoding="utf-8"?>
 <w:hdr xmlns:o="urn:schemas-microsoft-com:office:office" xmlns:r="http://schemas.openxmlformats.org/officeDocument/2006/relationships" xmlns:v="urn:schemas-microsoft-com:vml" xmlns:w="http://schemas.openxmlformats.org/wordprocessingml/2006/main" xmlns:w10="urn:schemas-microsoft-com:office:word" xmlns:wp="http://schemas.openxmlformats.org/drawingml/2006/wordprocessingDrawing" xmlns:pic="http://schemas.openxmlformats.org/drawingml/2006/picture" xmlns:wps="http://schemas.microsoft.com/office/word/2010/wordprocessingShape" xmlns:wpg="http://schemas.microsoft.com/office/word/2010/wordprocessingGroup" xmlns:mc="http://schemas.openxmlformats.org/markup-compatibility/2006" xmlns:wp14="http://schemas.microsoft.com/office/word/2010/wordprocessingDrawing" xmlns:w14="http://schemas.microsoft.com/office/word/2010/wordml" xmlns:w15="http://schemas.microsoft.com/office/word/2012/wordml">
   <w:p>
     <w:pPr>
@@ -14412,13 +14354,13 @@
         <w:sz w:val="22"/>
         <w:szCs w:val="22"/>
       </w:rPr>
-      <w:t>QLCL-QTQL-{{SO_LIEU}}-HD.{{SO_LIEU}}</w:t>
+      <w:t>QLCL-QTQL-01-HD.05</w:t>
     </w:r>
   </w:p>
 </w:hdr>
 </file>
 
-<file path=./word/numbering.xml><?xml version="1.0" encoding="utf-8"?>
+<file path=word/numbering.xml><?xml version="1.0" encoding="utf-8"?>
 <w:numbering xmlns:w="http://schemas.openxmlformats.org/wordprocessingml/2006/main" xmlns:o="urn:schemas-microsoft-com:office:office" xmlns:r="http://schemas.openxmlformats.org/officeDocument/2006/relationships" xmlns:v="urn:schemas-microsoft-com:vml" xmlns:mc="http://schemas.openxmlformats.org/markup-compatibility/2006" xmlns:w14="http://schemas.microsoft.com/office/word/2010/wordml">
   <w:abstractNum w:abstractNumId="1">
     <w:lvl w:ilvl="0">
@@ -14551,20 +14493,6 @@
   <w:abstractNum w:abstractNumId="2">
     <w:lvl w:ilvl="0">
       <w:start w:val="1"/>
-      <w:numFmt w:val="upperRoman"/>
-      <w:lvlText w:val="%1."/>
-      <w:lvlJc w:val="right"/>
-      <w:pPr>
-        <w:tabs>
-          <w:tab w:val="num" w:pos="0"/>
-        </w:tabs>
-        <w:ind w:start="720" w:hanging="360"/>
-      </w:pPr>
-    </w:lvl>
-  </w:abstractNum>
-  <w:abstractNum w:abstractNumId="3">
-    <w:lvl w:ilvl="0">
-      <w:start w:val="1"/>
       <w:numFmt w:val="decimal"/>
       <w:lvlText w:val="%1."/>
       <w:lvlJc w:val="left"/>
@@ -14590,33 +14518,18 @@
   <w:num w:numId="2">
     <w:abstractNumId w:val="2"/>
   </w:num>
-  <w:num w:numId="3">
-    <w:abstractNumId w:val="3"/>
-  </w:num>
 </w:numbering>
 </file>
 
-<file path=./word/settings.xml><?xml version="1.0" encoding="utf-8"?>
-<w:settings xmlns:w="http://schemas.openxmlformats.org/wordprocessingml/2006/main">
-  <w:zoom w:percent="100"/>
-  <w:defaultTabStop w:val="720"/>
-  <w:autoHyphenation w:val="true"/>
-  <w:hyphenationZone w:val="0"/>
-  <w:compat>
-    <w:compatSetting w:name="compatibilityMode" w:uri="http://schemas.microsoft.com/office/word" w:val="11"/>
-  </w:compat>
-</w:settings>
-</file>
-
-<file path=./word/styles.xml><?xml version="1.0" encoding="utf-8"?>
+<file path=word/styles.xml><?xml version="1.0" encoding="utf-8"?>
 <w:styles xmlns:w="http://schemas.openxmlformats.org/wordprocessingml/2006/main" xmlns:w14="http://schemas.microsoft.com/office/word/2010/wordml" xmlns:mc="http://schemas.openxmlformats.org/markup-compatibility/2006">
   <w:docDefaults>
     <w:rPrDefault>
       <w:rPr>
-        <w:rFonts w:ascii="Liberation Serif" w:hAnsi="Liberation Serif" w:eastAsia="NSimSun" w:cs="Lucida Sans"/>
+        <w:rFonts w:ascii="Liberation Serif" w:hAnsi="Liberation Serif" w:eastAsia="Songti SC" w:cs="Arial Unicode MS"/>
         <w:sz w:val="24"/>
         <w:szCs w:val="24"/>
-        <w:lang w:val="en-US" w:eastAsia="zh-CN" w:bidi="hi-IN"/>
+        <w:lang w:val="vi-VN" w:eastAsia="zh-CN" w:bidi="hi-IN"/>
       </w:rPr>
     </w:rPrDefault>
     <w:pPrDefault>
@@ -14637,7 +14550,7 @@
       <w:color w:val="auto"/>
       <w:sz w:val="28"/>
       <w:szCs w:val="28"/>
-      <w:lang w:bidi="ar-SA" w:val="en-US" w:eastAsia="zh-CN"/>
+      <w:lang w:val="en-US" w:bidi="ar-SA" w:eastAsia="zh-CN"/>
     </w:rPr>
   </w:style>
   <w:style w:type="paragraph" w:styleId="Heading1">
@@ -14851,11 +14764,32 @@
       <w:szCs w:val="28"/>
     </w:rPr>
   </w:style>
+  <w:style w:type="character" w:styleId="WW8Num3z0">
+    <w:name w:val="WW8Num3z0"/>
+    <w:qFormat/>
+    <w:rPr>
+      <w:rFonts w:ascii="Symbol" w:hAnsi="Symbol" w:cs="Symbol"/>
+    </w:rPr>
+  </w:style>
+  <w:style w:type="character" w:styleId="WW8Num3z1">
+    <w:name w:val="WW8Num3z1"/>
+    <w:qFormat/>
+    <w:rPr>
+      <w:rFonts w:ascii="Courier New" w:hAnsi="Courier New" w:cs="Courier New"/>
+    </w:rPr>
+  </w:style>
+  <w:style w:type="character" w:styleId="WW8Num3z2">
+    <w:name w:val="WW8Num3z2"/>
+    <w:qFormat/>
+    <w:rPr>
+      <w:rFonts w:ascii="Wingdings" w:hAnsi="Wingdings" w:cs="Wingdings"/>
+    </w:rPr>
+  </w:style>
   <w:style w:type="character" w:styleId="WW8Num4z0">
     <w:name w:val="WW8Num4z0"/>
     <w:qFormat/>
     <w:rPr>
-      <w:rFonts w:ascii="Symbol" w:hAnsi="Symbol" w:cs="Symbol"/>
+      <w:rFonts w:ascii="Times New Roman" w:hAnsi="Times New Roman" w:eastAsia="Times New Roman" w:cs="Times New Roman"/>
     </w:rPr>
   </w:style>
   <w:style w:type="character" w:styleId="WW8Num4z1">
@@ -14872,6 +14806,13 @@
       <w:rFonts w:ascii="Wingdings" w:hAnsi="Wingdings" w:cs="Wingdings"/>
     </w:rPr>
   </w:style>
+  <w:style w:type="character" w:styleId="WW8Num4z3">
+    <w:name w:val="WW8Num4z3"/>
+    <w:qFormat/>
+    <w:rPr>
+      <w:rFonts w:ascii="Symbol" w:hAnsi="Symbol" w:cs="Symbol"/>
+    </w:rPr>
+  </w:style>
   <w:style w:type="character" w:styleId="WW8Num5z0">
     <w:name w:val="WW8Num5z0"/>
     <w:qFormat/>
@@ -14904,43 +14845,43 @@
     <w:name w:val="WW8Num6z0"/>
     <w:qFormat/>
     <w:rPr>
+      <w:b/>
+      <w:sz w:val="24"/>
+    </w:rPr>
+  </w:style>
+  <w:style w:type="character" w:styleId="WW8Num7z0">
+    <w:name w:val="WW8Num7z0"/>
+    <w:qFormat/>
+    <w:rPr>
       <w:rFonts w:ascii="Times New Roman" w:hAnsi="Times New Roman" w:eastAsia="Times New Roman" w:cs="Times New Roman"/>
     </w:rPr>
   </w:style>
-  <w:style w:type="character" w:styleId="WW8Num6z1">
-    <w:name w:val="WW8Num6z1"/>
+  <w:style w:type="character" w:styleId="WW8Num7z1">
+    <w:name w:val="WW8Num7z1"/>
     <w:qFormat/>
     <w:rPr>
       <w:rFonts w:ascii="Courier New" w:hAnsi="Courier New" w:cs="Courier New"/>
     </w:rPr>
   </w:style>
-  <w:style w:type="character" w:styleId="WW8Num6z2">
-    <w:name w:val="WW8Num6z2"/>
+  <w:style w:type="character" w:styleId="WW8Num7z2">
+    <w:name w:val="WW8Num7z2"/>
     <w:qFormat/>
     <w:rPr>
       <w:rFonts w:ascii="Wingdings" w:hAnsi="Wingdings" w:cs="Wingdings"/>
     </w:rPr>
   </w:style>
-  <w:style w:type="character" w:styleId="WW8Num6z3">
-    <w:name w:val="WW8Num6z3"/>
+  <w:style w:type="character" w:styleId="WW8Num7z3">
+    <w:name w:val="WW8Num7z3"/>
     <w:qFormat/>
     <w:rPr>
       <w:rFonts w:ascii="Symbol" w:hAnsi="Symbol" w:cs="Symbol"/>
     </w:rPr>
   </w:style>
-  <w:style w:type="character" w:styleId="WW8Num7z0">
-    <w:name w:val="WW8Num7z0"/>
-    <w:qFormat/>
-    <w:rPr>
-      <w:b/>
-      <w:sz w:val="24"/>
-    </w:rPr>
-  </w:style>
   <w:style w:type="character" w:styleId="WW8Num8z0">
     <w:name w:val="WW8Num8z0"/>
     <w:qFormat/>
     <w:rPr>
-      <w:rFonts w:ascii="Times New Roman" w:hAnsi="Times New Roman" w:eastAsia="Times New Roman" w:cs="Times New Roman"/>
+      <w:rFonts w:ascii="Shruti" w:hAnsi="Shruti" w:cs="Shruti"/>
     </w:rPr>
   </w:style>
   <w:style w:type="character" w:styleId="WW8Num8z1">
@@ -14968,7 +14909,7 @@
     <w:name w:val="WW8Num9z0"/>
     <w:qFormat/>
     <w:rPr>
-      <w:rFonts w:ascii="Shruti" w:hAnsi="Shruti" w:cs="Shruti"/>
+      <w:rFonts w:ascii="Times New Roman" w:hAnsi="Times New Roman" w:eastAsia="Times New Roman" w:cs="Times New Roman"/>
     </w:rPr>
   </w:style>
   <w:style w:type="character" w:styleId="WW8Num9z1">
@@ -14995,64 +14936,45 @@
   <w:style w:type="character" w:styleId="WW8Num10z0">
     <w:name w:val="WW8Num10z0"/>
     <w:qFormat/>
+    <w:rPr/>
+  </w:style>
+  <w:style w:type="character" w:styleId="WW8Num12z0">
+    <w:name w:val="WW8Num12z0"/>
+    <w:qFormat/>
     <w:rPr>
       <w:rFonts w:ascii="Times New Roman" w:hAnsi="Times New Roman" w:eastAsia="Times New Roman" w:cs="Times New Roman"/>
     </w:rPr>
   </w:style>
-  <w:style w:type="character" w:styleId="WW8Num10z1">
-    <w:name w:val="WW8Num10z1"/>
+  <w:style w:type="character" w:styleId="WW8Num12z1">
+    <w:name w:val="WW8Num12z1"/>
     <w:qFormat/>
     <w:rPr>
       <w:rFonts w:ascii="Courier New" w:hAnsi="Courier New" w:cs="Courier New"/>
     </w:rPr>
   </w:style>
-  <w:style w:type="character" w:styleId="WW8Num10z2">
-    <w:name w:val="WW8Num10z2"/>
+  <w:style w:type="character" w:styleId="WW8Num12z2">
+    <w:name w:val="WW8Num12z2"/>
     <w:qFormat/>
     <w:rPr>
       <w:rFonts w:ascii="Wingdings" w:hAnsi="Wingdings" w:cs="Wingdings"/>
     </w:rPr>
   </w:style>
-  <w:style w:type="character" w:styleId="WW8Num10z3">
-    <w:name w:val="WW8Num10z3"/>
+  <w:style w:type="character" w:styleId="WW8Num12z3">
+    <w:name w:val="WW8Num12z3"/>
     <w:qFormat/>
     <w:rPr>
       <w:rFonts w:ascii="Symbol" w:hAnsi="Symbol" w:cs="Symbol"/>
     </w:rPr>
   </w:style>
-  <w:style w:type="character" w:styleId="WW8Num11z0">
-    <w:name w:val="WW8Num11z0"/>
-    <w:qFormat/>
-    <w:rPr/>
-  </w:style>
   <w:style w:type="character" w:styleId="WW8Num13z0">
     <w:name w:val="WW8Num13z0"/>
     <w:qFormat/>
-    <w:rPr/>
-  </w:style>
-  <w:style w:type="character" w:styleId="WW8Num14z0">
-    <w:name w:val="WW8Num14z0"/>
-    <w:qFormat/>
     <w:rPr>
-      <w:rFonts w:ascii="Times New Roman" w:hAnsi="Times New Roman" w:eastAsia="Times New Roman" w:cs="Times New Roman"/>
+      <w:b/>
     </w:rPr>
   </w:style>
-  <w:style w:type="character" w:styleId="WW8Num14z1">
-    <w:name w:val="WW8Num14z1"/>
-    <w:qFormat/>
-    <w:rPr>
-      <w:rFonts w:ascii="Courier New" w:hAnsi="Courier New" w:cs="Courier New"/>
-    </w:rPr>
-  </w:style>
-  <w:style w:type="character" w:styleId="WW8Num14z2">
-    <w:name w:val="WW8Num14z2"/>
-    <w:qFormat/>
-    <w:rPr>
-      <w:rFonts w:ascii="Wingdings" w:hAnsi="Wingdings" w:cs="Wingdings"/>
-    </w:rPr>
-  </w:style>
-  <w:style w:type="character" w:styleId="WW8Num14z3">
-    <w:name w:val="WW8Num14z3"/>
+  <w:style w:type="character" w:styleId="WW8Num13z1">
+    <w:name w:val="WW8Num13z1"/>
     <w:qFormat/>
     <w:rPr>
       <w:rFonts w:ascii="Symbol" w:hAnsi="Symbol" w:cs="Symbol"/>
@@ -15060,25 +14982,6 @@
   </w:style>
   <w:style w:type="character" w:styleId="WW8Num15z0">
     <w:name w:val="WW8Num15z0"/>
-    <w:qFormat/>
-    <w:rPr/>
-  </w:style>
-  <w:style w:type="character" w:styleId="WW8Num16z0">
-    <w:name w:val="WW8Num16z0"/>
-    <w:qFormat/>
-    <w:rPr>
-      <w:b/>
-    </w:rPr>
-  </w:style>
-  <w:style w:type="character" w:styleId="WW8Num16z1">
-    <w:name w:val="WW8Num16z1"/>
-    <w:qFormat/>
-    <w:rPr>
-      <w:rFonts w:ascii="Symbol" w:hAnsi="Symbol" w:cs="Symbol"/>
-    </w:rPr>
-  </w:style>
-  <w:style w:type="character" w:styleId="WW8Num18z0">
-    <w:name w:val="WW8Num18z0"/>
     <w:qFormat/>
     <w:rPr>
       <w:rFonts w:ascii=".VnTime" w:hAnsi=".VnTime" w:cs=".VnTime"/>
@@ -15086,12 +14989,52 @@
       <w:sz w:val="28"/>
     </w:rPr>
   </w:style>
-  <w:style w:type="character" w:styleId="WW8Num19z0">
-    <w:name w:val="WW8Num19z0"/>
+  <w:style w:type="character" w:styleId="WW8Num16z0">
+    <w:name w:val="WW8Num16z0"/>
     <w:qFormat/>
     <w:rPr>
       <w:b/>
       <w:sz w:val="24"/>
+    </w:rPr>
+  </w:style>
+  <w:style w:type="character" w:styleId="WW8Num17z0">
+    <w:name w:val="WW8Num17z0"/>
+    <w:qFormat/>
+    <w:rPr>
+      <w:rFonts w:ascii="Symbol" w:hAnsi="Symbol" w:cs="Symbol"/>
+    </w:rPr>
+  </w:style>
+  <w:style w:type="character" w:styleId="WW8Num17z1">
+    <w:name w:val="WW8Num17z1"/>
+    <w:qFormat/>
+    <w:rPr>
+      <w:rFonts w:ascii="Courier New" w:hAnsi="Courier New" w:cs="Courier New"/>
+    </w:rPr>
+  </w:style>
+  <w:style w:type="character" w:styleId="WW8Num17z2">
+    <w:name w:val="WW8Num17z2"/>
+    <w:qFormat/>
+    <w:rPr>
+      <w:rFonts w:ascii="Wingdings" w:hAnsi="Wingdings" w:cs="Wingdings"/>
+    </w:rPr>
+  </w:style>
+  <w:style w:type="character" w:styleId="WW8Num18z0">
+    <w:name w:val="WW8Num18z0"/>
+    <w:qFormat/>
+    <w:rPr/>
+  </w:style>
+  <w:style w:type="character" w:styleId="WW8Num19z1">
+    <w:name w:val="WW8Num19z1"/>
+    <w:qFormat/>
+    <w:rPr>
+      <w:rFonts w:ascii="Wingdings" w:hAnsi="Wingdings" w:cs="Wingdings"/>
+    </w:rPr>
+  </w:style>
+  <w:style w:type="character" w:styleId="WW8Num19z2">
+    <w:name w:val="WW8Num19z2"/>
+    <w:qFormat/>
+    <w:rPr>
+      <w:rFonts w:ascii="Times New Roman" w:hAnsi="Times New Roman" w:eastAsia="Times New Roman" w:cs="Times New Roman"/>
     </w:rPr>
   </w:style>
   <w:style w:type="character" w:styleId="WW8Num20z0">
@@ -15118,78 +15061,38 @@
   <w:style w:type="character" w:styleId="WW8Num21z0">
     <w:name w:val="WW8Num21z0"/>
     <w:qFormat/>
+    <w:rPr>
+      <w:rFonts w:ascii="Symbol" w:hAnsi="Symbol" w:cs="Symbol"/>
+    </w:rPr>
+  </w:style>
+  <w:style w:type="character" w:styleId="WW8Num21z1">
+    <w:name w:val="WW8Num21z1"/>
+    <w:qFormat/>
+    <w:rPr>
+      <w:rFonts w:ascii="Courier New" w:hAnsi="Courier New" w:cs="Courier New"/>
+    </w:rPr>
+  </w:style>
+  <w:style w:type="character" w:styleId="WW8Num21z2">
+    <w:name w:val="WW8Num21z2"/>
+    <w:qFormat/>
+    <w:rPr>
+      <w:rFonts w:ascii="Wingdings" w:hAnsi="Wingdings" w:cs="Wingdings"/>
+    </w:rPr>
+  </w:style>
+  <w:style w:type="character" w:styleId="WW8Num22z0">
+    <w:name w:val="WW8Num22z0"/>
+    <w:qFormat/>
     <w:rPr/>
   </w:style>
   <w:style w:type="character" w:styleId="WW8Num22z1">
     <w:name w:val="WW8Num22z1"/>
     <w:qFormat/>
     <w:rPr>
-      <w:rFonts w:ascii="Wingdings" w:hAnsi="Wingdings" w:cs="Wingdings"/>
-    </w:rPr>
-  </w:style>
-  <w:style w:type="character" w:styleId="WW8Num22z2">
-    <w:name w:val="WW8Num22z2"/>
-    <w:qFormat/>
-    <w:rPr>
-      <w:rFonts w:ascii="Times New Roman" w:hAnsi="Times New Roman" w:eastAsia="Times New Roman" w:cs="Times New Roman"/>
+      <w:b/>
     </w:rPr>
   </w:style>
   <w:style w:type="character" w:styleId="WW8Num23z0">
     <w:name w:val="WW8Num23z0"/>
-    <w:qFormat/>
-    <w:rPr>
-      <w:rFonts w:ascii="Symbol" w:hAnsi="Symbol" w:cs="Symbol"/>
-    </w:rPr>
-  </w:style>
-  <w:style w:type="character" w:styleId="WW8Num23z1">
-    <w:name w:val="WW8Num23z1"/>
-    <w:qFormat/>
-    <w:rPr>
-      <w:rFonts w:ascii="Courier New" w:hAnsi="Courier New" w:cs="Courier New"/>
-    </w:rPr>
-  </w:style>
-  <w:style w:type="character" w:styleId="WW8Num23z2">
-    <w:name w:val="WW8Num23z2"/>
-    <w:qFormat/>
-    <w:rPr>
-      <w:rFonts w:ascii="Wingdings" w:hAnsi="Wingdings" w:cs="Wingdings"/>
-    </w:rPr>
-  </w:style>
-  <w:style w:type="character" w:styleId="WW8Num24z0">
-    <w:name w:val="WW8Num24z0"/>
-    <w:qFormat/>
-    <w:rPr>
-      <w:rFonts w:ascii="Symbol" w:hAnsi="Symbol" w:cs="Symbol"/>
-    </w:rPr>
-  </w:style>
-  <w:style w:type="character" w:styleId="WW8Num24z1">
-    <w:name w:val="WW8Num24z1"/>
-    <w:qFormat/>
-    <w:rPr>
-      <w:rFonts w:ascii="Courier New" w:hAnsi="Courier New" w:cs="Courier New"/>
-    </w:rPr>
-  </w:style>
-  <w:style w:type="character" w:styleId="WW8Num24z2">
-    <w:name w:val="WW8Num24z2"/>
-    <w:qFormat/>
-    <w:rPr>
-      <w:rFonts w:ascii="Wingdings" w:hAnsi="Wingdings" w:cs="Wingdings"/>
-    </w:rPr>
-  </w:style>
-  <w:style w:type="character" w:styleId="WW8Num25z0">
-    <w:name w:val="WW8Num25z0"/>
-    <w:qFormat/>
-    <w:rPr/>
-  </w:style>
-  <w:style w:type="character" w:styleId="WW8Num25z1">
-    <w:name w:val="WW8Num25z1"/>
-    <w:qFormat/>
-    <w:rPr>
-      <w:b/>
-    </w:rPr>
-  </w:style>
-  <w:style w:type="character" w:styleId="WW8Num26z0">
-    <w:name w:val="WW8Num26z0"/>
     <w:qFormat/>
     <w:rPr>
       <w:rFonts w:ascii="Verdana" w:hAnsi="Verdana" w:cs="Verdana"/>
@@ -15200,39 +15103,67 @@
       <w:szCs w:val="16"/>
     </w:rPr>
   </w:style>
-  <w:style w:type="character" w:styleId="WW8Num27z0">
-    <w:name w:val="WW8Num27z0"/>
+  <w:style w:type="character" w:styleId="WW8Num24z0">
+    <w:name w:val="WW8Num24z0"/>
     <w:qFormat/>
     <w:rPr>
       <w:b/>
     </w:rPr>
   </w:style>
+  <w:style w:type="character" w:styleId="WW8Num25z0">
+    <w:name w:val="WW8Num25z0"/>
+    <w:qFormat/>
+    <w:rPr>
+      <w:rFonts w:ascii="Shruti" w:hAnsi="Shruti" w:cs="Shruti"/>
+    </w:rPr>
+  </w:style>
+  <w:style w:type="character" w:styleId="WW8Num25z1">
+    <w:name w:val="WW8Num25z1"/>
+    <w:qFormat/>
+    <w:rPr>
+      <w:rFonts w:ascii="Courier New" w:hAnsi="Courier New" w:cs="Courier New"/>
+    </w:rPr>
+  </w:style>
+  <w:style w:type="character" w:styleId="WW8Num25z2">
+    <w:name w:val="WW8Num25z2"/>
+    <w:qFormat/>
+    <w:rPr>
+      <w:rFonts w:ascii="Wingdings" w:hAnsi="Wingdings" w:cs="Wingdings"/>
+    </w:rPr>
+  </w:style>
+  <w:style w:type="character" w:styleId="WW8Num25z3">
+    <w:name w:val="WW8Num25z3"/>
+    <w:qFormat/>
+    <w:rPr>
+      <w:rFonts w:ascii="Symbol" w:hAnsi="Symbol" w:cs="Symbol"/>
+    </w:rPr>
+  </w:style>
+  <w:style w:type="character" w:styleId="WW8Num26z0">
+    <w:name w:val="WW8Num26z0"/>
+    <w:qFormat/>
+    <w:rPr>
+      <w:rFonts w:ascii="Symbol" w:hAnsi="Symbol" w:cs="Symbol"/>
+    </w:rPr>
+  </w:style>
+  <w:style w:type="character" w:styleId="WW8Num26z1">
+    <w:name w:val="WW8Num26z1"/>
+    <w:qFormat/>
+    <w:rPr>
+      <w:rFonts w:ascii="Courier New" w:hAnsi="Courier New" w:cs="Courier New"/>
+    </w:rPr>
+  </w:style>
+  <w:style w:type="character" w:styleId="WW8Num26z2">
+    <w:name w:val="WW8Num26z2"/>
+    <w:qFormat/>
+    <w:rPr>
+      <w:rFonts w:ascii="Wingdings" w:hAnsi="Wingdings" w:cs="Wingdings"/>
+    </w:rPr>
+  </w:style>
   <w:style w:type="character" w:styleId="WW8Num28z0">
     <w:name w:val="WW8Num28z0"/>
     <w:qFormat/>
     <w:rPr>
-      <w:rFonts w:ascii="Shruti" w:hAnsi="Shruti" w:cs="Shruti"/>
-    </w:rPr>
-  </w:style>
-  <w:style w:type="character" w:styleId="WW8Num28z1">
-    <w:name w:val="WW8Num28z1"/>
-    <w:qFormat/>
-    <w:rPr>
-      <w:rFonts w:ascii="Courier New" w:hAnsi="Courier New" w:cs="Courier New"/>
-    </w:rPr>
-  </w:style>
-  <w:style w:type="character" w:styleId="WW8Num28z2">
-    <w:name w:val="WW8Num28z2"/>
-    <w:qFormat/>
-    <w:rPr>
-      <w:rFonts w:ascii="Wingdings" w:hAnsi="Wingdings" w:cs="Wingdings"/>
-    </w:rPr>
-  </w:style>
-  <w:style w:type="character" w:styleId="WW8Num28z3">
-    <w:name w:val="WW8Num28z3"/>
-    <w:qFormat/>
-    <w:rPr>
-      <w:rFonts w:ascii="Symbol" w:hAnsi="Symbol" w:cs="Symbol"/>
+      <w:b/>
     </w:rPr>
   </w:style>
   <w:style w:type="character" w:styleId="WW8Num29z0">
@@ -15256,39 +15187,65 @@
       <w:rFonts w:ascii="Wingdings" w:hAnsi="Wingdings" w:cs="Wingdings"/>
     </w:rPr>
   </w:style>
+  <w:style w:type="character" w:styleId="WW8Num30z0">
+    <w:name w:val="WW8Num30z0"/>
+    <w:qFormat/>
+    <w:rPr>
+      <w:rFonts w:ascii="Times New Roman" w:hAnsi="Times New Roman" w:eastAsia="Times New Roman" w:cs="Times New Roman"/>
+    </w:rPr>
+  </w:style>
+  <w:style w:type="character" w:styleId="WW8Num30z1">
+    <w:name w:val="WW8Num30z1"/>
+    <w:qFormat/>
+    <w:rPr>
+      <w:rFonts w:ascii="Courier New" w:hAnsi="Courier New" w:cs="Courier New"/>
+    </w:rPr>
+  </w:style>
+  <w:style w:type="character" w:styleId="WW8Num30z2">
+    <w:name w:val="WW8Num30z2"/>
+    <w:qFormat/>
+    <w:rPr>
+      <w:rFonts w:ascii="Wingdings" w:hAnsi="Wingdings" w:cs="Wingdings"/>
+    </w:rPr>
+  </w:style>
+  <w:style w:type="character" w:styleId="WW8Num30z3">
+    <w:name w:val="WW8Num30z3"/>
+    <w:qFormat/>
+    <w:rPr>
+      <w:rFonts w:ascii="Symbol" w:hAnsi="Symbol" w:cs="Symbol"/>
+    </w:rPr>
+  </w:style>
   <w:style w:type="character" w:styleId="WW8Num31z0">
     <w:name w:val="WW8Num31z0"/>
     <w:qFormat/>
     <w:rPr>
-      <w:b/>
-    </w:rPr>
-  </w:style>
-  <w:style w:type="character" w:styleId="WW8Num32z0">
-    <w:name w:val="WW8Num32z0"/>
-    <w:qFormat/>
-    <w:rPr>
       <w:rFonts w:ascii="Symbol" w:hAnsi="Symbol" w:cs="Symbol"/>
     </w:rPr>
   </w:style>
-  <w:style w:type="character" w:styleId="WW8Num32z1">
-    <w:name w:val="WW8Num32z1"/>
+  <w:style w:type="character" w:styleId="WW8Num31z1">
+    <w:name w:val="WW8Num31z1"/>
     <w:qFormat/>
     <w:rPr>
       <w:rFonts w:ascii="Courier New" w:hAnsi="Courier New" w:cs="Courier New"/>
     </w:rPr>
   </w:style>
-  <w:style w:type="character" w:styleId="WW8Num32z2">
-    <w:name w:val="WW8Num32z2"/>
+  <w:style w:type="character" w:styleId="WW8Num31z2">
+    <w:name w:val="WW8Num31z2"/>
     <w:qFormat/>
     <w:rPr>
       <w:rFonts w:ascii="Wingdings" w:hAnsi="Wingdings" w:cs="Wingdings"/>
     </w:rPr>
   </w:style>
+  <w:style w:type="character" w:styleId="WW8Num32z0">
+    <w:name w:val="WW8Num32z0"/>
+    <w:qFormat/>
+    <w:rPr/>
+  </w:style>
   <w:style w:type="character" w:styleId="WW8Num33z0">
     <w:name w:val="WW8Num33z0"/>
     <w:qFormat/>
     <w:rPr>
-      <w:rFonts w:ascii="Times New Roman" w:hAnsi="Times New Roman" w:eastAsia="Times New Roman" w:cs="Times New Roman"/>
+      <w:rFonts w:ascii="Symbol" w:hAnsi="Symbol" w:cs="Symbol"/>
     </w:rPr>
   </w:style>
   <w:style w:type="character" w:styleId="WW8Num33z1">
@@ -15305,13 +15262,6 @@
       <w:rFonts w:ascii="Wingdings" w:hAnsi="Wingdings" w:cs="Wingdings"/>
     </w:rPr>
   </w:style>
-  <w:style w:type="character" w:styleId="WW8Num33z3">
-    <w:name w:val="WW8Num33z3"/>
-    <w:qFormat/>
-    <w:rPr>
-      <w:rFonts w:ascii="Symbol" w:hAnsi="Symbol" w:cs="Symbol"/>
-    </w:rPr>
-  </w:style>
   <w:style w:type="character" w:styleId="WW8Num34z0">
     <w:name w:val="WW8Num34z0"/>
     <w:qFormat/>
@@ -15336,73 +15286,26 @@
   <w:style w:type="character" w:styleId="WW8Num35z0">
     <w:name w:val="WW8Num35z0"/>
     <w:qFormat/>
-    <w:rPr/>
-  </w:style>
-  <w:style w:type="character" w:styleId="WW8Num36z0">
-    <w:name w:val="WW8Num36z0"/>
-    <w:qFormat/>
     <w:rPr>
-      <w:rFonts w:ascii="Symbol" w:hAnsi="Symbol" w:cs="Symbol"/>
+      <w:rFonts w:ascii="Times New Roman" w:hAnsi="Times New Roman" w:eastAsia="Times New Roman" w:cs="Times New Roman"/>
     </w:rPr>
   </w:style>
-  <w:style w:type="character" w:styleId="WW8Num36z1">
-    <w:name w:val="WW8Num36z1"/>
+  <w:style w:type="character" w:styleId="WW8Num35z1">
+    <w:name w:val="WW8Num35z1"/>
     <w:qFormat/>
     <w:rPr>
       <w:rFonts w:ascii="Courier New" w:hAnsi="Courier New" w:cs="Courier New"/>
     </w:rPr>
   </w:style>
-  <w:style w:type="character" w:styleId="WW8Num36z2">
-    <w:name w:val="WW8Num36z2"/>
+  <w:style w:type="character" w:styleId="WW8Num35z2">
+    <w:name w:val="WW8Num35z2"/>
     <w:qFormat/>
     <w:rPr>
       <w:rFonts w:ascii="Wingdings" w:hAnsi="Wingdings" w:cs="Wingdings"/>
     </w:rPr>
   </w:style>
-  <w:style w:type="character" w:styleId="WW8Num37z0">
-    <w:name w:val="WW8Num37z0"/>
-    <w:qFormat/>
-    <w:rPr>
-      <w:rFonts w:ascii="Symbol" w:hAnsi="Symbol" w:cs="Symbol"/>
-    </w:rPr>
-  </w:style>
-  <w:style w:type="character" w:styleId="WW8Num37z1">
-    <w:name w:val="WW8Num37z1"/>
-    <w:qFormat/>
-    <w:rPr>
-      <w:rFonts w:ascii="Courier New" w:hAnsi="Courier New" w:cs="Courier New"/>
-    </w:rPr>
-  </w:style>
-  <w:style w:type="character" w:styleId="WW8Num37z2">
-    <w:name w:val="WW8Num37z2"/>
-    <w:qFormat/>
-    <w:rPr>
-      <w:rFonts w:ascii="Wingdings" w:hAnsi="Wingdings" w:cs="Wingdings"/>
-    </w:rPr>
-  </w:style>
-  <w:style w:type="character" w:styleId="WW8Num38z0">
-    <w:name w:val="WW8Num38z0"/>
-    <w:qFormat/>
-    <w:rPr>
-      <w:rFonts w:ascii="Times New Roman" w:hAnsi="Times New Roman" w:eastAsia="Times New Roman" w:cs="Times New Roman"/>
-    </w:rPr>
-  </w:style>
-  <w:style w:type="character" w:styleId="WW8Num38z1">
-    <w:name w:val="WW8Num38z1"/>
-    <w:qFormat/>
-    <w:rPr>
-      <w:rFonts w:ascii="Courier New" w:hAnsi="Courier New" w:cs="Courier New"/>
-    </w:rPr>
-  </w:style>
-  <w:style w:type="character" w:styleId="WW8Num38z2">
-    <w:name w:val="WW8Num38z2"/>
-    <w:qFormat/>
-    <w:rPr>
-      <w:rFonts w:ascii="Wingdings" w:hAnsi="Wingdings" w:cs="Wingdings"/>
-    </w:rPr>
-  </w:style>
-  <w:style w:type="character" w:styleId="WW8Num38z3">
-    <w:name w:val="WW8Num38z3"/>
+  <w:style w:type="character" w:styleId="WW8Num35z3">
+    <w:name w:val="WW8Num35z3"/>
     <w:qFormat/>
     <w:rPr>
       <w:rFonts w:ascii="Symbol" w:hAnsi="Symbol" w:cs="Symbol"/>
@@ -15435,7 +15338,7 @@
     <w:rPr>
       <w:rFonts w:ascii=".VnTime" w:hAnsi=".VnTime" w:cs=".VnTime"/>
       <w:sz w:val="26"/>
-      <w:lang w:bidi="ar-SA"/>
+      <w:lang w:val="en-US" w:bidi="ar-SA"/>
     </w:rPr>
   </w:style>
   <w:style w:type="character" w:styleId="CharChar3">
@@ -15444,7 +15347,7 @@
     <w:rPr>
       <w:rFonts w:ascii=".VnTime" w:hAnsi=".VnTime" w:cs=".VnTime"/>
       <w:sz w:val="26"/>
-      <w:lang w:bidi="ar-SA"/>
+      <w:lang w:val="en-US" w:bidi="ar-SA"/>
     </w:rPr>
   </w:style>
   <w:style w:type="character" w:styleId="CommentReference">
@@ -15460,7 +15363,7 @@
     <w:qFormat/>
     <w:rPr>
       <w:rFonts w:ascii=".VnTime" w:hAnsi=".VnTime" w:cs=".VnTime"/>
-      <w:lang w:bidi="ar-SA"/>
+      <w:lang w:val="en-US" w:bidi="ar-SA"/>
     </w:rPr>
   </w:style>
   <w:style w:type="character" w:styleId="DateChar">
@@ -15472,7 +15375,7 @@
       <w:color w:val="506280"/>
       <w:sz w:val="16"/>
       <w:szCs w:val="16"/>
-      <w:lang w:val="en-US"/>
+      <w:lang w:val="vi-VN"/>
     </w:rPr>
   </w:style>
   <w:style w:type="character" w:styleId="Quotation2NumberedChar">
@@ -15484,7 +15387,7 @@
       <w:color w:val="506280"/>
       <w:sz w:val="18"/>
       <w:szCs w:val="24"/>
-      <w:lang w:val="en-US"/>
+      <w:lang w:val="vi-VN"/>
     </w:rPr>
   </w:style>
   <w:style w:type="character" w:styleId="Hyperlink">
@@ -15530,7 +15433,7 @@
     <w:basedOn w:val="BodyText"/>
     <w:pPr/>
     <w:rPr>
-      <w:rFonts w:cs="Lucida Sans"/>
+      <w:rFonts w:cs="Arial Unicode MS"/>
     </w:rPr>
   </w:style>
   <w:style w:type="paragraph" w:styleId="Caption">
@@ -15558,7 +15461,7 @@
       <w:suppressLineNumbers/>
     </w:pPr>
     <w:rPr>
-      <w:rFonts w:cs="Lucida Sans"/>
+      <w:rFonts w:cs="Arial Unicode MS"/>
     </w:rPr>
   </w:style>
   <w:style w:type="paragraph" w:styleId="HeaderandFooter">
@@ -15569,8 +15472,8 @@
       <w:suppressLineNumbers/>
       <w:tabs>
         <w:tab w:val="clear" w:pos="720"/>
-        <w:tab w:val="center" w:pos="4986" w:leader="none"/>
-        <w:tab w:val="right" w:pos="9972" w:leader="none"/>
+        <w:tab w:val="center" w:pos="4819" w:leader="none"/>
+        <w:tab w:val="right" w:pos="9638" w:leader="none"/>
       </w:tabs>
     </w:pPr>
     <w:rPr/>
@@ -15706,7 +15609,7 @@
       <w:color w:val="000000"/>
       <w:sz w:val="24"/>
       <w:szCs w:val="24"/>
-      <w:lang w:bidi="ar-SA" w:val="en-US" w:eastAsia="zh-CN"/>
+      <w:lang w:val="en-US" w:bidi="ar-SA" w:eastAsia="zh-CN"/>
     </w:rPr>
   </w:style>
   <w:style w:type="paragraph" w:styleId="CommentText">
@@ -15742,7 +15645,7 @@
       <w:color w:val="506280"/>
       <w:sz w:val="16"/>
       <w:szCs w:val="16"/>
-      <w:lang w:val="en-US"/>
+      <w:lang w:val="vi-VN"/>
     </w:rPr>
   </w:style>
   <w:style w:type="paragraph" w:styleId="Text">
@@ -15781,7 +15684,7 @@
     <w:pPr>
       <w:numPr>
         <w:ilvl w:val="0"/>
-        <w:numId w:val="3"/>
+        <w:numId w:val="2"/>
       </w:numPr>
       <w:spacing w:before="240" w:after="120"/>
     </w:pPr>
@@ -15791,7 +15694,7 @@
       <w:color w:val="506280"/>
       <w:sz w:val="18"/>
       <w:szCs w:val="24"/>
-      <w:lang w:val="en-US"/>
+      <w:lang w:val="vi-VN"/>
     </w:rPr>
   </w:style>
   <w:style w:type="paragraph" w:styleId="gachmuc2">
@@ -16016,22 +15919,10 @@
     <w:name w:val="WW8Num35"/>
     <w:qFormat/>
   </w:style>
-  <w:style w:type="numbering" w:styleId="WW8Num36">
-    <w:name w:val="WW8Num36"/>
-    <w:qFormat/>
-  </w:style>
-  <w:style w:type="numbering" w:styleId="WW8Num37">
-    <w:name w:val="WW8Num37"/>
-    <w:qFormat/>
-  </w:style>
-  <w:style w:type="numbering" w:styleId="WW8Num38">
-    <w:name w:val="WW8Num38"/>
-    <w:qFormat/>
-  </w:style>
 </w:styles>
 </file>
 
-<file path=./word/theme/theme1.xml><?xml version="1.0" encoding="utf-8"?>
+<file path=word/theme/theme1.xml><?xml version="1.0" encoding="utf-8"?>
 <a:theme xmlns:a="http://schemas.openxmlformats.org/drawingml/2006/main" xmlns:r="http://schemas.openxmlformats.org/officeDocument/2006/relationships" name="Office">
   <a:themeElements>
     <a:clrScheme name="LibreOffice">
